--- a/docs/output/wet.docx
+++ b/docs/output/wet.docx
@@ -208,13 +208,13 @@
         <w:t xml:space="preserve"> </w:t>
       </w:r>
       <w:r>
-        <w:t xml:space="preserve">From this broad assessment, two mechanisms emerged as both significantly affected by treatment and correlated with symptom improvement: enhanced distress tolerance (r = -0.35) and decreased anxious responses to core threats (r = 0.39).</w:t>
-      </w:r>
-      <w:r>
-        <w:t xml:space="preserve"> </w:t>
-      </w:r>
-      <w:r>
-        <w:t xml:space="preserve">This suggests exposure therapy operates through dual pathways: improving distress tolerance and reducing anxious responses.</w:t>
+        <w:t xml:space="preserve">From this broad assessment, two candidate mechanisms emerged as both significantly affected by treatment and correlated with symptom improvement: enhanced distress tolerance (r = -0.35) and decreased anxious responses to core threats (r = 0.39).</w:t>
+      </w:r>
+      <w:r>
+        <w:t xml:space="preserve"> </w:t>
+      </w:r>
+      <w:r>
+        <w:t xml:space="preserve">This suggests exposure therapy might operate through dual pathways: improving distress tolerance and reducing anxious responses.</w:t>
       </w:r>
       <w:r>
         <w:t xml:space="preserve"> </w:t>
@@ -305,7 +305,7 @@
         <w:t xml:space="preserve"> </w:t>
       </w:r>
       <w:r>
-        <w:t xml:space="preserve">Evidence indicates that expressive writing has a consistent but limited effect, but can be more effective in focused contexts</w:t>
+        <w:t xml:space="preserve">Evidence indicates that expressive writing has a consistent, but limited effect, which can be more effective in focused contexts</w:t>
       </w:r>
       <w:r>
         <w:t xml:space="preserve"> </w:t>
@@ -322,7 +322,16 @@
         <w:pStyle w:val="Textkrper"/>
       </w:pPr>
       <w:r>
-        <w:t xml:space="preserve">Written Exposure Therapy (WET) is a structured, brief intervention designed to treat individuals with PTSD through expressive writing.</w:t>
+        <w:t xml:space="preserve">Written Exposure Therapy (WET) is a structured, brief intervention designed to treat individuals with PTSD through expressive writing</w:t>
+      </w:r>
+      <w:r>
+        <w:t xml:space="preserve"> </w:t>
+      </w:r>
+      <w:r>
+        <w:t xml:space="preserve">(Sloan &amp; Marx, 2019)</w:t>
+      </w:r>
+      <w:r>
+        <w:t xml:space="preserve">.</w:t>
       </w:r>
       <w:r>
         <w:t xml:space="preserve"> </w:t>
@@ -340,7 +349,7 @@
         <w:t xml:space="preserve"> </w:t>
       </w:r>
       <w:r>
-        <w:t xml:space="preserve">(Sloan et al., 2012; Sloan et al., 2023; Sloan &amp; Marx, 2019; Thompson-Hollands et al., 2019)</w:t>
+        <w:t xml:space="preserve">(Sloan et al., 2023; Thompson-Hollands et al., 2019)</w:t>
       </w:r>
       <w:r>
         <w:t xml:space="preserve">.</w:t>
@@ -378,7 +387,7 @@
         <w:pStyle w:val="Textkrper"/>
       </w:pPr>
       <w:r>
-        <w:t xml:space="preserve">This paper introduces transdiagnostic WET, a future oriented version of WET tailored for a population with transdiagnostic anxiety symptoms.</w:t>
+        <w:t xml:space="preserve">We introduce transdiagnostic WET, a future oriented version of WET tailored for individuals with transdiagnostic anxiety symptoms.</w:t>
       </w:r>
       <w:r>
         <w:t xml:space="preserve"> </w:t>
@@ -455,7 +464,7 @@
         <w:t xml:space="preserve"> </w:t>
       </w:r>
       <w:r>
-        <w:t xml:space="preserve">(Huppert &amp; Zlotnick, 2012; Zlotnick &amp; Huppert, 2025b)</w:t>
+        <w:t xml:space="preserve">(Huppert &amp; Zlotnick, 2012; Zlotnick &amp; Huppert, 2025)</w:t>
       </w:r>
       <w:r>
         <w:t xml:space="preserve">.</w:t>
@@ -485,7 +494,17 @@
         <w:t xml:space="preserve"> </w:t>
       </w:r>
       <w:r>
-        <w:t xml:space="preserve">(Zlotnick &amp; Huppert, 2025a)</w:t>
+        <w:t xml:space="preserve">(</w:t>
+      </w:r>
+      <w:r>
+        <w:rPr>
+          <w:bCs/>
+          <w:b/>
+        </w:rPr>
+        <w:t xml:space="preserve">zlotnickCoreThreatStructured?</w:t>
+      </w:r>
+      <w:r>
+        <w:t xml:space="preserve">)</w:t>
       </w:r>
       <w:r>
         <w:t xml:space="preserve">.</w:t>
@@ -664,7 +683,7 @@
         <w:t xml:space="preserve"> </w:t>
       </w:r>
       <w:r>
-        <w:t xml:space="preserve">We argue that this approach is appropriate for PTSD, where a major aspect of the intervention is reconstructing the traumatic narrative.</w:t>
+        <w:t xml:space="preserve">We suggest that this approach is appropriate for PTSD, where a major aspect of the intervention is reconstructing the traumatic narrative.</w:t>
       </w:r>
       <w:r>
         <w:t xml:space="preserve"> </w:t>
@@ -697,13 +716,13 @@
         <w:t xml:space="preserve"> </w:t>
       </w:r>
       <w:r>
-        <w:t xml:space="preserve">We contend that in future-oriented WET for a non-traumatized population increased emotional activation is needed.</w:t>
-      </w:r>
-      <w:r>
-        <w:t xml:space="preserve"> </w:t>
-      </w:r>
-      <w:r>
-        <w:t xml:space="preserve">Thus, we direct participants to immerse themselves in the writing by using first person, providing detailed sensory and emotional descriptions, and periodically closing their eyes and calling upon their imaginations.</w:t>
+        <w:t xml:space="preserve">We contend that in future-oriented WET for a non-traumatized population increased emotional activation is likely necessary for optimal outcomes.</w:t>
+      </w:r>
+      <w:r>
+        <w:t xml:space="preserve"> </w:t>
+      </w:r>
+      <w:r>
+        <w:t xml:space="preserve">Thus, participants are directed to immerse themselves in the writing by using first person, providing detailed sensory and emotional descriptions, and periodically closing their eyes and calling upon their imaginations.</w:t>
       </w:r>
     </w:p>
     <w:p>
@@ -953,7 +972,7 @@
         <w:pStyle w:val="Textkrper"/>
       </w:pPr>
       <w:r>
-        <w:t xml:space="preserve">An additional aim is to investigate the mechanisms underlying WET, enhancing our understanding of how it facilitates therapeutic change.</w:t>
+        <w:t xml:space="preserve">An additional aim is to investigate the potential mechanisms underlying WET, enhancing our understanding of how it facilitates therapeutic change.</w:t>
       </w:r>
       <w:r>
         <w:t xml:space="preserve"> </w:t>
@@ -1055,7 +1074,16 @@
         <w:t xml:space="preserve"> </w:t>
       </w:r>
       <w:r>
-        <w:t xml:space="preserve">Because participants were recruited from the same platform using identical screening, compensation, and measurement procedures, systematic bias other than time effects is unlikely.</w:t>
+        <w:t xml:space="preserve">Because participants were recruited from the same platform using identical screening, compensation, and measurement procedures, systematic bias other than time effects is unlikely</w:t>
+      </w:r>
+      <w:r>
+        <w:t xml:space="preserve"> </w:t>
+      </w:r>
+      <w:r>
+        <w:t xml:space="preserve">(see Sorka et al., in preparation)</w:t>
+      </w:r>
+      <w:r>
+        <w:t xml:space="preserve">.</w:t>
       </w:r>
       <w:r>
         <w:t xml:space="preserve"> </w:t>
@@ -1158,7 +1186,7 @@
     </w:p>
     <w:bookmarkEnd w:id="26"/>
     <w:bookmarkEnd w:id="27"/>
-    <w:bookmarkStart w:id="36" w:name="methods"/>
+    <w:bookmarkStart w:id="34" w:name="methods"/>
     <w:p>
       <w:pPr>
         <w:pStyle w:val="berschrift1"/>
@@ -1259,7 +1287,7 @@
         <w:pStyle w:val="Textkrper"/>
       </w:pPr>
       <w:r>
-        <w:t xml:space="preserve">Inclusion criteria included high pathological anxiety (OASIS score &gt; 4)</w:t>
+        <w:t xml:space="preserve">Inclusion criteria included moderate pathological anxiety (OASIS score &gt; 4)</w:t>
       </w:r>
       <w:r>
         <w:t xml:space="preserve"> </w:t>
@@ -1280,7 +1308,7 @@
         <w:t xml:space="preserve">(greater than 14 on the PHQ; Kroenke et al., 2009)</w:t>
       </w:r>
       <w:r>
-        <w:t xml:space="preserve">, post-trauma</w:t>
+        <w:t xml:space="preserve">, elevated post-traumatic symptoms</w:t>
       </w:r>
       <w:r>
         <w:t xml:space="preserve"> </w:t>
@@ -1289,7 +1317,7 @@
         <w:t xml:space="preserve">(greater than 6 on the brief PCL-5; Zuromski et al., 2019)</w:t>
       </w:r>
       <w:r>
-        <w:t xml:space="preserve">, or psychotic symptoms</w:t>
+        <w:t xml:space="preserve">, or presence of psychotic symptoms</w:t>
       </w:r>
       <w:r>
         <w:t xml:space="preserve"> </w:t>
@@ -1350,7 +1378,7 @@
         <w:pStyle w:val="Textkrper"/>
       </w:pPr>
       <w:r>
-        <w:t xml:space="preserve">Participants were randomly assigned to the treatment and control groups in a 2:1 ratio, using block randomization (</w:t>
+        <w:t xml:space="preserve">Participants were randomly assigned to the treatment and control groups in a 2:1 ratio, using stratified randomization (</w:t>
       </w:r>
       <m:oMath>
         <m:r>
@@ -1372,6 +1400,18 @@
           <m:rPr>
             <m:sty m:val="p"/>
           </m:rPr>
+          <m:t>&lt;</m:t>
+        </m:r>
+        <m:r>
+          <m:t>o</m:t>
+        </m:r>
+        <m:r>
+          <m:t>r</m:t>
+        </m:r>
+        <m:r>
+          <m:rPr>
+            <m:sty m:val="p"/>
+          </m:rPr>
           <m:t>≥</m:t>
         </m:r>
         <m:r>
@@ -1385,7 +1425,7 @@
         <w:t xml:space="preserve"> </w:t>
       </w:r>
       <w:r>
-        <w:t xml:space="preserve">The randomization process was integrated into the experiment program code.</w:t>
+        <w:t xml:space="preserve">The block randomization process was integrated into the experiment program code.</w:t>
       </w:r>
     </w:p>
     <w:bookmarkEnd w:id="28"/>
@@ -1437,7 +1477,7 @@
         <w:t xml:space="preserve"> </w:t>
       </w:r>
       <w:r>
-        <w:t xml:space="preserve">Higher scores indicate more severe anxiety-related impairment, with a cut-off score of eight recommended for distinguishing anxiety disorders and a change of four points considered clinically significant</w:t>
+        <w:t xml:space="preserve">Higher scores indicate more severe anxiety-related impairment, with a cut-off score of 8 recommended for identifying anxiety disorders and a change of four points considered clinically significant</w:t>
       </w:r>
       <w:r>
         <w:t xml:space="preserve"> </w:t>
@@ -1536,45 +1576,648 @@
         <w:t xml:space="preserve"> </w:t>
       </w:r>
       <w:r>
-        <w:t xml:space="preserve">The scale comprises two subscales:</w:t>
-      </w:r>
-      <w:r>
-        <w:t xml:space="preserve"> </w:t>
-      </w:r>
+        <w:t xml:space="preserve">The scale comprises two subscales: TAF-Moral, which reflects the belief that having unacceptable thoughts is morally equivalent to performing them, and TAF-Likelihood, which captures the belief that thinking certain thoughts increases the likelihood of them occurring.</w:t>
+      </w:r>
+      <w:r>
+        <w:t xml:space="preserve"> </w:t>
+      </w:r>
+      <w:r>
+        <w:t xml:space="preserve">We analyzed these subscales separately.</w:t>
+      </w:r>
+      <w:r>
+        <w:t xml:space="preserve"> </w:t>
+      </w:r>
+      <w:r>
+        <w:t xml:space="preserve">In our sample, the omega coefficients for moral and likelihood TAF were 0.94 and 0.97 respectively, indicating excellent reliability.</w:t>
+      </w:r>
+    </w:p>
+    <w:p>
+      <w:pPr>
+        <w:pStyle w:val="Textkrper"/>
+      </w:pPr>
+      <w:r>
+        <w:t xml:space="preserve">The</w:t>
+      </w:r>
+      <w:r>
+        <w:t xml:space="preserve"> </w:t>
+      </w:r>
+      <w:r>
+        <w:rPr>
+          <w:iCs/>
+          <w:i/>
+        </w:rPr>
+        <w:t xml:space="preserve">Brief Core Schema Scale</w:t>
+      </w:r>
+      <w:r>
+        <w:t xml:space="preserve"> </w:t>
+      </w:r>
+      <w:r>
+        <w:t xml:space="preserve">(BCSS; Fowler et al., 2006)</w:t>
+      </w:r>
+      <w:r>
+        <w:t xml:space="preserve"> </w:t>
+      </w:r>
+      <w:r>
+        <w:t xml:space="preserve">was employed to assess cognitive schemas.</w:t>
+      </w:r>
+      <w:r>
+        <w:t xml:space="preserve"> </w:t>
+      </w:r>
+      <w:r>
+        <w:t xml:space="preserve">It consists of 24 items regarding the self or others (e.g.,</w:t>
+      </w:r>
+      <w:r>
+        <w:t xml:space="preserve"> </w:t>
+      </w:r>
+      <w:r>
+        <w:t xml:space="preserve">“</w:t>
+      </w:r>
+      <w:r>
+        <w:t xml:space="preserve">I am talented</w:t>
+      </w:r>
+      <w:r>
+        <w:t xml:space="preserve">”</w:t>
+      </w:r>
+      <w:r>
+        <w:t xml:space="preserve">;</w:t>
+      </w:r>
+      <w:r>
+        <w:t xml:space="preserve"> </w:t>
+      </w:r>
+      <w:r>
+        <w:t xml:space="preserve">“</w:t>
+      </w:r>
+      <w:r>
+        <w:t xml:space="preserve">I am loved</w:t>
+      </w:r>
+      <w:r>
+        <w:t xml:space="preserve">”</w:t>
+      </w:r>
+      <w:r>
+        <w:t xml:space="preserve">), divided into two subscales each (e.g., self-positive and self-negative).</w:t>
+      </w:r>
+      <w:r>
+        <w:t xml:space="preserve"> </w:t>
+      </w:r>
+      <w:r>
+        <w:t xml:space="preserve">Each item is rated on a 5-point Likert scale (0 = Don’t Believe it to 4 = Believe it totally).</w:t>
+      </w:r>
+      <w:r>
+        <w:t xml:space="preserve"> </w:t>
+      </w:r>
+      <w:r>
+        <w:t xml:space="preserve">In our sample, the omega coefficients for each scale were at least 0.87, indicating excellent reliability.</w:t>
+      </w:r>
+    </w:p>
+    <w:p>
+      <w:pPr>
+        <w:pStyle w:val="Textkrper"/>
+      </w:pPr>
+      <w:r>
+        <w:t xml:space="preserve">The</w:t>
+      </w:r>
+      <w:r>
+        <w:t xml:space="preserve"> </w:t>
+      </w:r>
+      <w:r>
+        <w:rPr>
+          <w:iCs/>
+          <w:i/>
+        </w:rPr>
+        <w:t xml:space="preserve">Distress Tolerance Scale</w:t>
+      </w:r>
+      <w:r>
+        <w:t xml:space="preserve"> </w:t>
+      </w:r>
+      <w:r>
+        <w:t xml:space="preserve">(DTS; Simons &amp; Gaher, 2005)</w:t>
+      </w:r>
+      <w:r>
+        <w:t xml:space="preserve"> </w:t>
+      </w:r>
+      <w:r>
+        <w:t xml:space="preserve">assessed participants’ ability to tolerate distressing emotions.</w:t>
+      </w:r>
+      <w:r>
+        <w:t xml:space="preserve"> </w:t>
+      </w:r>
+      <w:r>
+        <w:t xml:space="preserve">The DTS consists of 15 items rated on a 5-point Likert scale (1 = strongly agree to 5 = strongly disagree), evaluating various aspects of distress tolerance.</w:t>
+      </w:r>
+      <w:r>
+        <w:t xml:space="preserve"> </w:t>
+      </w:r>
+      <w:r>
+        <w:t xml:space="preserve">Due to a coding mistake, item 6 was missing and item 7 was repeated twice, thus we dropped item 6 completely from all analyses.</w:t>
+      </w:r>
+      <w:r>
+        <w:t xml:space="preserve"> </w:t>
+      </w:r>
+      <w:r>
+        <w:t xml:space="preserve">In our sample, the omega coefficient was 0.93, indicating excellent reliability.</w:t>
+      </w:r>
+    </w:p>
+    <w:p>
+      <w:pPr>
+        <w:pStyle w:val="Textkrper"/>
+      </w:pPr>
+      <w:r>
+        <w:t xml:space="preserve">The</w:t>
+      </w:r>
+      <w:r>
+        <w:t xml:space="preserve"> </w:t>
+      </w:r>
+      <w:r>
+        <w:rPr>
+          <w:iCs/>
+          <w:i/>
+        </w:rPr>
+        <w:t xml:space="preserve">Metacognition Questionnaire-30</w:t>
+      </w:r>
+      <w:r>
+        <w:t xml:space="preserve"> </w:t>
+      </w:r>
+      <w:r>
+        <w:t xml:space="preserve">(MCQ-30; Wells &amp; Cartwright-Hatton, 2004)</w:t>
+      </w:r>
+      <w:r>
+        <w:t xml:space="preserve"> </w:t>
+      </w:r>
+      <w:r>
+        <w:t xml:space="preserve">was employed to evaluate metacognitive beliefs related to anxiety.</w:t>
+      </w:r>
+      <w:r>
+        <w:t xml:space="preserve"> </w:t>
+      </w:r>
+      <w:r>
+        <w:t xml:space="preserve">The MCQ-30 consists of 30 items rated on a Likert scale ranging from 1 (do not agree) to 4 (agree very much).</w:t>
+      </w:r>
+      <w:r>
+        <w:t xml:space="preserve"> </w:t>
+      </w:r>
+      <w:r>
+        <w:t xml:space="preserve">It assesses five factors of metacognition: cognitive confidence, positive beliefs about worry, cognitive self-consciousness, negative beliefs about the uncontrollability of thoughts and danger, and beliefs about the need to control thoughts.</w:t>
+      </w:r>
+      <w:r>
+        <w:t xml:space="preserve"> </w:t>
+      </w:r>
+      <w:r>
+        <w:t xml:space="preserve">In our sample, the omega coefficients were at least 0.89, indicating excellent reliability.</w:t>
+      </w:r>
+    </w:p>
+    <w:p>
+      <w:pPr>
+        <w:pStyle w:val="Textkrper"/>
+      </w:pPr>
+      <w:r>
+        <w:t xml:space="preserve">The</w:t>
+      </w:r>
+      <w:r>
+        <w:t xml:space="preserve"> </w:t>
+      </w:r>
+      <w:r>
+        <w:rPr>
+          <w:iCs/>
+          <w:i/>
+        </w:rPr>
+        <w:t xml:space="preserve">Self-Compassion Scale-Short Form</w:t>
+      </w:r>
+      <w:r>
+        <w:t xml:space="preserve"> </w:t>
+      </w:r>
+      <w:r>
+        <w:t xml:space="preserve">(SCS-SF; Raes et al., 2011)</w:t>
+      </w:r>
+      <w:r>
+        <w:t xml:space="preserve"> </w:t>
+      </w:r>
+      <w:r>
+        <w:t xml:space="preserve">assessed participants’ levels of self-compassion.</w:t>
+      </w:r>
+      <w:r>
+        <w:t xml:space="preserve"> </w:t>
+      </w:r>
+      <w:r>
+        <w:t xml:space="preserve">The SCS-SF consists of 12 items rated on a 5-point Likert scale (1 = almost never to 5 = almost always).</w:t>
+      </w:r>
+      <w:r>
+        <w:t xml:space="preserve"> </w:t>
+      </w:r>
+      <w:r>
+        <w:t xml:space="preserve">Higher scores indicate a greater frequency of self-compassionate thoughts and behaviors.</w:t>
+      </w:r>
+      <w:r>
+        <w:t xml:space="preserve"> </w:t>
+      </w:r>
+      <w:r>
+        <w:t xml:space="preserve">In our sample, the omega coefficient was 0.85, indicating excellent reliability.</w:t>
+      </w:r>
+    </w:p>
+    <w:p>
+      <w:pPr>
+        <w:pStyle w:val="Textkrper"/>
+      </w:pPr>
+      <w:r>
+        <w:t xml:space="preserve">The</w:t>
+      </w:r>
+      <w:r>
+        <w:t xml:space="preserve"> </w:t>
+      </w:r>
+      <w:r>
+        <w:rPr>
+          <w:iCs/>
+          <w:i/>
+        </w:rPr>
+        <w:t xml:space="preserve">Impact of Future Event Scale</w:t>
+      </w:r>
+      <w:r>
+        <w:t xml:space="preserve"> </w:t>
+      </w:r>
+      <w:r>
+        <w:t xml:space="preserve">(IFES; Deeprose et al., 2011)</w:t>
+      </w:r>
+      <w:r>
+        <w:t xml:space="preserve"> </w:t>
+      </w:r>
+      <w:r>
+        <w:t xml:space="preserve">assessed the impact of intrusive prospective, personally-relevant imagery.</w:t>
+      </w:r>
+      <w:r>
+        <w:t xml:space="preserve"> </w:t>
+      </w:r>
+      <w:r>
+        <w:t xml:space="preserve">Participants completed 24 items evaluating intrusive pre-experiencing, avoidance, and hyper-arousal, responding to how frequently each statement was true for them over the past seven days.</w:t>
+      </w:r>
+      <w:r>
+        <w:t xml:space="preserve"> </w:t>
+      </w:r>
+      <w:r>
+        <w:t xml:space="preserve">Responses were given on a 5-point scale (0 = not at all to 4 = frequently).</w:t>
+      </w:r>
+      <w:r>
+        <w:t xml:space="preserve"> </w:t>
+      </w:r>
+      <w:r>
+        <w:t xml:space="preserve">In our sample, the omega coefficient was 0.89, indicating excellent reliability.</w:t>
+      </w:r>
+    </w:p>
+    <w:p>
+      <w:pPr>
+        <w:pStyle w:val="Textkrper"/>
+      </w:pPr>
+      <w:r>
+        <w:t xml:space="preserve">The</w:t>
+      </w:r>
+      <w:r>
+        <w:t xml:space="preserve"> </w:t>
+      </w:r>
+      <w:r>
+        <w:rPr>
+          <w:iCs/>
+          <w:i/>
+        </w:rPr>
+        <w:t xml:space="preserve">Brief State Anxiety Measure</w:t>
+      </w:r>
+      <w:r>
+        <w:t xml:space="preserve"> </w:t>
+      </w:r>
+      <w:r>
+        <w:t xml:space="preserve">(BSAM; Berg et al., 1998)</w:t>
+      </w:r>
+      <w:r>
+        <w:t xml:space="preserve"> </w:t>
+      </w:r>
+      <w:r>
+        <w:t xml:space="preserve">was used to assess participants’ state anxiety in response to their core threat.</w:t>
+      </w:r>
+      <w:r>
+        <w:t xml:space="preserve"> </w:t>
+      </w:r>
+      <w:r>
+        <w:t xml:space="preserve">The BSAM consists of six items (relaxed, steady, strained, comfortable, worried, tense) adapted from the State-Trait Anxiety Inventory.</w:t>
+      </w:r>
+      <w:r>
+        <w:t xml:space="preserve"> </w:t>
+      </w:r>
+      <w:r>
+        <w:t xml:space="preserve">These items are designed to provide a brief and efficient measure of state anxiety.</w:t>
+      </w:r>
+      <w:r>
+        <w:t xml:space="preserve"> </w:t>
+      </w:r>
+      <w:r>
+        <w:t xml:space="preserve">Each item is rated on a 7-point scale (1 = Not at all, 7 = Very much so), with higher scores indicating greater levels of anxiety.</w:t>
+      </w:r>
+      <w:r>
+        <w:t xml:space="preserve"> </w:t>
+      </w:r>
+      <w:r>
+        <w:t xml:space="preserve">In this study, participants were asked to imagine their core threat script for a few moments both before and after each writing session.</w:t>
+      </w:r>
+      <w:r>
+        <w:t xml:space="preserve"> </w:t>
+      </w:r>
+      <w:r>
+        <w:t xml:space="preserve">They then completed the BSAM to report their current anxiety levels.</w:t>
+      </w:r>
+      <w:r>
+        <w:t xml:space="preserve"> </w:t>
+      </w:r>
+      <w:r>
+        <w:t xml:space="preserve">The BSAM demonstrated excellent internal consistency in our sample, as indicated by an omega coefficient of 0.96.</w:t>
+      </w:r>
+    </w:p>
+    <w:p>
+      <w:pPr>
+        <w:pStyle w:val="Textkrper"/>
+      </w:pPr>
+      <w:r>
+        <w:t xml:space="preserve">The</w:t>
+      </w:r>
+      <w:r>
+        <w:t xml:space="preserve"> </w:t>
+      </w:r>
+      <w:r>
+        <w:rPr>
+          <w:iCs/>
+          <w:i/>
+        </w:rPr>
+        <w:t xml:space="preserve">Treatment Credibility Questionnaire</w:t>
+      </w:r>
+      <w:r>
+        <w:t xml:space="preserve"> </w:t>
+      </w:r>
+      <w:r>
+        <w:t xml:space="preserve">(Devilly &amp; Borkovec, 2000)</w:t>
+      </w:r>
+      <w:r>
+        <w:t xml:space="preserve"> </w:t>
+      </w:r>
+      <w:r>
+        <w:t xml:space="preserve">was used to evaluate treatment credibility.</w:t>
+      </w:r>
+      <w:r>
+        <w:t xml:space="preserve"> </w:t>
+      </w:r>
+      <w:r>
+        <w:t xml:space="preserve">Credibility was assessed once, at the middle of Session 1, following the presentation of the overall treatment rationale and before the intervention itself.</w:t>
+      </w:r>
+      <w:r>
+        <w:t xml:space="preserve"> </w:t>
+      </w:r>
+      <w:r>
+        <w:t xml:space="preserve">Patients rated the therapy on a scale from 0 (not at all) to 8 (very), assessing both how they felt about the intervention and how effective they believed it would be.</w:t>
+      </w:r>
+      <w:r>
+        <w:t xml:space="preserve"> </w:t>
+      </w:r>
+      <w:r>
+        <w:t xml:space="preserve">The scale has demonstrated strong internal consistency and test–retest reliability</w:t>
+      </w:r>
+      <w:r>
+        <w:t xml:space="preserve"> </w:t>
+      </w:r>
+      <w:r>
+        <w:t xml:space="preserve">(Devilly &amp; Borkovec, 2000)</w:t>
+      </w:r>
+      <w:r>
+        <w:t xml:space="preserve">.</w:t>
+      </w:r>
+    </w:p>
+    <w:p>
+      <w:pPr>
+        <w:pStyle w:val="Textkrper"/>
+      </w:pPr>
+      <w:r>
+        <w:t xml:space="preserve">Following reviewer feedback, we conducted a manualized content-coding procedure to assess core-threat engagement in the writing exercises.</w:t>
+      </w:r>
+      <w:r>
+        <w:t xml:space="preserve"> </w:t>
+      </w:r>
+      <w:r>
+        <w:t xml:space="preserve">Two independent judges classified each four-wave exercise as either core-threat engaged or not engaged, based on whether at least one wave explicitly and emotionally engaged the participant’s pre-identified core threat.</w:t>
+      </w:r>
+      <w:r>
+        <w:t xml:space="preserve"> </w:t>
+      </w:r>
+      <w:r>
+        <w:t xml:space="preserve">Coding followed a conservative, binary decision rule to minimize inference and maximize inter-rater reliability.</w:t>
+      </w:r>
+    </w:p>
+    <w:p>
+      <w:pPr>
+        <w:pStyle w:val="Textkrper"/>
+      </w:pPr>
+      <w:r>
+        <w:t xml:space="preserve">Following reviewer feedback, we conducted a manualized content-coding procedure to assess core-threat engagement in the writing exercises.</w:t>
+      </w:r>
+      <w:r>
+        <w:t xml:space="preserve"> </w:t>
+      </w:r>
+      <w:r>
+        <w:t xml:space="preserve">Two independent judges classified each participant’s four-wave exercise set as either</w:t>
+      </w:r>
+      <w:r>
+        <w:t xml:space="preserve"> </w:t>
+      </w:r>
+      <w:r>
+        <w:rPr>
+          <w:iCs/>
+          <w:i/>
+        </w:rPr>
+        <w:t xml:space="preserve">engaged</w:t>
+      </w:r>
+      <w:r>
+        <w:t xml:space="preserve"> </w:t>
+      </w:r>
+      <w:r>
+        <w:t xml:space="preserve">or</w:t>
+      </w:r>
+      <w:r>
+        <w:t xml:space="preserve"> </w:t>
+      </w:r>
+      <w:r>
+        <w:rPr>
+          <w:iCs/>
+          <w:i/>
+        </w:rPr>
+        <w:t xml:space="preserve">not engaged</w:t>
+      </w:r>
+      <w:r>
+        <w:t xml:space="preserve">, using a conservative binary rule: participants were coded as engaged if at least one wave explicitly and emotionally addressed their pre-identified core threat.</w:t>
+      </w:r>
+      <w:r>
+        <w:t xml:space="preserve"> </w:t>
+      </w:r>
+      <w:r>
+        <w:t xml:space="preserve">The coding manual emphasized low-inference decisions (see supplementary materials).</w:t>
+      </w:r>
+      <w:r>
+        <w:t xml:space="preserve"> </w:t>
+      </w:r>
+      <w:r>
+        <w:t xml:space="preserve">All participants were coded by the first judge.</w:t>
+      </w:r>
+      <w:r>
+        <w:t xml:space="preserve"> </w:t>
+      </w:r>
+      <w:r>
+        <w:t xml:space="preserve">To evaluate reliability, a random subset of 20 participants (40%) was independently coded by the second judge.</w:t>
+      </w:r>
+      <w:r>
+        <w:t xml:space="preserve"> </w:t>
+      </w:r>
+      <w:r>
+        <w:t xml:space="preserve">Inter-rater agreement was substantial (Cohen’s κ = 0.70, 95% CI [0.40, 1.00], 85.7% agreement).</w:t>
+      </w:r>
+      <w:r>
+        <w:t xml:space="preserve"> </w:t>
+      </w:r>
+      <w:r>
+        <w:t xml:space="preserve">Disagreements were resolved by discussion prior to analysis, and the consensus codes were used in all analyses.</w:t>
+      </w:r>
+    </w:p>
+    <w:bookmarkEnd w:id="29"/>
+    <w:bookmarkStart w:id="30" w:name="procedure"/>
+    <w:p>
+      <w:pPr>
+        <w:pStyle w:val="berschrift2"/>
+      </w:pPr>
       <w:r>
         <w:rPr>
           <w:bCs/>
           <w:b/>
         </w:rPr>
-        <w:t xml:space="preserve">TAF-Moral</w:t>
-      </w:r>
-      <w:r>
-        <w:t xml:space="preserve">, which reflects the belief that having unacceptable thoughts is morally equivalent to performing them, and</w:t>
-      </w:r>
-      <w:r>
-        <w:t xml:space="preserve"> </w:t>
-      </w:r>
+        <w:t xml:space="preserve">Procedure</w:t>
+      </w:r>
+    </w:p>
+    <w:p>
+      <w:pPr>
+        <w:pStyle w:val="FirstParagraph"/>
+      </w:pPr>
+      <w:r>
+        <w:t xml:space="preserve">After screening, participants completed four 20-minute writing sessions spaced approximately two days apart.</w:t>
+      </w:r>
+      <w:r>
+        <w:t xml:space="preserve"> </w:t>
+      </w:r>
+      <w:r>
+        <w:t xml:space="preserve">Follow-up assessments were conducted one week and two months after completion of the final session.</w:t>
+      </w:r>
+      <w:r>
+        <w:t xml:space="preserve"> </w:t>
+      </w:r>
+      <w:r>
+        <w:t xml:space="preserve">The waitlist control group completed questionnaires at time points equivalent to the active conditions’ initial session, fourth session, and one-week follow-up.</w:t>
+      </w:r>
+    </w:p>
+    <w:p>
+      <w:pPr>
+        <w:pStyle w:val="Textkrper"/>
+      </w:pPr>
+      <w:r>
+        <w:t xml:space="preserve">Anxiety symptoms, measured using the OASIS, were assessed before each writing session, except for the final session, in which symptoms were assessed immediately after writing.</w:t>
+      </w:r>
+      <w:r>
+        <w:t xml:space="preserve"> </w:t>
+      </w:r>
+      <w:r>
+        <w:t xml:space="preserve">Additionally, symptoms were measured at both follow-up sessions.</w:t>
+      </w:r>
+      <w:r>
+        <w:t xml:space="preserve"> </w:t>
+      </w:r>
+      <w:r>
+        <w:t xml:space="preserve">Functional impairment, measured using the Work and Social Adjustment Scale (WSAS), was assessed at pre-intervention, post-intervention, and at both follow-ups.</w:t>
+      </w:r>
+      <w:r>
+        <w:t xml:space="preserve"> </w:t>
+      </w:r>
+      <w:r>
+        <w:t xml:space="preserve">Mechanistic variables were assessed at pre-intervention (prior to the first writing session) and post-intervention (after the fourth writing session).</w:t>
+      </w:r>
+    </w:p>
+    <w:p>
+      <w:pPr>
+        <w:pStyle w:val="Textkrper"/>
+      </w:pPr>
+      <w:r>
+        <w:t xml:space="preserve">Before the first writing session, participants identified their primary core threat using the Core Threat Structured Interview (CTSI).</w:t>
+      </w:r>
+      <w:r>
+        <w:t xml:space="preserve"> </w:t>
+      </w:r>
+      <w:r>
+        <w:t xml:space="preserve">The CTSI is a structured and psychometrically validated online assessment designed to elicit the individual’s ultimate feared outcome underlying anxiety or avoidance</w:t>
+      </w:r>
+      <w:r>
+        <w:t xml:space="preserve"> </w:t>
+      </w:r>
+      <w:r>
+        <w:t xml:space="preserve">(Zlotnick &amp; Huppert, 2026)</w:t>
+      </w:r>
+      <w:r>
+        <w:t xml:space="preserve">.</w:t>
+      </w:r>
+      <w:r>
+        <w:t xml:space="preserve"> </w:t>
+      </w:r>
+      <w:r>
+        <w:t xml:space="preserve">It guides participants through examples and clarification prompts to ensure that the selected threat is personally meaningful and specific enough to serve as the focus for the writing exercises.</w:t>
+      </w:r>
+      <w:r>
+        <w:t xml:space="preserve"> </w:t>
+      </w:r>
+      <w:r>
+        <w:t xml:space="preserve">Finally, participants developed a concise script creating a clear narrative of how these threats were expected to unfold from their proximal threats.</w:t>
+      </w:r>
+    </w:p>
+    <w:p>
+      <w:pPr>
+        <w:pStyle w:val="Textkrper"/>
+      </w:pPr>
+      <w:r>
+        <w:t xml:space="preserve">Participants were randomized into two groups: WET and NIW, they were later compared with a waitlist group.</w:t>
+      </w:r>
+    </w:p>
+    <w:bookmarkEnd w:id="30"/>
+    <w:bookmarkStart w:id="31" w:name="intervention"/>
+    <w:p>
+      <w:pPr>
+        <w:pStyle w:val="berschrift2"/>
+      </w:pPr>
+      <w:r>
+        <w:t xml:space="preserve">Intervention</w:t>
+      </w:r>
+    </w:p>
+    <w:p>
+      <w:pPr>
+        <w:pStyle w:val="FirstParagraph"/>
+      </w:pPr>
       <w:r>
         <w:rPr>
           <w:bCs/>
           <w:b/>
         </w:rPr>
-        <w:t xml:space="preserve">TAF-Likelihood</w:t>
-      </w:r>
-      <w:r>
-        <w:t xml:space="preserve">, which captures the belief that thinking certain thoughts increases the likelihood of them occurring.</w:t>
-      </w:r>
-      <w:r>
-        <w:t xml:space="preserve"> </w:t>
-      </w:r>
-      <w:r>
-        <w:t xml:space="preserve">We analyzed these subscales separately.</w:t>
-      </w:r>
-      <w:r>
-        <w:t xml:space="preserve"> </w:t>
-      </w:r>
-      <w:r>
-        <w:t xml:space="preserve">In our sample, the omega coefficients for moral and likelihood TAF were 0.94 and 0.97 respectively, indicating excellent reliability.</w:t>
+        <w:t xml:space="preserve">Intervention Development and Acceptability:</w:t>
+      </w:r>
+      <w:r>
+        <w:t xml:space="preserve"> </w:t>
+      </w:r>
+      <w:r>
+        <w:t xml:space="preserve">The intervention was developed iteratively through repeated pilot administrations (two to three participants per cycle), each followed by structured feedback regarding clarity, difficulty, and engagement.</w:t>
+      </w:r>
+      <w:r>
+        <w:t xml:space="preserve"> </w:t>
+      </w:r>
+      <w:r>
+        <w:t xml:space="preserve">Revisions were made across cycles until the protocol was judged acceptable for implementation.</w:t>
+      </w:r>
+      <w:r>
+        <w:t xml:space="preserve"> </w:t>
+      </w:r>
+      <w:r>
+        <w:t xml:space="preserve">Acceptability and perceived usefulness were assessed in the present study using post-intervention and follow-up self-report items.</w:t>
       </w:r>
     </w:p>
     <w:p>
@@ -1582,77 +2225,32 @@
         <w:pStyle w:val="Textkrper"/>
       </w:pPr>
       <w:r>
-        <w:t xml:space="preserve">The</w:t>
-      </w:r>
-      <w:r>
-        <w:t xml:space="preserve"> </w:t>
-      </w:r>
-      <w:r>
-        <w:rPr>
-          <w:iCs/>
-          <w:i/>
-        </w:rPr>
-        <w:t xml:space="preserve">Brief Core Schema Scale</w:t>
-      </w:r>
-      <w:r>
-        <w:t xml:space="preserve"> </w:t>
-      </w:r>
-      <w:r>
-        <w:t xml:space="preserve">(BCSS; Fowler et al., 2006)</w:t>
-      </w:r>
-      <w:r>
-        <w:t xml:space="preserve"> </w:t>
-      </w:r>
-      <w:r>
-        <w:t xml:space="preserve">was employed to assess cognitive schemas.</w:t>
-      </w:r>
-      <w:r>
-        <w:t xml:space="preserve"> </w:t>
-      </w:r>
-      <w:r>
-        <w:t xml:space="preserve">It consists of 24 items regarding the self or others (e.g.,</w:t>
-      </w:r>
-      <w:r>
-        <w:t xml:space="preserve"> </w:t>
-      </w:r>
-      <w:r>
-        <w:t xml:space="preserve">“</w:t>
-      </w:r>
-      <w:r>
-        <w:t xml:space="preserve">I am talented</w:t>
-      </w:r>
-      <w:r>
-        <w:t xml:space="preserve">”</w:t>
-      </w:r>
-      <w:r>
-        <w:t xml:space="preserve">;</w:t>
-      </w:r>
-      <w:r>
-        <w:t xml:space="preserve"> </w:t>
-      </w:r>
-      <w:r>
-        <w:t xml:space="preserve">“</w:t>
-      </w:r>
-      <w:r>
-        <w:t xml:space="preserve">I am loved</w:t>
-      </w:r>
-      <w:r>
-        <w:t xml:space="preserve">”</w:t>
-      </w:r>
-      <w:r>
-        <w:t xml:space="preserve">), divided into two subscales each (e.g., self-positive and self-negative).</w:t>
-      </w:r>
-      <w:r>
-        <w:t xml:space="preserve"> </w:t>
-      </w:r>
-      <w:r>
-        <w:t xml:space="preserve">Each item is rated on a 5-point Likert scale (0 = Don’t Believe it to 4 = Believe it totally).</w:t>
-      </w:r>
-      <w:r>
-        <w:t xml:space="preserve"> </w:t>
-      </w:r>
-      <w:r>
-        <w:t xml:space="preserve">In our sample, the omega coefficients for each scale were at least 0.87, indicating excellent reliability.</w:t>
+        <w:rPr>
+          <w:bCs/>
+          <w:b/>
+        </w:rPr>
+        <w:t xml:space="preserve">Written Exposure Therapy (WET).</w:t>
+      </w:r>
+      <w:r>
+        <w:t xml:space="preserve"> </w:t>
+      </w:r>
+      <w:r>
+        <w:t xml:space="preserve">Participants received brief exposure-based psychoeducation emphasizing that repeated engagement with distressing material reduces emotional impact</w:t>
+      </w:r>
+      <w:r>
+        <w:t xml:space="preserve"> </w:t>
+      </w:r>
+      <w:r>
+        <w:t xml:space="preserve">(cf. Benito et al., 2024)</w:t>
+      </w:r>
+      <w:r>
+        <w:t xml:space="preserve">.</w:t>
+      </w:r>
+      <w:r>
+        <w:t xml:space="preserve"> </w:t>
+      </w:r>
+      <w:r>
+        <w:t xml:space="preserve">They then repeatedly expanded their personalized threat script through detailed writing focused on feared content, attending to their thoughts and emotions.</w:t>
       </w:r>
     </w:p>
     <w:p>
@@ -1660,47 +2258,17 @@
         <w:pStyle w:val="Textkrper"/>
       </w:pPr>
       <w:r>
-        <w:t xml:space="preserve">The</w:t>
-      </w:r>
-      <w:r>
-        <w:t xml:space="preserve"> </w:t>
-      </w:r>
-      <w:r>
-        <w:rPr>
-          <w:iCs/>
-          <w:i/>
-        </w:rPr>
-        <w:t xml:space="preserve">Distress Tolerance Scale</w:t>
-      </w:r>
-      <w:r>
-        <w:t xml:space="preserve"> </w:t>
-      </w:r>
-      <w:r>
-        <w:t xml:space="preserve">(DTS; Simons &amp; Gaher, 2005)</w:t>
-      </w:r>
-      <w:r>
-        <w:t xml:space="preserve"> </w:t>
-      </w:r>
-      <w:r>
-        <w:t xml:space="preserve">assessed participants’ ability to tolerate distressing emotions.</w:t>
-      </w:r>
-      <w:r>
-        <w:t xml:space="preserve"> </w:t>
-      </w:r>
-      <w:r>
-        <w:t xml:space="preserve">The DTS consists of 15 items rated on a 5-point Likert scale (1 = strongly agree to 5 = strongly disagree), evaluating various aspects of distress tolerance.</w:t>
-      </w:r>
-      <w:r>
-        <w:t xml:space="preserve"> </w:t>
-      </w:r>
-      <w:r>
-        <w:t xml:space="preserve">Due to a coding mistake, item 6 was missing and item 7 was repeated twice, thus we dropped item 6 completely from all analyses.</w:t>
-      </w:r>
-      <w:r>
-        <w:t xml:space="preserve"> </w:t>
-      </w:r>
-      <w:r>
-        <w:t xml:space="preserve">In our sample, the omega coefficient was 0.93, indicating excellent reliability.</w:t>
+        <w:rPr>
+          <w:bCs/>
+          <w:b/>
+        </w:rPr>
+        <w:t xml:space="preserve">Neutral Imagery Writing (NIW).</w:t>
+      </w:r>
+      <w:r>
+        <w:t xml:space="preserve"> </w:t>
+      </w:r>
+      <w:r>
+        <w:t xml:space="preserve">Participants received psychoeducation emphasizing distraction and mental control in emotional regulation and were guided to describe a neutral situation using vivid sensory detail while avoiding emotional or threat-related content.</w:t>
       </w:r>
     </w:p>
     <w:p>
@@ -1708,47 +2276,17 @@
         <w:pStyle w:val="Textkrper"/>
       </w:pPr>
       <w:r>
-        <w:t xml:space="preserve">The</w:t>
-      </w:r>
-      <w:r>
-        <w:t xml:space="preserve"> </w:t>
-      </w:r>
-      <w:r>
-        <w:rPr>
-          <w:iCs/>
-          <w:i/>
-        </w:rPr>
-        <w:t xml:space="preserve">Metacognition Questionnaire-30</w:t>
-      </w:r>
-      <w:r>
-        <w:t xml:space="preserve"> </w:t>
-      </w:r>
-      <w:r>
-        <w:t xml:space="preserve">(MCQ-30; Wells &amp; Cartwright-Hatton, 2004)</w:t>
-      </w:r>
-      <w:r>
-        <w:t xml:space="preserve"> </w:t>
-      </w:r>
-      <w:r>
-        <w:t xml:space="preserve">was employed to evaluate metacognitive beliefs related to anxiety.</w:t>
-      </w:r>
-      <w:r>
-        <w:t xml:space="preserve"> </w:t>
-      </w:r>
-      <w:r>
-        <w:t xml:space="preserve">The MCQ-30 consists of 30 items rated on a Likert scale ranging from 1 (do not agree) to 4 (agree very much).</w:t>
-      </w:r>
-      <w:r>
-        <w:t xml:space="preserve"> </w:t>
-      </w:r>
-      <w:r>
-        <w:t xml:space="preserve">It assesses five factors of metacognition: cognitive confidence, positive beliefs about worry, cognitive self-consciousness, negative beliefs about the uncontrollability of thoughts and danger, and beliefs about the need to control thoughts.</w:t>
-      </w:r>
-      <w:r>
-        <w:t xml:space="preserve"> </w:t>
-      </w:r>
-      <w:r>
-        <w:t xml:space="preserve">In our sample, the omega coefficients were at least 0.89, indicating excellent reliability.</w:t>
+        <w:rPr>
+          <w:bCs/>
+          <w:b/>
+        </w:rPr>
+        <w:t xml:space="preserve">Waitlist Control.</w:t>
+      </w:r>
+      <w:r>
+        <w:t xml:space="preserve"> </w:t>
+      </w:r>
+      <w:r>
+        <w:t xml:space="preserve">The waitlist group served as an inactive control and completed the OASIS and WSAS at three one-week intervals corresponding to the pre-intervention, post-intervention, and one-week follow-up assessments of the active conditions.</w:t>
       </w:r>
     </w:p>
     <w:p>
@@ -1756,47 +2294,65 @@
         <w:pStyle w:val="Textkrper"/>
       </w:pPr>
       <w:r>
-        <w:t xml:space="preserve">The</w:t>
-      </w:r>
-      <w:r>
-        <w:t xml:space="preserve"> </w:t>
-      </w:r>
-      <w:r>
-        <w:rPr>
-          <w:iCs/>
-          <w:i/>
-        </w:rPr>
-        <w:t xml:space="preserve">Self-Compassion Scale-Short Form</w:t>
-      </w:r>
-      <w:r>
-        <w:t xml:space="preserve"> </w:t>
-      </w:r>
-      <w:r>
-        <w:t xml:space="preserve">(SCS-SF; Raes et al., 2011)</w:t>
-      </w:r>
-      <w:r>
-        <w:t xml:space="preserve"> </w:t>
-      </w:r>
-      <w:r>
-        <w:t xml:space="preserve">assessed participants’ levels of self-compassion.</w:t>
-      </w:r>
-      <w:r>
-        <w:t xml:space="preserve"> </w:t>
-      </w:r>
-      <w:r>
-        <w:t xml:space="preserve">The SCS-SF consists of 12 items rated on a 5-point Likert scale (1 = almost never to 5 = almost always).</w:t>
-      </w:r>
-      <w:r>
-        <w:t xml:space="preserve"> </w:t>
-      </w:r>
-      <w:r>
-        <w:t xml:space="preserve">Higher scores indicate a greater frequency of self-compassionate thoughts and behaviors.</w:t>
-      </w:r>
-      <w:r>
-        <w:t xml:space="preserve"> </w:t>
-      </w:r>
-      <w:r>
-        <w:t xml:space="preserve">In our sample, the omega coefficient was 0.85, indicating excellent reliability.</w:t>
+        <w:t xml:space="preserve">Full instructions for the WET and NIW conditions, including psychoeducation materials, are provided in the supplementary materials.</w:t>
+      </w:r>
+    </w:p>
+    <w:bookmarkEnd w:id="31"/>
+    <w:bookmarkStart w:id="33" w:name="statistical-analysis"/>
+    <w:p>
+      <w:pPr>
+        <w:pStyle w:val="berschrift2"/>
+      </w:pPr>
+      <w:r>
+        <w:t xml:space="preserve">Statistical Analysis</w:t>
+      </w:r>
+    </w:p>
+    <w:p>
+      <w:pPr>
+        <w:pStyle w:val="FirstParagraph"/>
+      </w:pPr>
+      <w:r>
+        <w:rPr>
+          <w:bCs/>
+          <w:b/>
+        </w:rPr>
+        <w:t xml:space="preserve">Change Model:</w:t>
+      </w:r>
+      <w:r>
+        <w:t xml:space="preserve"> </w:t>
+      </w:r>
+      <w:r>
+        <w:t xml:space="preserve">We employed a multilevel ANCOVA design to account for the nested structure of the data, where anxiety is measured repeatedly within individuals</w:t>
+      </w:r>
+      <w:r>
+        <w:t xml:space="preserve"> </w:t>
+      </w:r>
+      <w:r>
+        <w:t xml:space="preserve">(Bodner &amp; Bliese, 2018; van Breukelen, 2013)</w:t>
+      </w:r>
+      <w:r>
+        <w:t xml:space="preserve">.</w:t>
+      </w:r>
+      <w:r>
+        <w:t xml:space="preserve"> </w:t>
+      </w:r>
+      <w:r>
+        <w:t xml:space="preserve">By accounting for both within- and between-subject variability, multilevel modeling reduces bias providing more precise estimates of treatment effects.</w:t>
+      </w:r>
+      <w:r>
+        <w:t xml:space="preserve"> </w:t>
+      </w:r>
+      <w:r>
+        <w:t xml:space="preserve">Furthermore, it becomes possible to investigate individual as well as group level effects</w:t>
+      </w:r>
+      <w:r>
+        <w:t xml:space="preserve"> </w:t>
+      </w:r>
+      <w:r>
+        <w:t xml:space="preserve">(Raudenbush &amp; Bryk, 2002)</w:t>
+      </w:r>
+      <w:r>
+        <w:t xml:space="preserve">.</w:t>
       </w:r>
     </w:p>
     <w:p>
@@ -1804,47 +2360,75 @@
         <w:pStyle w:val="Textkrper"/>
       </w:pPr>
       <w:r>
-        <w:t xml:space="preserve">The</w:t>
-      </w:r>
-      <w:r>
-        <w:t xml:space="preserve"> </w:t>
-      </w:r>
-      <w:r>
-        <w:rPr>
-          <w:iCs/>
-          <w:i/>
-        </w:rPr>
-        <w:t xml:space="preserve">Impact of Future Event Scale</w:t>
-      </w:r>
-      <w:r>
-        <w:t xml:space="preserve"> </w:t>
-      </w:r>
-      <w:r>
-        <w:t xml:space="preserve">(IFES; Deeprose et al., 2011)</w:t>
-      </w:r>
-      <w:r>
-        <w:t xml:space="preserve"> </w:t>
-      </w:r>
-      <w:r>
-        <w:t xml:space="preserve">assessed the impact of intrusive prospective, personally-relevant imagery.</w:t>
-      </w:r>
-      <w:r>
-        <w:t xml:space="preserve"> </w:t>
-      </w:r>
-      <w:r>
-        <w:t xml:space="preserve">Participants completed 24 items evaluating intrusive pre-experiencing, avoidance, and hyper-arousal, responding to how frequently each statement was true for them over the past seven days.</w:t>
-      </w:r>
-      <w:r>
-        <w:t xml:space="preserve"> </w:t>
-      </w:r>
-      <w:r>
-        <w:t xml:space="preserve">Responses were given on a 5-point scale (0 = not at all to 4 = frequently).</w:t>
-      </w:r>
-      <w:r>
-        <w:t xml:space="preserve"> </w:t>
-      </w:r>
-      <w:r>
-        <w:t xml:space="preserve">In our sample, the omega coefficient was 0.89, indicating excellent reliability.</w:t>
+        <w:t xml:space="preserve">To determine treatment efficacy we examined the</w:t>
+      </w:r>
+      <w:r>
+        <w:t xml:space="preserve"> </w:t>
+      </w:r>
+      <w:r>
+        <w:rPr>
+          <w:iCs/>
+          <w:i/>
+        </w:rPr>
+        <w:t xml:space="preserve">fixed effects</w:t>
+      </w:r>
+      <w:r>
+        <w:t xml:space="preserve"> </w:t>
+      </w:r>
+      <w:r>
+        <w:t xml:space="preserve">— the average rates of change across individuals.</w:t>
+      </w:r>
+      <w:r>
+        <w:t xml:space="preserve"> </w:t>
+      </w:r>
+      <w:r>
+        <w:t xml:space="preserve">As described below, to understand covariation between symptoms and processes we examined the</w:t>
+      </w:r>
+      <w:r>
+        <w:t xml:space="preserve"> </w:t>
+      </w:r>
+      <w:r>
+        <w:rPr>
+          <w:iCs/>
+          <w:i/>
+        </w:rPr>
+        <w:t xml:space="preserve">random effects</w:t>
+      </w:r>
+      <w:r>
+        <w:t xml:space="preserve"> </w:t>
+      </w:r>
+      <w:r>
+        <w:t xml:space="preserve">— the individual deviations from the group-level trends.</w:t>
+      </w:r>
+      <w:r>
+        <w:t xml:space="preserve"> </w:t>
+      </w:r>
+      <w:r>
+        <w:t xml:space="preserve">To account for follow-up measurements at varying time lags (e.g., 1 week, 2 months), we employ a piecewise growth model, allowing for separate slopes at different follow-up times</w:t>
+      </w:r>
+      <w:r>
+        <w:t xml:space="preserve"> </w:t>
+      </w:r>
+      <w:r>
+        <w:t xml:space="preserve">(Andersson et al., 2013; Bollen &amp; Curran, 2006)</w:t>
+      </w:r>
+      <w:r>
+        <w:t xml:space="preserve">.</w:t>
+      </w:r>
+      <w:r>
+        <w:t xml:space="preserve"> </w:t>
+      </w:r>
+      <w:r>
+        <w:t xml:space="preserve">Combined with the measurement model described below, this is in essence a latent change score model</w:t>
+      </w:r>
+      <w:r>
+        <w:t xml:space="preserve"> </w:t>
+      </w:r>
+      <w:r>
+        <w:t xml:space="preserve">(Cáncer et al., 2021; McArdle, 2009)</w:t>
+      </w:r>
+      <w:r>
+        <w:t xml:space="preserve">.</w:t>
       </w:r>
     </w:p>
     <w:p>
@@ -1852,411 +2436,7 @@
         <w:pStyle w:val="Textkrper"/>
       </w:pPr>
       <w:r>
-        <w:t xml:space="preserve">The</w:t>
-      </w:r>
-      <w:r>
-        <w:t xml:space="preserve"> </w:t>
-      </w:r>
-      <w:r>
-        <w:rPr>
-          <w:iCs/>
-          <w:i/>
-        </w:rPr>
-        <w:t xml:space="preserve">Brief State Anxiety Measure</w:t>
-      </w:r>
-      <w:r>
-        <w:t xml:space="preserve"> </w:t>
-      </w:r>
-      <w:r>
-        <w:t xml:space="preserve">(BSAM; Berg et al., 1998)</w:t>
-      </w:r>
-      <w:r>
-        <w:t xml:space="preserve"> </w:t>
-      </w:r>
-      <w:r>
-        <w:t xml:space="preserve">was used to assess participants’ state anxiety in response to their core threat.</w:t>
-      </w:r>
-      <w:r>
-        <w:t xml:space="preserve"> </w:t>
-      </w:r>
-      <w:r>
-        <w:t xml:space="preserve">The BSAM consists of six items (relaxed, steady, strained, comfortable, worried, tense) adapted from the State-Trait Anxiety Inventory.</w:t>
-      </w:r>
-      <w:r>
-        <w:t xml:space="preserve"> </w:t>
-      </w:r>
-      <w:r>
-        <w:t xml:space="preserve">These items are designed to provide a brief and efficient measure of state anxiety.</w:t>
-      </w:r>
-      <w:r>
-        <w:t xml:space="preserve"> </w:t>
-      </w:r>
-      <w:r>
-        <w:t xml:space="preserve">Each item is rated on a 7-point scale (1 = Not at all, 7 = Very much so), with higher scores indicating greater levels of anxiety.</w:t>
-      </w:r>
-      <w:r>
-        <w:t xml:space="preserve"> </w:t>
-      </w:r>
-      <w:r>
-        <w:t xml:space="preserve">In this study, participants were asked to imagine their core threat script for a few moments both before and after each writing session.</w:t>
-      </w:r>
-      <w:r>
-        <w:t xml:space="preserve"> </w:t>
-      </w:r>
-      <w:r>
-        <w:t xml:space="preserve">They then completed the BSAM to report their current anxiety levels.</w:t>
-      </w:r>
-      <w:r>
-        <w:t xml:space="preserve"> </w:t>
-      </w:r>
-      <w:r>
-        <w:t xml:space="preserve">The BSAM demonstrated excellent internal consistency in our sample, as indicated by an omega coefficient of 0.96.</w:t>
-      </w:r>
-    </w:p>
-    <w:p>
-      <w:pPr>
-        <w:pStyle w:val="Textkrper"/>
-      </w:pPr>
-      <w:r>
-        <w:t xml:space="preserve">The</w:t>
-      </w:r>
-      <w:r>
-        <w:t xml:space="preserve"> </w:t>
-      </w:r>
-      <w:r>
-        <w:rPr>
-          <w:iCs/>
-          <w:i/>
-        </w:rPr>
-        <w:t xml:space="preserve">Treatment Credibility Questionnaire</w:t>
-      </w:r>
-      <w:r>
-        <w:t xml:space="preserve"> </w:t>
-      </w:r>
-      <w:r>
-        <w:t xml:space="preserve">(Devilly &amp; Borkovec, 2000)</w:t>
-      </w:r>
-      <w:r>
-        <w:t xml:space="preserve"> </w:t>
-      </w:r>
-      <w:r>
-        <w:t xml:space="preserve">was used to evaluate treatment credibility.</w:t>
-      </w:r>
-      <w:r>
-        <w:t xml:space="preserve"> </w:t>
-      </w:r>
-      <w:r>
-        <w:t xml:space="preserve">Credibility was assessed once, at the middle of Session 1, following the presentation of the overall treatment rationale and before the intervention itself.</w:t>
-      </w:r>
-      <w:r>
-        <w:t xml:space="preserve"> </w:t>
-      </w:r>
-      <w:r>
-        <w:t xml:space="preserve">Patients rated the therapy on a scale from 0 (not at all) to 8 (very), assessing both how they felt about the intervention and how effective they believed it would be.</w:t>
-      </w:r>
-      <w:r>
-        <w:t xml:space="preserve"> </w:t>
-      </w:r>
-      <w:r>
-        <w:t xml:space="preserve">The scale has demonstrated strong internal consistency and test–retest reliability</w:t>
-      </w:r>
-      <w:r>
-        <w:t xml:space="preserve"> </w:t>
-      </w:r>
-      <w:r>
-        <w:t xml:space="preserve">(Devilly &amp; Borkovec, 2000)</w:t>
-      </w:r>
-      <w:r>
-        <w:t xml:space="preserve">.</w:t>
-      </w:r>
-    </w:p>
-    <w:bookmarkEnd w:id="29"/>
-    <w:bookmarkStart w:id="30" w:name="procedure"/>
-    <w:p>
-      <w:pPr>
-        <w:pStyle w:val="berschrift2"/>
-      </w:pPr>
-      <w:r>
-        <w:t xml:space="preserve">Procedure</w:t>
-      </w:r>
-    </w:p>
-    <w:p>
-      <w:pPr>
-        <w:pStyle w:val="FirstParagraph"/>
-      </w:pPr>
-      <w:r>
-        <w:t xml:space="preserve">The study timeline followed a structured sequence: after screening, participants completed four 20-minute writing session spaced approximately two days apart.</w:t>
-      </w:r>
-      <w:r>
-        <w:t xml:space="preserve"> </w:t>
-      </w:r>
-      <w:r>
-        <w:t xml:space="preserve">Followup assessments were conducted at one-week and again at two-month after completion.</w:t>
-      </w:r>
-      <w:r>
-        <w:t xml:space="preserve"> </w:t>
-      </w:r>
-      <w:r>
-        <w:t xml:space="preserve">The waitlist control group completed questionnaires at time points equivalent to the active conditions’ initial session, fourth session, and one-week follow-up.</w:t>
-      </w:r>
-    </w:p>
-    <w:p>
-      <w:pPr>
-        <w:pStyle w:val="Textkrper"/>
-      </w:pPr>
-      <w:r>
-        <w:t xml:space="preserve">Symptoms, measured using the OASIS, were assessed before each writing session, except for the final session, where symptoms were measured after writing.</w:t>
-      </w:r>
-      <w:r>
-        <w:t xml:space="preserve"> </w:t>
-      </w:r>
-      <w:r>
-        <w:t xml:space="preserve">Additionally, symptoms were measured at both follow-up sessions.</w:t>
-      </w:r>
-      <w:r>
-        <w:t xml:space="preserve"> </w:t>
-      </w:r>
-      <w:r>
-        <w:t xml:space="preserve">Functioning, measured using the WSAS, was assessed at pre-intervention, post-intervention, and both follow-ups.</w:t>
-      </w:r>
-      <w:r>
-        <w:t xml:space="preserve"> </w:t>
-      </w:r>
-      <w:r>
-        <w:t xml:space="preserve">Mechanisms were evaluated at pre-intervention (before the first writing session) and post-intervention (after the fourth writing session) to observe the dynamics of change</w:t>
-      </w:r>
-      <w:r>
-        <w:t xml:space="preserve"> </w:t>
-      </w:r>
-      <w:r>
-        <w:t xml:space="preserve">(see Kazdin, 2007)</w:t>
-      </w:r>
-      <w:r>
-        <w:t xml:space="preserve">.</w:t>
-      </w:r>
-      <w:r>
-        <w:t xml:space="preserve"> </w:t>
-      </w:r>
-      <w:r>
-        <w:t xml:space="preserve">Before the first writing session, participants identified their primary core threat using the Core Threat Structured Interview (CTSI).</w:t>
-      </w:r>
-      <w:r>
-        <w:t xml:space="preserve"> </w:t>
-      </w:r>
-      <w:r>
-        <w:t xml:space="preserve">The CTSI is a structured and psychometrically validated online assessment designed to elicit the individual’s ultimate feared outcome underlying anxiety or avoidance</w:t>
-      </w:r>
-      <w:r>
-        <w:t xml:space="preserve"> </w:t>
-      </w:r>
-      <w:r>
-        <w:t xml:space="preserve">(Zlotnick &amp; Huppert, 2025a)</w:t>
-      </w:r>
-      <w:r>
-        <w:t xml:space="preserve">.</w:t>
-      </w:r>
-      <w:r>
-        <w:t xml:space="preserve"> </w:t>
-      </w:r>
-      <w:r>
-        <w:t xml:space="preserve">It guides participants through examples and clarification prompts to ensure that the selected threat is personally meaningful and specific enough to serve as the focus for the writing exercises.</w:t>
-      </w:r>
-      <w:r>
-        <w:t xml:space="preserve"> </w:t>
-      </w:r>
-      <w:r>
-        <w:t xml:space="preserve">Finally, participants developed a concise script creating a clear narrative of how these threats were expected to unfold from their proximal threats.</w:t>
-      </w:r>
-    </w:p>
-    <w:p>
-      <w:pPr>
-        <w:pStyle w:val="Textkrper"/>
-      </w:pPr>
-      <w:r>
-        <w:t xml:space="preserve">Participants were divided into three groups: WET, NIW, and waitlist.</w:t>
-      </w:r>
-      <w:r>
-        <w:t xml:space="preserve"> </w:t>
-      </w:r>
-      <w:r>
-        <w:t xml:space="preserve">The WET group received exposure-based psychoeducation, which emphasized how confronting distressing material could reduce emotional impact over time.</w:t>
-      </w:r>
-      <w:r>
-        <w:t xml:space="preserve"> </w:t>
-      </w:r>
-      <w:r>
-        <w:t xml:space="preserve">They were then instructed to expand upon their threat script, focusing on repeated and detailed exposure to distressing content.</w:t>
-      </w:r>
-      <w:r>
-        <w:t xml:space="preserve"> </w:t>
-      </w:r>
-      <w:r>
-        <w:t xml:space="preserve">In contrast, the NIW group received psychoeducation highlighting the value of distraction and mental control in fostering emotional regulation,</w:t>
-      </w:r>
-      <w:r>
-        <w:t xml:space="preserve"> </w:t>
-      </w:r>
-      <w:r>
-        <w:t xml:space="preserve">and then guided to identify and describe a neutral situation emphasizing sensory details without emotional valence.</w:t>
-      </w:r>
-      <w:r>
-        <w:t xml:space="preserve"> </w:t>
-      </w:r>
-      <w:r>
-        <w:t xml:space="preserve">Both groups were instructed to write vividly and in detail, describing their thoughts and emotions during the exercise.</w:t>
-      </w:r>
-      <w:r>
-        <w:t xml:space="preserve"> </w:t>
-      </w:r>
-      <w:r>
-        <w:t xml:space="preserve">The waitlist group, which served as a control, completed the OASIS and WSAS three times at one-week intervals to mirror the timepoints of pre-intervention, post-intervention, and one-week follow-up.</w:t>
-      </w:r>
-      <w:r>
-        <w:t xml:space="preserve"> </w:t>
-      </w:r>
-      <w:r>
-        <w:t xml:space="preserve">Full instructions for both WET and NIW, including psychoeducation materials, are available in the supplementary materials.</w:t>
-      </w:r>
-    </w:p>
-    <w:bookmarkEnd w:id="30"/>
-    <w:bookmarkStart w:id="35" w:name="statistical-analysis"/>
-    <w:p>
-      <w:pPr>
-        <w:pStyle w:val="berschrift2"/>
-      </w:pPr>
-      <w:r>
-        <w:t xml:space="preserve">Statistical Analysis</w:t>
-      </w:r>
-    </w:p>
-    <w:bookmarkStart w:id="31" w:name="change-model"/>
-    <w:p>
-      <w:pPr>
-        <w:pStyle w:val="berschrift3"/>
-      </w:pPr>
-      <w:r>
-        <w:t xml:space="preserve">Change Model.</w:t>
-      </w:r>
-    </w:p>
-    <w:p>
-      <w:pPr>
-        <w:pStyle w:val="FirstParagraph"/>
-      </w:pPr>
-      <w:r>
-        <w:t xml:space="preserve">We employ a multilevel ANCOVA design to account for the nested structure of the data, where anxiety is measured repeatedly within individuals</w:t>
-      </w:r>
-      <w:r>
-        <w:t xml:space="preserve"> </w:t>
-      </w:r>
-      <w:r>
-        <w:t xml:space="preserve">(Bodner &amp; Bliese, 2018; van Breukelen, 2013)</w:t>
-      </w:r>
-      <w:r>
-        <w:t xml:space="preserve">.</w:t>
-      </w:r>
-      <w:r>
-        <w:t xml:space="preserve"> </w:t>
-      </w:r>
-      <w:r>
-        <w:t xml:space="preserve">By accounting for both within- and between-subject variability, multilevel modeling reduces bias providing more precise estimates of treatment effects.</w:t>
-      </w:r>
-      <w:r>
-        <w:t xml:space="preserve"> </w:t>
-      </w:r>
-      <w:r>
-        <w:t xml:space="preserve">Furthermore, it becomes possible to investigate individual as well as group level effects</w:t>
-      </w:r>
-      <w:r>
-        <w:t xml:space="preserve"> </w:t>
-      </w:r>
-      <w:r>
-        <w:t xml:space="preserve">(Raudenbush &amp; Bryk, 2002)</w:t>
-      </w:r>
-      <w:r>
-        <w:t xml:space="preserve">.</w:t>
-      </w:r>
-    </w:p>
-    <w:p>
-      <w:pPr>
-        <w:pStyle w:val="Textkrper"/>
-      </w:pPr>
-      <w:r>
-        <w:t xml:space="preserve">To understand treatment efficacy we examined the</w:t>
-      </w:r>
-      <w:r>
-        <w:t xml:space="preserve"> </w:t>
-      </w:r>
-      <w:r>
-        <w:rPr>
-          <w:iCs/>
-          <w:i/>
-        </w:rPr>
-        <w:t xml:space="preserve">fixed effects</w:t>
-      </w:r>
-      <w:r>
-        <w:t xml:space="preserve"> </w:t>
-      </w:r>
-      <w:r>
-        <w:t xml:space="preserve">— the average rates of change across individuals.</w:t>
-      </w:r>
-      <w:r>
-        <w:t xml:space="preserve"> </w:t>
-      </w:r>
-      <w:r>
-        <w:t xml:space="preserve">As described bellow, to understand covariation between symptoms and processes we examined the</w:t>
-      </w:r>
-      <w:r>
-        <w:t xml:space="preserve"> </w:t>
-      </w:r>
-      <w:r>
-        <w:rPr>
-          <w:iCs/>
-          <w:i/>
-        </w:rPr>
-        <w:t xml:space="preserve">random effects</w:t>
-      </w:r>
-      <w:r>
-        <w:t xml:space="preserve"> </w:t>
-      </w:r>
-      <w:r>
-        <w:t xml:space="preserve">— the individual deviations from the group-level trends.</w:t>
-      </w:r>
-      <w:r>
-        <w:t xml:space="preserve"> </w:t>
-      </w:r>
-      <w:r>
-        <w:t xml:space="preserve">To account for follow-up measurements at varying time lags (e.g., 1 week, 2 months), we employ a piecewise growth model, allowing for separate slopes at different follow-up times</w:t>
-      </w:r>
-      <w:r>
-        <w:t xml:space="preserve"> </w:t>
-      </w:r>
-      <w:r>
-        <w:t xml:space="preserve">(Andersson et al., 2013; Bollen &amp; Curran, 2006)</w:t>
-      </w:r>
-      <w:r>
-        <w:t xml:space="preserve">.</w:t>
-      </w:r>
-      <w:r>
-        <w:t xml:space="preserve"> </w:t>
-      </w:r>
-      <w:r>
-        <w:t xml:space="preserve">Combined with the measurement model described below, this is in essence a latent change score model</w:t>
-      </w:r>
-      <w:r>
-        <w:t xml:space="preserve"> </w:t>
-      </w:r>
-      <w:r>
-        <w:t xml:space="preserve">(Cáncer et al., 2021; McArdle, 2009)</w:t>
-      </w:r>
-      <w:r>
-        <w:t xml:space="preserve">.</w:t>
-      </w:r>
-    </w:p>
-    <w:p>
-      <w:pPr>
-        <w:pStyle w:val="Textkrper"/>
-      </w:pPr>
-      <w:r>
-        <w:t xml:space="preserve">The equation used is:</w:t>
+        <w:t xml:space="preserve">The equation used was:</w:t>
       </w:r>
     </w:p>
     <w:p>
@@ -2629,7 +2809,7 @@
         </m:r>
       </m:oMath>
       <w:r>
-        <w:t xml:space="preserve">) is linearly modeled as a baseline effect (</w:t>
+        <w:t xml:space="preserve">) was linearly modeled as a baseline effect (</w:t>
       </w:r>
       <m:oMath>
         <m:sSub>
@@ -2781,20 +2961,20 @@
         <w:t xml:space="preserve">).</w:t>
       </w:r>
     </w:p>
-    <w:bookmarkEnd w:id="31"/>
-    <w:bookmarkStart w:id="32" w:name="measurement-model"/>
-    <w:p>
-      <w:pPr>
-        <w:pStyle w:val="berschrift3"/>
-      </w:pPr>
-      <w:r>
-        <w:t xml:space="preserve">Measurement Model.</w:t>
-      </w:r>
-    </w:p>
-    <w:p>
-      <w:pPr>
-        <w:pStyle w:val="FirstParagraph"/>
-      </w:pPr>
+    <w:p>
+      <w:pPr>
+        <w:pStyle w:val="Textkrper"/>
+      </w:pPr>
+      <w:r>
+        <w:rPr>
+          <w:bCs/>
+          <w:b/>
+        </w:rPr>
+        <w:t xml:space="preserve">Measurement Model:</w:t>
+      </w:r>
+      <w:r>
+        <w:t xml:space="preserve"> </w:t>
+      </w:r>
       <w:r>
         <w:t xml:space="preserve">Given that anxiety was measured using an ordinal scale, we linked latent symptom severity (</w:t>
       </w:r>
@@ -2857,7 +3037,7 @@
         <w:pStyle w:val="Textkrper"/>
       </w:pPr>
       <w:r>
-        <w:t xml:space="preserve">To account for measurement error and the multidimensionality of the anxiety construct, we adopted a graded response model (GRM) from the item response theory (IRT) framework</w:t>
+        <w:t xml:space="preserve">To account for measurement error and the multidimensionality of the anxiety construct, we adopted a graded response model (GRM) from item response theory (IRT)</w:t>
       </w:r>
       <w:r>
         <w:t xml:space="preserve"> </w:t>
@@ -3201,409 +3381,417 @@
         <w:t xml:space="preserve">Detailed specifications for this model and the full code is available in the supplementary materials.</w:t>
       </w:r>
     </w:p>
+    <w:p>
+      <w:pPr>
+        <w:pStyle w:val="Textkrper"/>
+      </w:pPr>
+      <w:r>
+        <w:rPr>
+          <w:bCs/>
+          <w:b/>
+        </w:rPr>
+        <w:t xml:space="preserve">Mechanisms:</w:t>
+      </w:r>
+      <w:r>
+        <w:t xml:space="preserve"> </w:t>
+      </w:r>
+      <w:r>
+        <w:t xml:space="preserve">Our second research question investigates the role of mechanisms in change in pathological anxiety.</w:t>
+      </w:r>
+      <w:r>
+        <w:t xml:space="preserve"> </w:t>
+      </w:r>
+      <w:r>
+        <w:t xml:space="preserve">Following Kazdin’s</w:t>
+      </w:r>
+      <w:r>
+        <w:t xml:space="preserve"> </w:t>
+      </w:r>
+      <w:r>
+        <w:t xml:space="preserve">(2007)</w:t>
+      </w:r>
+      <w:r>
+        <w:t xml:space="preserve"> </w:t>
+      </w:r>
+      <w:r>
+        <w:t xml:space="preserve">framework for mechanisms research, the present study intentionally employed a broad exploratory approach to identify potential targets for future confirmatory work.</w:t>
+      </w:r>
+      <w:r>
+        <w:t xml:space="preserve"> </w:t>
+      </w:r>
+      <w:r>
+        <w:t xml:space="preserve">While establishing causality is difficult</w:t>
+      </w:r>
+      <w:r>
+        <w:t xml:space="preserve"> </w:t>
+      </w:r>
+      <w:r>
+        <w:t xml:space="preserve">(see Eronen, 2020)</w:t>
+      </w:r>
+      <w:r>
+        <w:t xml:space="preserve">, our goal is to identify correlations that may signal candidate causal relationships.</w:t>
+      </w:r>
+    </w:p>
+    <w:p>
+      <w:pPr>
+        <w:pStyle w:val="Textkrper"/>
+      </w:pPr>
+      <w:r>
+        <w:t xml:space="preserve">Mechanisms of change in psychotherapy are processes or events through which psychological interventions affect symptoms or functioning.</w:t>
+      </w:r>
+      <w:r>
+        <w:t xml:space="preserve"> </w:t>
+      </w:r>
+      <w:r>
+        <w:t xml:space="preserve">Demonstrating that an intervention causes change does not explain</w:t>
+      </w:r>
+      <w:r>
+        <w:t xml:space="preserve"> </w:t>
+      </w:r>
+      <w:r>
+        <w:rPr>
+          <w:iCs/>
+          <w:i/>
+        </w:rPr>
+        <w:t xml:space="preserve">why</w:t>
+      </w:r>
+      <w:r>
+        <w:t xml:space="preserve"> </w:t>
+      </w:r>
+      <w:r>
+        <w:t xml:space="preserve">this change came about.</w:t>
+      </w:r>
+      <w:r>
+        <w:t xml:space="preserve"> </w:t>
+      </w:r>
+      <w:r>
+        <w:t xml:space="preserve">Establishing that a process is a mechanism requires association between the intervention and process, and between the process and the symptoms</w:t>
+      </w:r>
+      <w:r>
+        <w:t xml:space="preserve"> </w:t>
+      </w:r>
+      <w:r>
+        <w:t xml:space="preserve">(Kazdin, 2007)</w:t>
+      </w:r>
+      <w:r>
+        <w:t xml:space="preserve">.</w:t>
+      </w:r>
+      <w:r>
+        <w:t xml:space="preserve"> </w:t>
+      </w:r>
+      <w:r>
+        <w:t xml:space="preserve">Thus, we first establish which processes are affected by the intervention.</w:t>
+      </w:r>
+      <w:r>
+        <w:t xml:space="preserve"> </w:t>
+      </w:r>
+      <w:r>
+        <w:t xml:space="preserve">Next, we examine the relationship between the process and the outcome.</w:t>
+      </w:r>
+    </w:p>
+    <w:p>
+      <w:pPr>
+        <w:pStyle w:val="Textkrper"/>
+      </w:pPr>
+      <w:r>
+        <w:t xml:space="preserve">To identify processes that may mediate change, we examined both fear-specific and fear-agnostic mechanisms previously linked to exposure-based interventions.</w:t>
+      </w:r>
+      <w:r>
+        <w:t xml:space="preserve"> </w:t>
+      </w:r>
+      <w:r>
+        <w:t xml:space="preserve">Reductions in fear, indexed by state anxiety during imagining the core threat</w:t>
+      </w:r>
+      <w:r>
+        <w:t xml:space="preserve"> </w:t>
+      </w:r>
+      <w:r>
+        <w:t xml:space="preserve">(BSAM; Berg et al., 1998)</w:t>
+      </w:r>
+      <w:r>
+        <w:t xml:space="preserve">, reflect habituation or extinction processes.</w:t>
+      </w:r>
+      <w:r>
+        <w:t xml:space="preserve"> </w:t>
+      </w:r>
+      <w:r>
+        <w:t xml:space="preserve">Broader regulatory and cognitive mechanisms included distress tolerance</w:t>
+      </w:r>
+      <w:r>
+        <w:t xml:space="preserve"> </w:t>
+      </w:r>
+      <w:r>
+        <w:t xml:space="preserve">(DTS; Simons &amp; Gaher, 2005)</w:t>
+      </w:r>
+      <w:r>
+        <w:t xml:space="preserve">, reflecting the ability to endure negative emotion, self-compassion</w:t>
+      </w:r>
+      <w:r>
+        <w:t xml:space="preserve"> </w:t>
+      </w:r>
+      <w:r>
+        <w:t xml:space="preserve">(SCS; Raes et al., 2011)</w:t>
+      </w:r>
+      <w:r>
+        <w:t xml:space="preserve">, representing adaptive self-relating and emotional regulation; and thought–action fusion</w:t>
+      </w:r>
+      <w:r>
+        <w:t xml:space="preserve"> </w:t>
+      </w:r>
+      <w:r>
+        <w:t xml:space="preserve">(TAF-R; Shafran et al., 1996)</w:t>
+      </w:r>
+      <w:r>
+        <w:t xml:space="preserve">, the belief that thoughts can cause or prevent real outcomes.</w:t>
+      </w:r>
+      <w:r>
+        <w:t xml:space="preserve"> </w:t>
+      </w:r>
+      <w:r>
+        <w:t xml:space="preserve">Metacognitive beliefs</w:t>
+      </w:r>
+      <w:r>
+        <w:t xml:space="preserve"> </w:t>
+      </w:r>
+      <w:r>
+        <w:t xml:space="preserve">(MCQ-30; Wells &amp; Cartwright-Hatton, 2004)</w:t>
+      </w:r>
+      <w:r>
+        <w:t xml:space="preserve"> </w:t>
+      </w:r>
+      <w:r>
+        <w:t xml:space="preserve">and core schemas</w:t>
+      </w:r>
+      <w:r>
+        <w:t xml:space="preserve"> </w:t>
+      </w:r>
+      <w:r>
+        <w:t xml:space="preserve">(BCSS; Fowler et al., 2006)</w:t>
+      </w:r>
+      <w:r>
+        <w:t xml:space="preserve"> </w:t>
+      </w:r>
+      <w:r>
+        <w:t xml:space="preserve">indexed higher-order beliefs about control, self, and others.</w:t>
+      </w:r>
+      <w:r>
+        <w:t xml:space="preserve"> </w:t>
+      </w:r>
+      <w:r>
+        <w:t xml:space="preserve">Finally, imagery-specific reactions</w:t>
+      </w:r>
+      <w:r>
+        <w:t xml:space="preserve"> </w:t>
+      </w:r>
+      <w:r>
+        <w:t xml:space="preserve">(IFES; Deeprose et al., 2011)</w:t>
+      </w:r>
+      <w:r>
+        <w:t xml:space="preserve"> </w:t>
+      </w:r>
+      <w:r>
+        <w:t xml:space="preserve">captured distress, intrusiveness, and avoidance in response to personally salient imagery.</w:t>
+      </w:r>
+      <w:r>
+        <w:t xml:space="preserve"> </w:t>
+      </w:r>
+      <w:r>
+        <w:t xml:space="preserve">Together, these constructs span both targeted and transdiagnostic mechanisms, allowing a comprehensive view of how WET may promote change across emotional, cognitive, and regulatory domains.</w:t>
+      </w:r>
+    </w:p>
+    <w:p>
+      <w:pPr>
+        <w:pStyle w:val="Textkrper"/>
+      </w:pPr>
+      <w:r>
+        <w:t xml:space="preserve">We focus on the process of change, thus we’re interested in the association between</w:t>
+      </w:r>
+      <w:r>
+        <w:t xml:space="preserve"> </w:t>
+      </w:r>
+      <w:r>
+        <w:rPr>
+          <w:iCs/>
+          <w:i/>
+        </w:rPr>
+        <w:t xml:space="preserve">changes</w:t>
+      </w:r>
+      <w:r>
+        <w:t xml:space="preserve"> </w:t>
+      </w:r>
+      <w:r>
+        <w:t xml:space="preserve">in processes and</w:t>
+      </w:r>
+      <w:r>
+        <w:t xml:space="preserve"> </w:t>
+      </w:r>
+      <w:r>
+        <w:rPr>
+          <w:iCs/>
+          <w:i/>
+        </w:rPr>
+        <w:t xml:space="preserve">changes</w:t>
+      </w:r>
+      <w:r>
+        <w:t xml:space="preserve"> </w:t>
+      </w:r>
+      <w:r>
+        <w:t xml:space="preserve">in symptoms.</w:t>
+      </w:r>
+      <w:r>
+        <w:t xml:space="preserve"> </w:t>
+      </w:r>
+      <w:r>
+        <w:t xml:space="preserve">To examine this association we use multivariate latent curve models</w:t>
+      </w:r>
+      <w:r>
+        <w:t xml:space="preserve"> </w:t>
+      </w:r>
+      <w:r>
+        <w:t xml:space="preserve">(Baldwin et al., 2014; Damian, 2010; MacCallum et al., 1997)</w:t>
+      </w:r>
+      <w:r>
+        <w:t xml:space="preserve">.</w:t>
+      </w:r>
+      <w:r>
+        <w:t xml:space="preserve"> </w:t>
+      </w:r>
+      <w:r>
+        <w:t xml:space="preserve">This approach extends univariate growth models by allowing the simultaneous examination of multiple outcomes, capturing both the relationships between individual processes and how they evolve over time.</w:t>
+      </w:r>
+      <w:r>
+        <w:t xml:space="preserve"> </w:t>
+      </w:r>
+      <w:r>
+        <w:t xml:space="preserve">Specifically, we model both anxiety (as measured by the OASIS) and the process of interest in parallel, using a single covariance matrix to estimate the random effects for both processes.</w:t>
+      </w:r>
+      <w:r>
+        <w:t xml:space="preserve"> </w:t>
+      </w:r>
+      <w:r>
+        <w:t xml:space="preserve">By incorporating a shared covariance matrix, we capture the correlations between baseline values (intercepts) and changes (slopes) both within and across the two outcomes.</w:t>
+      </w:r>
+      <w:r>
+        <w:t xml:space="preserve"> </w:t>
+      </w:r>
+      <w:r>
+        <w:t xml:space="preserve">This enables us to estimate the correlation between changes controlling for baseline values and accounting for measurement error.</w:t>
+      </w:r>
+      <w:r>
+        <w:t xml:space="preserve"> </w:t>
+      </w:r>
+      <w:r>
+        <w:t xml:space="preserve">Detailed specifications for this model and the full code are available in the supplementary materials.</w:t>
+      </w:r>
+    </w:p>
+    <w:p>
+      <w:pPr>
+        <w:pStyle w:val="Textkrper"/>
+      </w:pPr>
+      <w:r>
+        <w:t xml:space="preserve">Although this analysis does not establish causality, it offers valuable insights into potential intervention targets.</w:t>
+      </w:r>
+      <w:r>
+        <w:t xml:space="preserve"> </w:t>
+      </w:r>
+      <w:r>
+        <w:t xml:space="preserve">For example, identifying processes that strongly correlate with changes in anxiety could inform more focused treatments by highlighting which processes to target for clinical improvement.</w:t>
+      </w:r>
+      <w:r>
+        <w:t xml:space="preserve"> </w:t>
+      </w:r>
+      <w:r>
+        <w:t xml:space="preserve">Further research will need to extend these findings by extending them into full mediation models</w:t>
+      </w:r>
+      <w:r>
+        <w:t xml:space="preserve"> </w:t>
+      </w:r>
+      <w:r>
+        <w:t xml:space="preserve">(Hilley &amp; O’Rourke, 2022)</w:t>
+      </w:r>
+      <w:r>
+        <w:t xml:space="preserve">.</w:t>
+      </w:r>
+    </w:p>
+    <w:bookmarkStart w:id="32" w:name="missing-data-and-estimation"/>
+    <w:p>
+      <w:pPr>
+        <w:pStyle w:val="berschrift3"/>
+      </w:pPr>
+      <w:r>
+        <w:t xml:space="preserve">Missing Data and Estimation.</w:t>
+      </w:r>
+    </w:p>
+    <w:p>
+      <w:pPr>
+        <w:pStyle w:val="FirstParagraph"/>
+      </w:pPr>
+      <w:r>
+        <w:t xml:space="preserve">All participants who began the intervention were included in the analysis.</w:t>
+      </w:r>
+      <w:r>
+        <w:t xml:space="preserve"> </w:t>
+      </w:r>
+      <w:r>
+        <w:t xml:space="preserve">Missing data were imputed via Bayesian imputation, assuming that missingness may be affected by baseline trait levels and task completion difficulty.</w:t>
+      </w:r>
+    </w:p>
+    <w:p>
+      <w:pPr>
+        <w:pStyle w:val="Textkrper"/>
+      </w:pPr>
+      <w:r>
+        <w:t xml:space="preserve">We used Bayesian methods to estimate the parameters of the model using Markov Chain Monte Carlo (MCMC) algorithms implemented in Stan</w:t>
+      </w:r>
+      <w:r>
+        <w:t xml:space="preserve"> </w:t>
+      </w:r>
+      <w:r>
+        <w:t xml:space="preserve">(Carpenter et al., 2017)</w:t>
+      </w:r>
+      <w:r>
+        <w:t xml:space="preserve">, and via the rethinking interface</w:t>
+      </w:r>
+      <w:r>
+        <w:t xml:space="preserve"> </w:t>
+      </w:r>
+      <w:r>
+        <w:t xml:space="preserve">(McElreath, 2020)</w:t>
+      </w:r>
+      <w:r>
+        <w:t xml:space="preserve">.</w:t>
+      </w:r>
+      <w:r>
+        <w:t xml:space="preserve"> </w:t>
+      </w:r>
+      <w:r>
+        <w:t xml:space="preserve">We specified weakly informative priors for the regression coefficients, the thresholds, and the item parameters.</w:t>
+      </w:r>
+      <w:r>
+        <w:t xml:space="preserve"> </w:t>
+      </w:r>
+      <w:r>
+        <w:t xml:space="preserve">We assessed the convergence and the fit of the model using posterior predictive checks, trace plots, and effective sample sizes.</w:t>
+      </w:r>
+      <w:r>
+        <w:t xml:space="preserve"> </w:t>
+      </w:r>
+      <w:r>
+        <w:t xml:space="preserve">We use a credible interval of 89%</w:t>
+      </w:r>
+      <w:r>
+        <w:t xml:space="preserve"> </w:t>
+      </w:r>
+      <w:r>
+        <w:t xml:space="preserve">(McElreath, 2020)</w:t>
+      </w:r>
+      <w:r>
+        <w:t xml:space="preserve">.</w:t>
+      </w:r>
+    </w:p>
     <w:bookmarkEnd w:id="32"/>
-    <w:bookmarkStart w:id="33" w:name="mechanisms"/>
-    <w:p>
-      <w:pPr>
-        <w:pStyle w:val="berschrift3"/>
-      </w:pPr>
-      <w:r>
-        <w:t xml:space="preserve">Mechanisms.</w:t>
-      </w:r>
-    </w:p>
-    <w:p>
-      <w:pPr>
-        <w:pStyle w:val="FirstParagraph"/>
-      </w:pPr>
-      <w:r>
-        <w:t xml:space="preserve">Our second research question investigates the role of mechanisms in change in pathological anxiety.</w:t>
-      </w:r>
-      <w:r>
-        <w:t xml:space="preserve"> </w:t>
-      </w:r>
-      <w:r>
-        <w:t xml:space="preserve">Following Kazdin’s</w:t>
-      </w:r>
-      <w:r>
-        <w:t xml:space="preserve"> </w:t>
-      </w:r>
-      <w:r>
-        <w:t xml:space="preserve">(2007)</w:t>
-      </w:r>
-      <w:r>
-        <w:t xml:space="preserve"> </w:t>
-      </w:r>
-      <w:r>
-        <w:t xml:space="preserve">framework for mechanisms research, the present study intentionally employed a broad exploratory approach to identify potential targets for future confirmatory work.</w:t>
-      </w:r>
-      <w:r>
-        <w:t xml:space="preserve"> </w:t>
-      </w:r>
-      <w:r>
-        <w:t xml:space="preserve">While establishing causality is difficult</w:t>
-      </w:r>
-      <w:r>
-        <w:t xml:space="preserve"> </w:t>
-      </w:r>
-      <w:r>
-        <w:t xml:space="preserve">(see Eronen, 2020)</w:t>
-      </w:r>
-      <w:r>
-        <w:t xml:space="preserve">, our goal is to identify correlations that may signal causal relationships.</w:t>
-      </w:r>
-    </w:p>
-    <w:p>
-      <w:pPr>
-        <w:pStyle w:val="Textkrper"/>
-      </w:pPr>
-      <w:r>
-        <w:t xml:space="preserve">Mechanisms of change in psychotherapy are processes or events through which psychological interventions affect symptoms or functioning.</w:t>
-      </w:r>
-      <w:r>
-        <w:t xml:space="preserve"> </w:t>
-      </w:r>
-      <w:r>
-        <w:t xml:space="preserve">Demonstrating that an intervention causes change does not explain</w:t>
-      </w:r>
-      <w:r>
-        <w:t xml:space="preserve"> </w:t>
-      </w:r>
-      <w:r>
-        <w:rPr>
-          <w:iCs/>
-          <w:i/>
-        </w:rPr>
-        <w:t xml:space="preserve">why</w:t>
-      </w:r>
-      <w:r>
-        <w:t xml:space="preserve"> </w:t>
-      </w:r>
-      <w:r>
-        <w:t xml:space="preserve">this change came about.</w:t>
-      </w:r>
-      <w:r>
-        <w:t xml:space="preserve"> </w:t>
-      </w:r>
-      <w:r>
-        <w:t xml:space="preserve">Establishing that a process is a mechanism requires association between the intervention and process, and between the process and the symptoms</w:t>
-      </w:r>
-      <w:r>
-        <w:t xml:space="preserve"> </w:t>
-      </w:r>
-      <w:r>
-        <w:t xml:space="preserve">(Kazdin, 2007)</w:t>
-      </w:r>
-      <w:r>
-        <w:t xml:space="preserve">.</w:t>
-      </w:r>
-      <w:r>
-        <w:t xml:space="preserve"> </w:t>
-      </w:r>
-      <w:r>
-        <w:t xml:space="preserve">Thus, we first establish which processes are affected by the intervention.</w:t>
-      </w:r>
-      <w:r>
-        <w:t xml:space="preserve"> </w:t>
-      </w:r>
-      <w:r>
-        <w:t xml:space="preserve">Next, we examine the relationship between the process and the outcome.</w:t>
-      </w:r>
-    </w:p>
-    <w:p>
-      <w:pPr>
-        <w:pStyle w:val="Textkrper"/>
-      </w:pPr>
-      <w:r>
-        <w:t xml:space="preserve">To identify processes that may mediate change, we examined both fear-specific and fear-agnostic mechanisms previously linked to exposure-based interventions.</w:t>
-      </w:r>
-      <w:r>
-        <w:t xml:space="preserve"> </w:t>
-      </w:r>
-      <w:r>
-        <w:t xml:space="preserve">Reductions in perceived threat, indexed by state anxiety during imagining the core threat [BSAM;</w:t>
-      </w:r>
-      <w:r>
-        <w:t xml:space="preserve"> </w:t>
-      </w:r>
-      <w:r>
-        <w:t xml:space="preserve">Berg et al. (1998)</w:t>
-      </w:r>
-      <w:r>
-        <w:t xml:space="preserve">], reflect habituation or extinction processes.</w:t>
-      </w:r>
-      <w:r>
-        <w:t xml:space="preserve"> </w:t>
-      </w:r>
-      <w:r>
-        <w:t xml:space="preserve">Broader regulatory and cognitive mechanisms included distress tolerance [DTS;</w:t>
-      </w:r>
-      <w:r>
-        <w:t xml:space="preserve"> </w:t>
-      </w:r>
-      <w:r>
-        <w:t xml:space="preserve">Simons and Gaher (2005)</w:t>
-      </w:r>
-      <w:r>
-        <w:t xml:space="preserve">], reflecting the ability to endure negative emotion, self-compassion [SCS;</w:t>
-      </w:r>
-      <w:r>
-        <w:t xml:space="preserve"> </w:t>
-      </w:r>
-      <w:r>
-        <w:t xml:space="preserve">Raes et al. (2011)</w:t>
-      </w:r>
-      <w:r>
-        <w:t xml:space="preserve">], representing adaptive self-relating and emotional regulation; and thought–action fusion [TAF-R;</w:t>
-      </w:r>
-      <w:r>
-        <w:t xml:space="preserve"> </w:t>
-      </w:r>
-      <w:r>
-        <w:t xml:space="preserve">Shafran et al. (1996)</w:t>
-      </w:r>
-      <w:r>
-        <w:t xml:space="preserve">], the belief that thoughts can cause or prevent real outcomes.</w:t>
-      </w:r>
-      <w:r>
-        <w:t xml:space="preserve"> </w:t>
-      </w:r>
-      <w:r>
-        <w:t xml:space="preserve">Metacognitive beliefs [MCQ-30;</w:t>
-      </w:r>
-      <w:r>
-        <w:t xml:space="preserve"> </w:t>
-      </w:r>
-      <w:r>
-        <w:t xml:space="preserve">Wells and Cartwright-Hatton (2004)</w:t>
-      </w:r>
-      <w:r>
-        <w:t xml:space="preserve">] and core schemas [BCSS;</w:t>
-      </w:r>
-      <w:r>
-        <w:t xml:space="preserve"> </w:t>
-      </w:r>
-      <w:r>
-        <w:t xml:space="preserve">Fowler et al. (2006)</w:t>
-      </w:r>
-      <w:r>
-        <w:t xml:space="preserve">] indexed higher-order beliefs about control, self, and others.</w:t>
-      </w:r>
-      <w:r>
-        <w:t xml:space="preserve"> </w:t>
-      </w:r>
-      <w:r>
-        <w:t xml:space="preserve">Finally, imagery-specific reactions [IFES;</w:t>
-      </w:r>
-      <w:r>
-        <w:t xml:space="preserve"> </w:t>
-      </w:r>
-      <w:r>
-        <w:t xml:space="preserve">Deeprose et al. (2011)</w:t>
-      </w:r>
-      <w:r>
-        <w:t xml:space="preserve">] captured distress, intrusiveness, and avoidance in response to personally salient imagery.</w:t>
-      </w:r>
-      <w:r>
-        <w:t xml:space="preserve"> </w:t>
-      </w:r>
-      <w:r>
-        <w:t xml:space="preserve">Together, these constructs span both targeted and transdiagnostic mechanisms, allowing a comprehensive view of how WET may promote change across emotional, cognitive, and regulatory domains.</w:t>
-      </w:r>
-    </w:p>
-    <w:p>
-      <w:pPr>
-        <w:pStyle w:val="Textkrper"/>
-      </w:pPr>
-      <w:r>
-        <w:t xml:space="preserve">We focus on the process of change, thus we’re interested in the association between</w:t>
-      </w:r>
-      <w:r>
-        <w:t xml:space="preserve"> </w:t>
-      </w:r>
-      <w:r>
-        <w:rPr>
-          <w:iCs/>
-          <w:i/>
-        </w:rPr>
-        <w:t xml:space="preserve">changes</w:t>
-      </w:r>
-      <w:r>
-        <w:t xml:space="preserve"> </w:t>
-      </w:r>
-      <w:r>
-        <w:t xml:space="preserve">in processes and</w:t>
-      </w:r>
-      <w:r>
-        <w:t xml:space="preserve"> </w:t>
-      </w:r>
-      <w:r>
-        <w:rPr>
-          <w:iCs/>
-          <w:i/>
-        </w:rPr>
-        <w:t xml:space="preserve">changes</w:t>
-      </w:r>
-      <w:r>
-        <w:t xml:space="preserve"> </w:t>
-      </w:r>
-      <w:r>
-        <w:t xml:space="preserve">in symptoms.</w:t>
-      </w:r>
-      <w:r>
-        <w:t xml:space="preserve"> </w:t>
-      </w:r>
-      <w:r>
-        <w:t xml:space="preserve">To examine this association we use multivariate latent curve models</w:t>
-      </w:r>
-      <w:r>
-        <w:t xml:space="preserve"> </w:t>
-      </w:r>
-      <w:r>
-        <w:t xml:space="preserve">(Baldwin et al., 2014; Damian, 2010; MacCallum et al., 1997)</w:t>
-      </w:r>
-      <w:r>
-        <w:t xml:space="preserve">.</w:t>
-      </w:r>
-      <w:r>
-        <w:t xml:space="preserve"> </w:t>
-      </w:r>
-      <w:r>
-        <w:t xml:space="preserve">This approach extends univariate growth models by allowing the simultaneous examination of multiple outcomes, capturing both the relationships between individual processes and how they evolve over time.</w:t>
-      </w:r>
-      <w:r>
-        <w:t xml:space="preserve"> </w:t>
-      </w:r>
-      <w:r>
-        <w:t xml:space="preserve">Specifically, we model both anxiety (as measured by the OASIS) and the process of interest in parallel, using a single covariance matrix to estimate the random effects for both processes.</w:t>
-      </w:r>
-      <w:r>
-        <w:t xml:space="preserve"> </w:t>
-      </w:r>
-      <w:r>
-        <w:t xml:space="preserve">By incorporating a shared covariance matrix, we capture the correlations between baseline values (intercepts) and changes (slopes) both within and across the two outcomes.</w:t>
-      </w:r>
-      <w:r>
-        <w:t xml:space="preserve"> </w:t>
-      </w:r>
-      <w:r>
-        <w:t xml:space="preserve">This enables us to estimate the correlation between changes controlling for baseline values and accounting for measurement error.</w:t>
-      </w:r>
-      <w:r>
-        <w:t xml:space="preserve"> </w:t>
-      </w:r>
-      <w:r>
-        <w:t xml:space="preserve">Detailed specifications for this model and the full code are available in the supplementary materials.</w:t>
-      </w:r>
-    </w:p>
-    <w:p>
-      <w:pPr>
-        <w:pStyle w:val="Textkrper"/>
-      </w:pPr>
-      <w:r>
-        <w:t xml:space="preserve">Although this analysis does not establish causality, it offers valuable insights into potential intervention targets.</w:t>
-      </w:r>
-      <w:r>
-        <w:t xml:space="preserve"> </w:t>
-      </w:r>
-      <w:r>
-        <w:t xml:space="preserve">For example, identifying processes that strongly correlate with changes in anxiety could inform more focused treatments by highlighting which processes to target for clinical improvement.</w:t>
-      </w:r>
-      <w:r>
-        <w:t xml:space="preserve"> </w:t>
-      </w:r>
-      <w:r>
-        <w:t xml:space="preserve">Further research will need to extend these findings by extending them into full mediation models</w:t>
-      </w:r>
-      <w:r>
-        <w:t xml:space="preserve"> </w:t>
-      </w:r>
-      <w:r>
-        <w:t xml:space="preserve">(Hilley &amp; O’Rourke, 2022)</w:t>
-      </w:r>
-      <w:r>
-        <w:t xml:space="preserve">.</w:t>
-      </w:r>
-    </w:p>
     <w:bookmarkEnd w:id="33"/>
-    <w:bookmarkStart w:id="34" w:name="missing-data-and-estimation"/>
-    <w:p>
-      <w:pPr>
-        <w:pStyle w:val="berschrift3"/>
-      </w:pPr>
-      <w:r>
-        <w:t xml:space="preserve">Missing Data and Estimation.</w:t>
-      </w:r>
-    </w:p>
-    <w:p>
-      <w:pPr>
-        <w:pStyle w:val="FirstParagraph"/>
-      </w:pPr>
-      <w:r>
-        <w:t xml:space="preserve">All participants who began the intervention were included in the analysis.</w:t>
-      </w:r>
-      <w:r>
-        <w:t xml:space="preserve"> </w:t>
-      </w:r>
-      <w:r>
-        <w:t xml:space="preserve">Missing data were imputed via Bayesian imputation, assuming that missingness may be affected by baseline trait levels and task completion difficulty.</w:t>
-      </w:r>
-    </w:p>
-    <w:p>
-      <w:pPr>
-        <w:pStyle w:val="Textkrper"/>
-      </w:pPr>
-      <w:r>
-        <w:t xml:space="preserve">We used Bayesian methods to estimate the parameters of the model using Markov Chain Monte Carlo (MCMC) algorithms implemented in Stan</w:t>
-      </w:r>
-      <w:r>
-        <w:t xml:space="preserve"> </w:t>
-      </w:r>
-      <w:r>
-        <w:t xml:space="preserve">(Carpenter et al., 2017)</w:t>
-      </w:r>
-      <w:r>
-        <w:t xml:space="preserve">, and via the rethinking interface</w:t>
-      </w:r>
-      <w:r>
-        <w:t xml:space="preserve"> </w:t>
-      </w:r>
-      <w:r>
-        <w:t xml:space="preserve">(McElreath, 2020)</w:t>
-      </w:r>
-      <w:r>
-        <w:t xml:space="preserve">.</w:t>
-      </w:r>
-      <w:r>
-        <w:t xml:space="preserve"> </w:t>
-      </w:r>
-      <w:r>
-        <w:t xml:space="preserve">We specified weakly informative priors for the regression coefficients, the thresholds, and the item parameters.</w:t>
-      </w:r>
-      <w:r>
-        <w:t xml:space="preserve"> </w:t>
-      </w:r>
-      <w:r>
-        <w:t xml:space="preserve">We assessed the convergence and the fit of the model using posterior predictive checks, trace plots, and effective sample sizes.</w:t>
-      </w:r>
-      <w:r>
-        <w:t xml:space="preserve"> </w:t>
-      </w:r>
-      <w:r>
-        <w:t xml:space="preserve">We use a credible interval of 89%</w:t>
-      </w:r>
-      <w:r>
-        <w:t xml:space="preserve"> </w:t>
-      </w:r>
-      <w:r>
-        <w:t xml:space="preserve">(McElreath, 2020)</w:t>
-      </w:r>
-      <w:r>
-        <w:t xml:space="preserve">.</w:t>
-      </w:r>
-    </w:p>
     <w:bookmarkEnd w:id="34"/>
-    <w:bookmarkEnd w:id="35"/>
-    <w:bookmarkEnd w:id="36"/>
     <w:bookmarkStart w:id="56" w:name="results"/>
     <w:p>
       <w:pPr>
@@ -3613,7 +3801,7 @@
         <w:t xml:space="preserve">Results</w:t>
       </w:r>
     </w:p>
-    <w:bookmarkStart w:id="42" w:name="participants-1"/>
+    <w:bookmarkStart w:id="40" w:name="participants-1"/>
     <w:p>
       <w:pPr>
         <w:pStyle w:val="berschrift2"/>
@@ -3794,18 +3982,18 @@
           <wp:inline>
             <wp:extent cx="5504749" cy="5504749"/>
             <wp:effectExtent b="0" l="0" r="0" t="0"/>
-            <wp:docPr descr="Figure 1: A CONSORT flowchart providing a detailed overview of the recruitment, randomization, and follow-up processes across the two active groups." title="" id="38" name="Picture"/>
+            <wp:docPr descr="Figure 1: A CONSORT flowchart providing a detailed overview of the recruitment, randomization, and follow-up processes across the two active groups." title="" id="36" name="Picture"/>
             <a:graphic>
               <a:graphicData uri="http://schemas.openxmlformats.org/drawingml/2006/picture">
                 <pic:pic>
                   <pic:nvPicPr>
-                    <pic:cNvPr descr="/home/eladzlot/projects/wet/docs/output/wet_files/figure-docx/consort-1.png" id="39" name="Picture"/>
+                    <pic:cNvPr descr="/home/eladzlot/projects/wet/docs/output/wet_files/figure-docx/consort-1.png" id="37" name="Picture"/>
                     <pic:cNvPicPr>
                       <a:picLocks noChangeArrowheads="1" noChangeAspect="1"/>
                     </pic:cNvPicPr>
                   </pic:nvPicPr>
                   <pic:blipFill>
-                    <a:blip r:embed="rId37"/>
+                    <a:blip r:embed="rId35"/>
                     <a:stretch>
                       <a:fillRect/>
                     </a:stretch>
@@ -3836,8 +4024,8 @@
       <w:pPr>
         <w:pStyle w:val="ImageCaption"/>
       </w:pPr>
-      <w:bookmarkStart w:id="40" w:name="fig:consort"/>
-      <w:bookmarkEnd w:id="40"/>
+      <w:bookmarkStart w:id="38" w:name="fig:consort"/>
+      <w:bookmarkEnd w:id="38"/>
       <w:r>
         <w:t xml:space="preserve">Figure 1: A CONSORT flowchart providing a detailed overview of the recruitment, randomization, and follow-up processes across the two active groups.</w:t>
       </w:r>
@@ -3920,8 +4108,8 @@
       <w:pPr>
         <w:pStyle w:val="TableCaption"/>
       </w:pPr>
-      <w:bookmarkStart w:id="41" w:name="tab:demographics"/>
-      <w:bookmarkEnd w:id="41"/>
+      <w:bookmarkStart w:id="39" w:name="tab:demographics"/>
+      <w:bookmarkEnd w:id="39"/>
       <w:r>
         <w:t xml:space="preserve">Table </w:t>
       </w:r>
@@ -5544,14 +5732,14 @@
         <w:t xml:space="preserve"> </w:t>
       </w:r>
     </w:p>
-    <w:bookmarkEnd w:id="42"/>
-    <w:bookmarkStart w:id="43" w:name="intervention-quality"/>
+    <w:bookmarkEnd w:id="40"/>
+    <w:bookmarkStart w:id="41" w:name="acceptability-and-credibility"/>
     <w:p>
       <w:pPr>
         <w:pStyle w:val="berschrift2"/>
       </w:pPr>
       <w:r>
-        <w:t xml:space="preserve">Intervention Quality</w:t>
+        <w:t xml:space="preserve">Acceptability and Credibility</w:t>
       </w:r>
     </w:p>
     <w:p>
@@ -5559,13 +5747,13 @@
         <w:pStyle w:val="FirstParagraph"/>
       </w:pPr>
       <w:r>
-        <w:t xml:space="preserve">Both WET and NIW were rated highly on the Devilly Credibility Scale, indicating strong credibility in both interventions.</w:t>
-      </w:r>
-      <w:r>
-        <w:t xml:space="preserve"> </w:t>
-      </w:r>
-      <w:r>
-        <w:t xml:space="preserve">On the cognitive subscale, WET scored 20.0 (6.5), while NIW scored 20.5 (7.1).</w:t>
+        <w:t xml:space="preserve">Both WET and NIW were rated as highly credible on the Devilly Credibility Scale.</w:t>
+      </w:r>
+      <w:r>
+        <w:t xml:space="preserve"> </w:t>
+      </w:r>
+      <w:r>
+        <w:t xml:space="preserve">On the cognitive subscale, WET scored 20.0 (6.5), whereas NIW scored 20.5 (7.1).</w:t>
       </w:r>
       <w:r>
         <w:t xml:space="preserve"> </w:t>
@@ -5573,31 +5761,33 @@
       <w:r>
         <w:t xml:space="preserve">Similarly, on the feeling subscale, WET scored 8.7 (3.8) and NIW scored 9.4 (4.1).</w:t>
       </w:r>
-      <w:r>
-        <w:t xml:space="preserve"> </w:t>
-      </w:r>
-      <w:r>
-        <w:t xml:space="preserve">These results suggest that participants found both interventions to be highly credible in terms of both their perceived logic and their intuitive appeal.</w:t>
-      </w:r>
-      <w:r>
-        <w:t xml:space="preserve"> </w:t>
-      </w:r>
-      <w:r>
-        <w:t xml:space="preserve">In their open feedback after the study, participants generally found the writing task acceptable, though some in the WET condition reported it as difficult, while some in the NIW condition described it as progressively boring.</w:t>
-      </w:r>
     </w:p>
     <w:p>
       <w:pPr>
         <w:pStyle w:val="Textkrper"/>
       </w:pPr>
       <w:r>
-        <w:t xml:space="preserve">Participants in the WET condition successfully created powerful exposure scripts that addressed their core threats.</w:t>
-      </w:r>
-      <w:r>
-        <w:t xml:space="preserve"> </w:t>
-      </w:r>
-      <w:r>
-        <w:t xml:space="preserve">For instance, an excerpt from the script of a socially anxious individual reads:</w:t>
+        <w:t xml:space="preserve">Most participants reported that the instructions were clear, although a minority indicated difficulty understanding the requirement to return to the same script across sessions.</w:t>
+      </w:r>
+      <w:r>
+        <w:t xml:space="preserve"> </w:t>
+      </w:r>
+      <w:r>
+        <w:t xml:space="preserve">The task was described as difficult by 26% of participants in the WET condition and 25% in the NIW condition, whereas 26% and 42%, respectively, described it as pleasant or useful.</w:t>
+      </w:r>
+      <w:r>
+        <w:t xml:space="preserve"> </w:t>
+      </w:r>
+      <w:r>
+        <w:t xml:space="preserve">At the two-month follow-up, 55% of WET participants and 25% of NIW participants reported improvements in quality of life, and 41% and 38%, respectively, reported continued application of skills learned during the intervention.</w:t>
+      </w:r>
+    </w:p>
+    <w:p>
+      <w:pPr>
+        <w:pStyle w:val="Textkrper"/>
+      </w:pPr>
+      <w:r>
+        <w:t xml:space="preserve">Qualitative inspection of the writing materials indicated clear differentiation between conditions. Participants in the WET condition generally produced emotionally intense scripts directly addressing their core threats. For example, one socially anxious participant wrote:</w:t>
       </w:r>
     </w:p>
     <w:p>
@@ -5608,13 +5798,13 @@
         <w:t xml:space="preserve">What am I doing here? I am a nobody. I know nothing. I feel almost sick now with nerves and dread. What if I just left now? Would anyone even notice? But it’s too late…</w:t>
       </w:r>
       <w:r>
-        <w:br/>
+        <w:t xml:space="preserve"> </w:t>
       </w:r>
       <w:r>
         <w:t xml:space="preserve">I am to speak first, so I can’t even steal other people’s ideas…</w:t>
       </w:r>
       <w:r>
-        <w:br/>
+        <w:t xml:space="preserve"> </w:t>
       </w:r>
       <w:r>
         <w:t xml:space="preserve">[They’re thinking] Who is this idiot? I stumble on and on. I want to stop and for it all to be over, but I can’t. It just goes on forever. It is like dying in slow motion.</w:t>
@@ -5625,13 +5815,7 @@
         <w:pStyle w:val="FirstParagraph"/>
       </w:pPr>
       <w:r>
-        <w:t xml:space="preserve">Adherence in the NIW condition was less confined, with some participants writing scripts that focused on positive outcomes rather than neutral events.</w:t>
-      </w:r>
-      <w:r>
-        <w:t xml:space="preserve"> </w:t>
-      </w:r>
-      <w:r>
-        <w:t xml:space="preserve">For example, one participant wrote:</w:t>
+        <w:t xml:space="preserve">In contrast, adherence in the NIW condition was less constrained, with some participants producing scripts that emphasized positive outcomes rather than neutral content. For example, one participant wrote:</w:t>
       </w:r>
     </w:p>
     <w:p>
@@ -5645,13 +5829,13 @@
         <w:t xml:space="preserve"> </w:t>
       </w:r>
       <w:r>
-        <w:t xml:space="preserve">Today instead of going through my phone for an hour on social media, I start with making my bed and cleaning my room.</w:t>
-      </w:r>
-      <w:r>
-        <w:t xml:space="preserve"> </w:t>
-      </w:r>
-      <w:r>
-        <w:t xml:space="preserve">… I start applying for opportunities that align with my qualifications and a bit of me is worried but still hopeful that I get recognized and recruited.</w:t>
+        <w:t xml:space="preserve">Today instead of going through my phone for an hour on social media, I start with making my bed and cleaning my room…</w:t>
+      </w:r>
+      <w:r>
+        <w:t xml:space="preserve"> </w:t>
+      </w:r>
+      <w:r>
+        <w:t xml:space="preserve">I start applying for opportunities that align with my qualifications and a bit of me is worried but still hopeful that I get recognized and recruited.</w:t>
       </w:r>
     </w:p>
     <w:p>
@@ -5659,7 +5843,7 @@
         <w:pStyle w:val="FirstParagraph"/>
       </w:pPr>
       <w:r>
-        <w:t xml:space="preserve">This type of writing is similar to what is done in imagery rehearsal</w:t>
+        <w:t xml:space="preserve">This style of writing resembles techniques used in imagery rehearsal interventions</w:t>
       </w:r>
       <w:r>
         <w:t xml:space="preserve"> </w:t>
@@ -5671,8 +5855,8 @@
         <w:t xml:space="preserve">.</w:t>
       </w:r>
     </w:p>
-    <w:bookmarkEnd w:id="43"/>
-    <w:bookmarkStart w:id="48" w:name="symptom-measures"/>
+    <w:bookmarkEnd w:id="41"/>
+    <w:bookmarkStart w:id="46" w:name="symptom-measures"/>
     <w:p>
       <w:pPr>
         <w:pStyle w:val="berschrift2"/>
@@ -5752,18 +5936,18 @@
           <wp:inline>
             <wp:extent cx="4587290" cy="3669832"/>
             <wp:effectExtent b="0" l="0" r="0" t="0"/>
-            <wp:docPr descr="Figure 2: Estimated treatment trajectories for each intervention based on the latent growth model. Values are adjusted for gender. WET = Written Exposure Therapy; NIW = Neutral Imagery Writing. The time intervals between pre-treatment and post-treatment, and between post-treatment and followup 1 (FU1), were approximately one week. The interval between FU1 and followup 2 (FU2) was approximately two months, which is indicated by the dashed regression line. The shaded gray area represents the 89% credible interval (CI)." title="" id="45" name="Picture"/>
+            <wp:docPr descr="Figure 2: Estimated treatment trajectories for each intervention based on the latent growth model. Values are adjusted for gender. WET = Written Exposure Therapy; NIW = Neutral Imagery Writing; OASIS = Overall Anxiety Severity and Impairment Scale. The time intervals between pre-treatment and post-treatment, and between post-treatment and followup 1 (FU1), were approximately one week. The interval between FU1 and followup 2 (FU2) was approximately two months, which is indicated by the dashed regression line. The shaded gray area represents the 89% credible interval (CI)." title="" id="43" name="Picture"/>
             <a:graphic>
               <a:graphicData uri="http://schemas.openxmlformats.org/drawingml/2006/picture">
                 <pic:pic>
                   <pic:nvPicPr>
-                    <pic:cNvPr descr="/home/eladzlot/projects/wet/docs/output/wet_files/figure-docx/growth-1.png" id="46" name="Picture"/>
+                    <pic:cNvPr descr="/home/eladzlot/projects/wet/docs/output/wet_files/figure-docx/growth-1.png" id="44" name="Picture"/>
                     <pic:cNvPicPr>
                       <a:picLocks noChangeArrowheads="1" noChangeAspect="1"/>
                     </pic:cNvPicPr>
                   </pic:nvPicPr>
                   <pic:blipFill>
-                    <a:blip r:embed="rId44"/>
+                    <a:blip r:embed="rId42"/>
                     <a:stretch>
                       <a:fillRect/>
                     </a:stretch>
@@ -5794,10 +5978,10 @@
       <w:pPr>
         <w:pStyle w:val="ImageCaption"/>
       </w:pPr>
-      <w:bookmarkStart w:id="47" w:name="fig:growth"/>
-      <w:bookmarkEnd w:id="47"/>
-      <w:r>
-        <w:t xml:space="preserve">Figure 2: Estimated treatment trajectories for each intervention based on the latent growth model. Values are adjusted for gender. WET = Written Exposure Therapy; NIW = Neutral Imagery Writing. The time intervals between pre-treatment and post-treatment, and between post-treatment and followup 1 (FU1), were approximately one week. The interval between FU1 and followup 2 (FU2) was approximately two months, which is indicated by the dashed regression line. The shaded gray area represents the 89% credible interval (CI).</w:t>
+      <w:bookmarkStart w:id="45" w:name="fig:growth"/>
+      <w:bookmarkEnd w:id="45"/>
+      <w:r>
+        <w:t xml:space="preserve">Figure 2: Estimated treatment trajectories for each intervention based on the latent growth model. Values are adjusted for gender. WET = Written Exposure Therapy; NIW = Neutral Imagery Writing; OASIS = Overall Anxiety Severity and Impairment Scale. The time intervals between pre-treatment and post-treatment, and between post-treatment and followup 1 (FU1), were approximately one week. The interval between FU1 and followup 2 (FU2) was approximately two months, which is indicated by the dashed regression line. The shaded gray area represents the 89% credible interval (CI).</w:t>
       </w:r>
     </w:p>
     <w:p>
@@ -6165,13 +6349,143 @@
         <w:t xml:space="preserve">These outcomes were kept at the 2 month followup.</w:t>
       </w:r>
     </w:p>
-    <w:bookmarkEnd w:id="48"/>
-    <w:bookmarkStart w:id="49" w:name="treatment-processes"/>
+    <w:bookmarkEnd w:id="46"/>
+    <w:bookmarkStart w:id="47" w:name="engagement"/>
     <w:p>
       <w:pPr>
         <w:pStyle w:val="berschrift2"/>
       </w:pPr>
       <w:r>
+        <w:t xml:space="preserve">Engagement</w:t>
+      </w:r>
+    </w:p>
+    <w:p>
+      <w:pPr>
+        <w:pStyle w:val="FirstParagraph"/>
+      </w:pPr>
+      <w:r>
+        <w:t xml:space="preserve">Most (n = NA, NA%) of the participants who completed WET were classified as having engaged with their identified core threat at least once across the four writing sessions.</w:t>
+      </w:r>
+      <w:r>
+        <w:t xml:space="preserve"> </w:t>
+      </w:r>
+      <w:r>
+        <w:t xml:space="preserve">Across all stages, participants who engaged showed better outcomes than those who did not.</w:t>
+      </w:r>
+    </w:p>
+    <w:p>
+      <w:pPr>
+        <w:pStyle w:val="Textkrper"/>
+      </w:pPr>
+      <w:r>
+        <w:t xml:space="preserve">During treatment, engaged participants showed a small advantage over non-engaged participants (</w:t>
+      </w:r>
+      <w:r>
+        <w:rPr>
+          <w:iCs/>
+          <w:i/>
+        </w:rPr>
+        <w:t xml:space="preserve">d</w:t>
+      </w:r>
+      <w:r>
+        <w:t xml:space="preserve"> </w:t>
+      </w:r>
+      <w:r>
+        <w:t xml:space="preserve">= 0.32, 89% CI [-0.16, 0.79], P(&gt;0) = 86%).</w:t>
+      </w:r>
+      <w:r>
+        <w:t xml:space="preserve"> </w:t>
+      </w:r>
+      <w:r>
+        <w:t xml:space="preserve">At the one-week follow-up the difference was larger and statistically reliable (</w:t>
+      </w:r>
+      <w:r>
+        <w:rPr>
+          <w:iCs/>
+          <w:i/>
+        </w:rPr>
+        <w:t xml:space="preserve">d</w:t>
+      </w:r>
+      <w:r>
+        <w:t xml:space="preserve"> </w:t>
+      </w:r>
+      <w:r>
+        <w:t xml:space="preserve">= 0.37, 89% CI [-0.16, 0.86], P(&gt;0) = 88%), whereas at the two-month follow-up the estimated difference was smaller and less certain (</w:t>
+      </w:r>
+      <w:r>
+        <w:rPr>
+          <w:iCs/>
+          <w:i/>
+        </w:rPr>
+        <w:t xml:space="preserve">d</w:t>
+      </w:r>
+      <w:r>
+        <w:t xml:space="preserve"> </w:t>
+      </w:r>
+      <w:r>
+        <w:t xml:space="preserve">= 0.29, 89% CI [-0.26, 0.84], P(&gt;0) = 80%).</w:t>
+      </w:r>
+    </w:p>
+    <w:p>
+      <w:pPr>
+        <w:pStyle w:val="Textkrper"/>
+      </w:pPr>
+      <w:r>
+        <w:t xml:space="preserve">When compared with the NIW group, outcomes during treatment were similar (</w:t>
+      </w:r>
+      <w:r>
+        <w:rPr>
+          <w:iCs/>
+          <w:i/>
+        </w:rPr>
+        <w:t xml:space="preserve">d</w:t>
+      </w:r>
+      <w:r>
+        <w:t xml:space="preserve"> </w:t>
+      </w:r>
+      <w:r>
+        <w:t xml:space="preserve">= 0.01, 89% CI [-0.38, 0.40], P(&gt;0) = 51%).</w:t>
+      </w:r>
+      <w:r>
+        <w:t xml:space="preserve"> </w:t>
+      </w:r>
+      <w:r>
+        <w:t xml:space="preserve">A modest advanage was observed for engagers at the one-week follow-up (</w:t>
+      </w:r>
+      <w:r>
+        <w:rPr>
+          <w:iCs/>
+          <w:i/>
+        </w:rPr>
+        <w:t xml:space="preserve">d</w:t>
+      </w:r>
+      <w:r>
+        <w:t xml:space="preserve"> </w:t>
+      </w:r>
+      <w:r>
+        <w:t xml:space="preserve">= 0.24, 89% CI [-0.18, 0.67], P(&gt;0) = 81%), and by the two-month follow-up the difference was larger and statistically reliable (</w:t>
+      </w:r>
+      <w:r>
+        <w:rPr>
+          <w:iCs/>
+          <w:i/>
+        </w:rPr>
+        <w:t xml:space="preserve">d</w:t>
+      </w:r>
+      <w:r>
+        <w:t xml:space="preserve"> </w:t>
+      </w:r>
+      <w:r>
+        <w:t xml:space="preserve">= 0.40, 89% CI [-0.05, 0.86], P(&gt;0) = 92%).</w:t>
+      </w:r>
+    </w:p>
+    <w:bookmarkEnd w:id="47"/>
+    <w:bookmarkStart w:id="48" w:name="treatment-processes"/>
+    <w:p>
+      <w:pPr>
+        <w:pStyle w:val="berschrift2"/>
+      </w:pPr>
+      <w:r>
         <w:t xml:space="preserve">Treatment Processes</w:t>
       </w:r>
     </w:p>
@@ -6179,12 +6493,6 @@
       <w:pPr>
         <w:pStyle w:val="FirstParagraph"/>
       </w:pPr>
-      <w:r>
-        <w:t xml:space="preserve">We now shift our focus to understanding the processes underlying change in WET.</w:t>
-      </w:r>
-      <w:r>
-        <w:t xml:space="preserve"> </w:t>
-      </w:r>
       <w:r>
         <w:t xml:space="preserve">Our second, exploratory hypothesis proposed that the identified mechanisms of change would improve during therapy.</w:t>
       </w:r>
@@ -7658,7 +7966,7 @@
         <w:t xml:space="preserve"> </w:t>
       </w:r>
       <w:r>
-        <w:t xml:space="preserve">DTS = distress tolerance; SCS = self-compassion; IFES = impact of future events; TAF = thought–action fusion; BCSS = beliefs about self and others; MCQ = metacognitive beliefs. Higher scores indicate greater symptom severity, except for measures marked with †, which are strength-based.</w:t>
+        <w:t xml:space="preserve">DTS = Distress Tolerance; SCS = Self-Compassion; IFES = Impact of Future Events; TAF = Thought–Action Fusion; BCSS = Beliefs about Self and Others; MCQ = Metacognitive Beliefs. Higher scores indicate greater symptom severity, except for measures marked with †, which are strength-based.</w:t>
       </w:r>
     </w:p>
     <w:p>
@@ -7725,7 +8033,7 @@
         <w:t xml:space="preserve"> </w:t>
       </w:r>
       <w:r>
-        <w:t xml:space="preserve">WET likely encouraged participants to tolerate distress through structured exposure, whereas NIW may have reinforced avoidance behaviors.</w:t>
+        <w:t xml:space="preserve">WET likely encouraged participants to tolerate distress through structured exposure, whereas NIW may have reinforced distress tolerance and avoidance.</w:t>
       </w:r>
     </w:p>
     <w:p>
@@ -7767,13 +8075,57 @@
       <w:r>
         <w:t xml:space="preserve">= 0.11, 89% CI [-0.08, 0.30], P(&gt;0) = 84%).</w:t>
       </w:r>
+      <w:r>
+        <w:t xml:space="preserve"> </w:t>
+      </w:r>
+      <w:r>
+        <w:t xml:space="preserve">Perceived impact of future events (IFES) decreased significantly in the WET group (</w:t>
+      </w:r>
+      <w:r>
+        <w:rPr>
+          <w:iCs/>
+          <w:i/>
+        </w:rPr>
+        <w:t xml:space="preserve">d</w:t>
+      </w:r>
+      <w:r>
+        <w:t xml:space="preserve"> </w:t>
+      </w:r>
+      <w:r>
+        <w:t xml:space="preserve">= 0.31, 89% CI [0.13, 0.49], P(&gt;0) = 100%).</w:t>
+      </w:r>
+      <w:r>
+        <w:t xml:space="preserve"> </w:t>
+      </w:r>
+      <w:r>
+        <w:t xml:space="preserve">No significant change was observed in the NIW group (</w:t>
+      </w:r>
+      <w:r>
+        <w:rPr>
+          <w:iCs/>
+          <w:i/>
+        </w:rPr>
+        <w:t xml:space="preserve">d</w:t>
+      </w:r>
+      <w:r>
+        <w:t xml:space="preserve"> </w:t>
+      </w:r>
+      <w:r>
+        <w:t xml:space="preserve">= 0.05, 89% CI [-0.14, 0.25], P(&gt;0) = 67%).</w:t>
+      </w:r>
+      <w:r>
+        <w:t xml:space="preserve"> </w:t>
+      </w:r>
+      <w:r>
+        <w:t xml:space="preserve">No significant between group differences were found for both of these.</w:t>
+      </w:r>
     </w:p>
     <w:p>
       <w:pPr>
         <w:pStyle w:val="Textkrper"/>
       </w:pPr>
       <w:r>
-        <w:t xml:space="preserve">Perceived impact of future events (IFES) decreased significantly in the WET group (</w:t>
+        <w:t xml:space="preserve">For metacognitions measured by the MCQ, both maladaptive indices-(lack of) cognitive confidence (</w:t>
       </w:r>
       <w:r>
         <w:rPr>
@@ -7786,13 +8138,7 @@
         <w:t xml:space="preserve"> </w:t>
       </w:r>
       <w:r>
-        <w:t xml:space="preserve">= 0.31, 89% CI [0.13, 0.49], P(&gt;0) = 100%).</w:t>
-      </w:r>
-      <w:r>
-        <w:t xml:space="preserve"> </w:t>
-      </w:r>
-      <w:r>
-        <w:t xml:space="preserve">No significant change was observed in the NIW group (</w:t>
+        <w:t xml:space="preserve">= 0.29, 89% CI [0.12, 0.47], P(&gt;0) = 99%) and negative beliefs about uncontrollability and danger (</w:t>
       </w:r>
       <w:r>
         <w:rPr>
@@ -7805,7 +8151,58 @@
         <w:t xml:space="preserve"> </w:t>
       </w:r>
       <w:r>
-        <w:t xml:space="preserve">= 0.05, 89% CI [-0.14, 0.25], P(&gt;0) = 67%).</w:t>
+        <w:t xml:space="preserve">= 0.21, 89% CI [0.08, 0.35], P(&gt;0) = 100%) increased significantly in WET.</w:t>
+      </w:r>
+      <w:r>
+        <w:t xml:space="preserve"> </w:t>
+      </w:r>
+      <w:r>
+        <w:t xml:space="preserve">However, no significant changes were found in the NIW group for either (lack of) cognitive confidence (</w:t>
+      </w:r>
+      <w:r>
+        <w:rPr>
+          <w:iCs/>
+          <w:i/>
+        </w:rPr>
+        <w:t xml:space="preserve">d</w:t>
+      </w:r>
+      <w:r>
+        <w:t xml:space="preserve"> </w:t>
+      </w:r>
+      <w:r>
+        <w:t xml:space="preserve">= -0.08, 89% CI [-0.34, 0.16], P(&gt;0) = 30%) or negative beliefs about uncontrollability and danger (</w:t>
+      </w:r>
+      <w:r>
+        <w:rPr>
+          <w:iCs/>
+          <w:i/>
+        </w:rPr>
+        <w:t xml:space="preserve">d</w:t>
+      </w:r>
+      <w:r>
+        <w:t xml:space="preserve"> </w:t>
+      </w:r>
+      <w:r>
+        <w:t xml:space="preserve">= 0.07, 89% CI [-0.08, 0.22], P(&gt;0) = 77%).</w:t>
+      </w:r>
+      <w:r>
+        <w:t xml:space="preserve"> </w:t>
+      </w:r>
+      <w:r>
+        <w:t xml:space="preserve">The only significant between group difference was found in (lack of) cognitive confidence (</w:t>
+      </w:r>
+      <w:r>
+        <w:rPr>
+          <w:iCs/>
+          <w:i/>
+        </w:rPr>
+        <w:t xml:space="preserve">d</w:t>
+      </w:r>
+      <w:r>
+        <w:t xml:space="preserve"> </w:t>
+      </w:r>
+      <w:r>
+        <w:t xml:space="preserve">= -0.38, 89% CI [-0.69, -0.10], P(&gt;0) = 2%).</w:t>
       </w:r>
     </w:p>
     <w:p>
@@ -7813,65 +8210,37 @@
         <w:pStyle w:val="Textkrper"/>
       </w:pPr>
       <w:r>
-        <w:t xml:space="preserve">For metacognitions measured by the MCQ, both (lack of) cognitive confidence (</w:t>
-      </w:r>
-      <w:r>
-        <w:rPr>
-          <w:iCs/>
-          <w:i/>
-        </w:rPr>
-        <w:t xml:space="preserve">d</w:t>
-      </w:r>
-      <w:r>
-        <w:t xml:space="preserve"> </w:t>
-      </w:r>
-      <w:r>
-        <w:t xml:space="preserve">= 0.29, 89% CI [0.12, 0.47], P(&gt;0) = 99%) and negative beliefs about uncontrollability and danger (</w:t>
-      </w:r>
-      <w:r>
-        <w:rPr>
-          <w:iCs/>
-          <w:i/>
-        </w:rPr>
-        <w:t xml:space="preserve">d</w:t>
-      </w:r>
-      <w:r>
-        <w:t xml:space="preserve"> </w:t>
-      </w:r>
-      <w:r>
-        <w:t xml:space="preserve">= 0.21, 89% CI [0.08, 0.35], P(&gt;0) = 100%) increased significantly in WET.</w:t>
-      </w:r>
-      <w:r>
-        <w:t xml:space="preserve"> </w:t>
-      </w:r>
-      <w:r>
-        <w:t xml:space="preserve">However, no significant changes were found in the NIW group for either (lack of) cognitive confidence (</w:t>
-      </w:r>
-      <w:r>
-        <w:rPr>
-          <w:iCs/>
-          <w:i/>
-        </w:rPr>
-        <w:t xml:space="preserve">d</w:t>
-      </w:r>
-      <w:r>
-        <w:t xml:space="preserve"> </w:t>
-      </w:r>
-      <w:r>
-        <w:t xml:space="preserve">= -0.08, 89% CI [-0.34, 0.16], P(&gt;0) = 30%) or negative beliefs about uncontrollability and danger (</w:t>
-      </w:r>
-      <w:r>
-        <w:rPr>
-          <w:iCs/>
-          <w:i/>
-        </w:rPr>
-        <w:t xml:space="preserve">d</w:t>
-      </w:r>
-      <w:r>
-        <w:t xml:space="preserve"> </w:t>
-      </w:r>
-      <w:r>
-        <w:t xml:space="preserve">= 0.07, 89% CI [-0.08, 0.22], P(&gt;0) = 77%).</w:t>
+        <w:t xml:space="preserve">These findings suggest several potential mechanisms of change for WET, which we investigate in the upcoming section.</w:t>
+      </w:r>
+      <w:r>
+        <w:t xml:space="preserve"> </w:t>
+      </w:r>
+      <w:r>
+        <w:t xml:space="preserve">The other mechanisms did not improve and thus were not analyzed.</w:t>
+      </w:r>
+    </w:p>
+    <w:bookmarkEnd w:id="48"/>
+    <w:bookmarkStart w:id="49" w:name="mechanisms-of-change"/>
+    <w:p>
+      <w:pPr>
+        <w:pStyle w:val="berschrift2"/>
+      </w:pPr>
+      <w:r>
+        <w:t xml:space="preserve">Mechanisms of Change</w:t>
+      </w:r>
+    </w:p>
+    <w:p>
+      <w:pPr>
+        <w:pStyle w:val="FirstParagraph"/>
+      </w:pPr>
+      <w:r>
+        <w:t xml:space="preserve">We examined each process affected by WET to assess whether changes in these processes corresponded with symptom change.</w:t>
+      </w:r>
+      <w:r>
+        <w:t xml:space="preserve"> </w:t>
+      </w:r>
+      <w:r>
+        <w:t xml:space="preserve">Detailed results, including specific changes in processes and symptom levels, can be found in Table 3.</w:t>
       </w:r>
     </w:p>
     <w:p>
@@ -7879,44 +8248,6 @@
         <w:pStyle w:val="Textkrper"/>
       </w:pPr>
       <w:r>
-        <w:t xml:space="preserve">These findings suggest several potential mechanisms of change for WET, which we investigate in the upcoming section.</w:t>
-      </w:r>
-      <w:r>
-        <w:t xml:space="preserve"> </w:t>
-      </w:r>
-      <w:r>
-        <w:t xml:space="preserve">The other mechanisms did not improve and thus will not be analyzed.</w:t>
-      </w:r>
-    </w:p>
-    <w:bookmarkEnd w:id="49"/>
-    <w:bookmarkStart w:id="50" w:name="mechanisms-of-change"/>
-    <w:p>
-      <w:pPr>
-        <w:pStyle w:val="berschrift2"/>
-      </w:pPr>
-      <w:r>
-        <w:t xml:space="preserve">Mechanisms of Change</w:t>
-      </w:r>
-    </w:p>
-    <w:p>
-      <w:pPr>
-        <w:pStyle w:val="FirstParagraph"/>
-      </w:pPr>
-      <w:r>
-        <w:t xml:space="preserve">We examined each process affected by WET to assess whether changes in these processes corresponded with symptom change.</w:t>
-      </w:r>
-      <w:r>
-        <w:t xml:space="preserve"> </w:t>
-      </w:r>
-      <w:r>
-        <w:t xml:space="preserve">Detailed results, including specific changes in processes and symptom levels, can be found in Table 3.</w:t>
-      </w:r>
-    </w:p>
-    <w:p>
-      <w:pPr>
-        <w:pStyle w:val="Textkrper"/>
-      </w:pPr>
-      <w:r>
         <w:t xml:space="preserve">The only process found both to respond to WET and to change alongside symptoms was distress tolerance (DTS).</w:t>
       </w:r>
       <w:r>
@@ -7989,7 +8320,7 @@
         <w:t xml:space="preserve"> </w:t>
       </w:r>
       <w:r>
-        <w:t xml:space="preserve">This suggests a differential process where in WET distress tolerance decreases anxiety whereas in NIW anxiety is decreased via distraction and avoiding stress.</w:t>
+        <w:t xml:space="preserve">This suggests a differential process where in WET distress tolerance decreases anxiety whereas in NIW anxiety is decreased via sensitization to distress, likely via distraction and avoidance.</w:t>
       </w:r>
     </w:p>
     <w:p>
@@ -8907,7 +9238,7 @@
         <w:t xml:space="preserve"> </w:t>
       </w:r>
       <w:r>
-        <w:t xml:space="preserve">DTS = distress tolerance; IFES = impact of future events; BCSS = beliefs about self and others. Higher scores indicate greater symptom severity, except for measures marked with †, which are strength-based.</w:t>
+        <w:t xml:space="preserve">DTS = Distress Tolerance; IFES = Impact of Future Events; BCSS = Beliefs about Self and others. Higher scores indicate greater symptom severity, except for measures marked with †, which are strength-based.</w:t>
       </w:r>
     </w:p>
     <w:p>
@@ -8918,8 +9249,8 @@
         <w:t xml:space="preserve"> </w:t>
       </w:r>
     </w:p>
-    <w:bookmarkEnd w:id="50"/>
-    <w:bookmarkStart w:id="55" w:name="response-to-core-threats"/>
+    <w:bookmarkEnd w:id="49"/>
+    <w:bookmarkStart w:id="54" w:name="response-to-core-threats"/>
     <w:p>
       <w:pPr>
         <w:pStyle w:val="berschrift2"/>
@@ -8972,18 +9303,18 @@
           <wp:inline>
             <wp:extent cx="4587290" cy="3669832"/>
             <wp:effectExtent b="0" l="0" r="0" t="0"/>
-            <wp:docPr descr="Figure 3: Trajectory of state anxiety as a function of time. Dashed lines are the trajectory of pre intervention measurements. Arrows are within session changes, pointing at the post intervention measure." title="" id="52" name="Picture"/>
+            <wp:docPr descr="Figure 3: Trajectory of state anxiety as a function of time. Dashed lines are the trajectory of pre intervention measurements. Arrows are within session changes, pointing at the post intervention measure." title="" id="51" name="Picture"/>
             <a:graphic>
               <a:graphicData uri="http://schemas.openxmlformats.org/drawingml/2006/picture">
                 <pic:pic>
                   <pic:nvPicPr>
-                    <pic:cNvPr descr="/home/eladzlot/projects/wet/docs/output/wet_files/figure-docx/stateanx-1.png" id="53" name="Picture"/>
+                    <pic:cNvPr descr="/home/eladzlot/projects/wet/docs/output/wet_files/figure-docx/stateanx-1.png" id="52" name="Picture"/>
                     <pic:cNvPicPr>
                       <a:picLocks noChangeArrowheads="1" noChangeAspect="1"/>
                     </pic:cNvPicPr>
                   </pic:nvPicPr>
                   <pic:blipFill>
-                    <a:blip r:embed="rId51"/>
+                    <a:blip r:embed="rId50"/>
                     <a:stretch>
                       <a:fillRect/>
                     </a:stretch>
@@ -9014,8 +9345,8 @@
       <w:pPr>
         <w:pStyle w:val="ImageCaption"/>
       </w:pPr>
-      <w:bookmarkStart w:id="54" w:name="fig:stateanx"/>
-      <w:bookmarkEnd w:id="54"/>
+      <w:bookmarkStart w:id="53" w:name="fig:stateanx"/>
+      <w:bookmarkEnd w:id="53"/>
       <w:r>
         <w:t xml:space="preserve">Figure 3: Trajectory of state anxiety as a function of time. Dashed lines are the trajectory of pre intervention measurements. Arrows are within session changes, pointing at the post intervention measure.</w:t>
       </w:r>
@@ -9063,7 +9394,7 @@
         <w:t xml:space="preserve"> </w:t>
       </w:r>
       <w:r>
-        <w:t xml:space="preserve">This between-session reduction in state anxiety predicted improvements in trait anxiety (OASIS), in line with meta-analysis showing that between session habituation is correlated with treatment outcome</w:t>
+        <w:t xml:space="preserve">This between-session reduction in state anxiety predicted improvements in trait anxiety (OASIS), in line with meta-analysis showing that between session fear reduction is correlated with treatment outcome</w:t>
       </w:r>
       <w:r>
         <w:t xml:space="preserve"> </w:t>
@@ -9110,7 +9441,7 @@
         <w:t xml:space="preserve"> </w:t>
       </w:r>
       <w:r>
-        <w:t xml:space="preserve">It is reasonable to hypothesize that the reduction in trait anxiety in response to the core threat is caused by decrease in DTS, as seen above.</w:t>
+        <w:t xml:space="preserve">It is reasonable to hypothesize that the reduction in state anxiety in response to the core threat is caused by decrease in DTS, as seen above.</w:t>
       </w:r>
       <w:r>
         <w:t xml:space="preserve"> </w:t>
@@ -9177,7 +9508,57 @@
         <w:t xml:space="preserve"> </w:t>
       </w:r>
       <w:r>
-        <w:t xml:space="preserve">This trend suggests that participants may have become more accustomed to the task, potentially reflecting a process of habituation.</w:t>
+        <w:t xml:space="preserve">This trend suggests that participants may have become more accustomed to the task, potentially reflecting a process of habituation or extinction.</w:t>
+      </w:r>
+    </w:p>
+    <w:bookmarkEnd w:id="54"/>
+    <w:bookmarkStart w:id="55" w:name="acceptability-and-engagement"/>
+    <w:p>
+      <w:pPr>
+        <w:pStyle w:val="berschrift2"/>
+      </w:pPr>
+      <w:r>
+        <w:t xml:space="preserve">Acceptability and Engagement</w:t>
+      </w:r>
+    </w:p>
+    <w:p>
+      <w:pPr>
+        <w:pStyle w:val="FirstParagraph"/>
+      </w:pPr>
+      <w:r>
+        <w:t xml:space="preserve">In the present study, most participants reported that the instructions were clear; a minority indicated difficulty understanding the instructions to return to the same script, which will be clarified in future versions.</w:t>
+      </w:r>
+      <w:r>
+        <w:t xml:space="preserve"> </w:t>
+      </w:r>
+      <w:r>
+        <w:t xml:space="preserve">Task difficulty was reported by 25% of participants in the NIW condition and 26% in the WET condition, whereas 42% and 26%, respectively, described the task as pleasant or useful.</w:t>
+      </w:r>
+      <w:r>
+        <w:t xml:space="preserve"> </w:t>
+      </w:r>
+      <w:r>
+        <w:t xml:space="preserve">At the two-month follow-up, 25% of NIW participants and 55% of WET participants reported improvements in quality of life, and 38% and 41%, respectively, reported continued application of skills learned during the intervention.</w:t>
+      </w:r>
+    </w:p>
+    <w:p>
+      <w:pPr>
+        <w:pStyle w:val="Textkrper"/>
+      </w:pPr>
+      <w:r>
+        <w:t xml:space="preserve">A trained judge rated whether participants meaningfully engaged with their identified core threat at any point across the four writing sessions.</w:t>
+      </w:r>
+      <w:r>
+        <w:t xml:space="preserve"> </w:t>
+      </w:r>
+      <w:r>
+        <w:t xml:space="preserve">Thirty-one of fifty participants were judged to have engaged with their core threat.</w:t>
+      </w:r>
+      <w:r>
+        <w:t xml:space="preserve"> </w:t>
+      </w:r>
+      <w:r>
+        <w:t xml:space="preserve">Participants who engaged tended to show greater improvement, particularly at the two-month follow-up.</w:t>
       </w:r>
     </w:p>
     <w:bookmarkEnd w:id="55"/>
@@ -9252,7 +9633,7 @@
         <w:t xml:space="preserve"> </w:t>
       </w:r>
       <w:r>
-        <w:t xml:space="preserve">(Esfandiari et al., 2021)</w:t>
+        <w:t xml:space="preserve">(Hedman-Lagerlöf et al., 2023)</w:t>
       </w:r>
       <w:r>
         <w:t xml:space="preserve">.</w:t>
@@ -9348,6 +9729,15 @@
       </w:r>
       <m:oMath>
         <m:r>
+          <m:t>d</m:t>
+        </m:r>
+        <m:r>
+          <m:rPr>
+            <m:sty m:val="p"/>
+          </m:rPr>
+          <m:t>=</m:t>
+        </m:r>
+        <m:r>
           <m:t>0.85</m:t>
         </m:r>
       </m:oMath>
@@ -9401,7 +9791,13 @@
         <w:t xml:space="preserve"> </w:t>
       </w:r>
       <w:r>
-        <w:t xml:space="preserve">These results suggest that while WET is effective, it should be implemented as part of a broader, multi-component treatment rather than as a stand-alone intervention</w:t>
+        <w:t xml:space="preserve">WET produced clinically meaningful symptom reduction, but the magnitude of change fell short of full reliable change for many participants and was accompanied by only modest functional improvement.</w:t>
+      </w:r>
+      <w:r>
+        <w:t xml:space="preserve"> </w:t>
+      </w:r>
+      <w:r>
+        <w:t xml:space="preserve">Accordingly, WET may be best positioned as a first-line or adjunctive intervention within a stepped or multi-component treatment approach rather than as a stand-alone intervention.</w:t>
       </w:r>
     </w:p>
     <w:p>
@@ -9510,7 +9906,47 @@
         <w:t xml:space="preserve"> </w:t>
       </w:r>
       <w:r>
-        <w:t xml:space="preserve">Thus, wet serves as an important tool in the psychotherapy researcher’s toolbox.</w:t>
+        <w:t xml:space="preserve">Thus, WET serves as an important tool in the psychotherapy researcher’s toolbox.</w:t>
+      </w:r>
+    </w:p>
+    <w:p>
+      <w:pPr>
+        <w:pStyle w:val="Textkrper"/>
+      </w:pPr>
+      <w:r>
+        <w:t xml:space="preserve">Beyond symptom change, both interventions were rated as highly credible, suggesting that participants perceived them as logical and emotionally compelling.</w:t>
+      </w:r>
+      <w:r>
+        <w:t xml:space="preserve"> </w:t>
+      </w:r>
+      <w:r>
+        <w:t xml:space="preserve">Although a minority of participants described the writing task as difficult, overall acceptability was high, and many participants—particularly in the WET condition—reported improvements in quality of life and continued application of learned skills at follow-up.</w:t>
+      </w:r>
+    </w:p>
+    <w:p>
+      <w:pPr>
+        <w:pStyle w:val="Textkrper"/>
+      </w:pPr>
+      <w:r>
+        <w:t xml:space="preserve">Exploratory subgroup analyses further suggested that participants who engaged directly with their identified core threat during the writing exercises showed greater short-term improvement, with reliable advantages at one-week follow-up and smaller, less certain differences thereafter.</w:t>
+      </w:r>
+      <w:r>
+        <w:t xml:space="preserve"> </w:t>
+      </w:r>
+      <w:r>
+        <w:t xml:space="preserve">Although consistent with mechanistic accounts of WET, these findings should be interpreted cautiously given the small subgroup and post-hoc nature of the coding, and therefore remain preliminary.</w:t>
+      </w:r>
+      <w:r>
+        <w:t xml:space="preserve"> </w:t>
+      </w:r>
+      <w:r>
+        <w:t xml:space="preserve">Future work should evaluate engagement prospectively and test whether encouraging such engagement can strengthen clinical response.</w:t>
+      </w:r>
+      <w:r>
+        <w:t xml:space="preserve"> </w:t>
+      </w:r>
+      <w:r>
+        <w:t xml:space="preserve">Together, these findings suggest that self-guided WET is not only effective but also acceptable and feasible, while underscoring the importance of optimizing instructional clarity and engagement to maximize longer-term benefit.</w:t>
       </w:r>
     </w:p>
     <w:bookmarkEnd w:id="57"/>
@@ -9692,7 +10128,7 @@
         <w:t xml:space="preserve"> </w:t>
       </w:r>
       <w:r>
-        <w:t xml:space="preserve">This suggests that NIW is not simply a placebo.</w:t>
+        <w:t xml:space="preserve">This suggests that NIW might not simply be a placebo.</w:t>
       </w:r>
     </w:p>
     <w:p>
@@ -9852,7 +10288,7 @@
         <w:t xml:space="preserve"> </w:t>
       </w:r>
       <w:r>
-        <w:t xml:space="preserve">This suggests that NIW may offer immediate symptom relief, while WET provides more sustained benefits.</w:t>
+        <w:t xml:space="preserve">This suggests that NIW may offer immediate symptom relief, while WET provides more benefit over time.</w:t>
       </w:r>
       <w:r>
         <w:t xml:space="preserve"> </w:t>
@@ -9909,7 +10345,7 @@
         <w:t xml:space="preserve"> </w:t>
       </w:r>
       <w:r>
-        <w:t xml:space="preserve">Additionally, change in the anxious response to core threats predicted symptom change.</w:t>
+        <w:t xml:space="preserve">Additionally, change in the fear response to core threats between the first and second session predicted symptom change.</w:t>
       </w:r>
     </w:p>
     <w:bookmarkStart w:id="60" w:name="distress-tolerance"/>
@@ -10095,7 +10531,7 @@
         <w:t xml:space="preserve"> </w:t>
       </w:r>
       <w:r>
-        <w:t xml:space="preserve">(Zlotnick &amp; Huppert, 2025b)</w:t>
+        <w:t xml:space="preserve">(Zlotnick &amp; Huppert, 2025)</w:t>
       </w:r>
       <w:r>
         <w:t xml:space="preserve">.</w:t>
@@ -10104,13 +10540,13 @@
         <w:t xml:space="preserve"> </w:t>
       </w:r>
       <w:r>
-        <w:t xml:space="preserve">Our findings showed WET reduced response to core threats more effectively than NIW.</w:t>
-      </w:r>
-      <w:r>
-        <w:t xml:space="preserve"> </w:t>
-      </w:r>
-      <w:r>
-        <w:t xml:space="preserve">The rate of threat-response reduction between Sessions 1 and 2 predicted symptom improvement by Session 4, supporting temporal precedence.</w:t>
+        <w:t xml:space="preserve">Our findings showed WET reduced fear responses to core threats more effectively than NIW.</w:t>
+      </w:r>
+      <w:r>
+        <w:t xml:space="preserve"> </w:t>
+      </w:r>
+      <w:r>
+        <w:t xml:space="preserve">The rate of fear reduction between Sessions 1 and 2 predicted symptom improvement by Session 4, supporting temporal precedence.</w:t>
       </w:r>
     </w:p>
     <w:p>
@@ -10118,19 +10554,19 @@
         <w:pStyle w:val="Textkrper"/>
       </w:pPr>
       <w:r>
-        <w:t xml:space="preserve">Most change in core threat responses occurred early, with minimal additional reduction thereafter despite continued symptom improvements.</w:t>
-      </w:r>
-      <w:r>
-        <w:t xml:space="preserve"> </w:t>
-      </w:r>
-      <w:r>
-        <w:t xml:space="preserve">This pattern suggests that early engagement with feared material may rapidly reduce perceived threat, while later sessions might improve these gains through processes such as distress tolerance or mastery.</w:t>
-      </w:r>
-      <w:r>
-        <w:t xml:space="preserve"> </w:t>
-      </w:r>
-      <w:r>
-        <w:t xml:space="preserve">Future research should test the dose–response relationship between intervention exposure and the degree of core threat reduction, and determine whether such early mechanism change is sufficient to produce enduring symptom improvement.</w:t>
+        <w:t xml:space="preserve">Most change in fear responses occurred early, with minimal additional reduction thereafter despite continued symptom improvements.</w:t>
+      </w:r>
+      <w:r>
+        <w:t xml:space="preserve"> </w:t>
+      </w:r>
+      <w:r>
+        <w:t xml:space="preserve">This pattern suggests that early engagement with threat material may rapidly reduce fear, while later sessions might improve these gains through processes such as distress tolerance or mastery.</w:t>
+      </w:r>
+      <w:r>
+        <w:t xml:space="preserve"> </w:t>
+      </w:r>
+      <w:r>
+        <w:t xml:space="preserve">Future research should test the dose–response relationship between intervention exposure and the degree of core threat fear reduction, and determine whether such early mechanism change is sufficient to produce enduring symptom improvement.</w:t>
       </w:r>
       <w:r>
         <w:t xml:space="preserve"> </w:t>
@@ -10168,19 +10604,7 @@
         <w:pStyle w:val="Textkrper"/>
       </w:pPr>
       <w:r>
-        <w:t xml:space="preserve">A trained judge also rated whether participants meaningfully engaged with their identified core threat at any point across the four writing sessions.</w:t>
-      </w:r>
-      <w:r>
-        <w:t xml:space="preserve"> </w:t>
-      </w:r>
-      <w:r>
-        <w:t xml:space="preserve">Thirty-one of fifty participants were judged to have engaged with their core threat.</w:t>
-      </w:r>
-      <w:r>
-        <w:t xml:space="preserve"> </w:t>
-      </w:r>
-      <w:r>
-        <w:t xml:space="preserve">Participants who engaged tended to show greater improvement, particularly at the two-month follow-up.</w:t>
+        <w:t xml:space="preserve">Participant engagement predicted improvement particularly at the two month follow-up.</w:t>
       </w:r>
       <w:r>
         <w:t xml:space="preserve"> </w:t>
@@ -10242,7 +10666,7 @@
         <w:t xml:space="preserve"> </w:t>
       </w:r>
       <w:r>
-        <w:t xml:space="preserve">(Zlotnick &amp; Huppert, 2025b)</w:t>
+        <w:t xml:space="preserve">(Zlotnick &amp; Huppert, 2025)</w:t>
       </w:r>
       <w:r>
         <w:t xml:space="preserve">.</w:t>
@@ -10329,7 +10753,7 @@
         <w:t xml:space="preserve"> </w:t>
       </w:r>
       <w:r>
-        <w:t xml:space="preserve">Engagement ratings were based on a single judge, and all measures were self-reported online, limiting external verification.</w:t>
+        <w:t xml:space="preserve">All measures were self-reported online, limiting external verification.</w:t>
       </w:r>
       <w:r>
         <w:t xml:space="preserve"> </w:t>
@@ -10355,7 +10779,16 @@
         <w:t xml:space="preserve"> </w:t>
       </w:r>
       <w:r>
-        <w:t xml:space="preserve">We believe this approach captures the central motivational theme underlying multiple situational fears and thus provides efficient coverage of the broader threat system.</w:t>
+        <w:t xml:space="preserve">We believe this approach captures the central motivational theme underlying multiple situational fears and thus provides efficient coverage of the broader threat system</w:t>
+      </w:r>
+      <w:r>
+        <w:t xml:space="preserve"> </w:t>
+      </w:r>
+      <w:r>
+        <w:t xml:space="preserve">(Zlotnick &amp; Huppert, 2025)</w:t>
+      </w:r>
+      <w:r>
+        <w:t xml:space="preserve">.</w:t>
       </w:r>
       <w:r>
         <w:t xml:space="preserve"> </w:t>
@@ -10910,12 +11343,46 @@
       </w:hyperlink>
     </w:p>
     <w:bookmarkEnd w:id="80"/>
-    <w:bookmarkStart w:id="82" w:name="ref-bergAreEmotionsFrightening1998"/>
+    <w:bookmarkStart w:id="82" w:name="ref-benitoMechanismsChangeExposure2024"/>
     <w:p>
       <w:pPr>
         <w:pStyle w:val="Literaturverzeichnis"/>
       </w:pPr>
       <w:r>
+        <w:t xml:space="preserve">Benito, K., Pittig, A., Abramowitz, J., Arch, J. J., Chavira, D., de Kleine, R., De Nadai, A. S., Hermans, D., Hofmann, S. G., Hoyer, J., Huppert, J. D., Kircanski, K., McEvoy, P. M., Meyer, H., Monfils, M.-H., Papini, S., Rief, W., Rosenfield, D., Storch, E. A., … Smits, J. A. J. (2024). Mechanisms of Change in Exposure Therapy for Anxiety and Related Disorders: A Research Agenda.</w:t>
+      </w:r>
+      <w:r>
+        <w:t xml:space="preserve"> </w:t>
+      </w:r>
+      <w:r>
+        <w:rPr>
+          <w:iCs/>
+          <w:i/>
+        </w:rPr>
+        <w:t xml:space="preserve">Clinical Psychological Science</w:t>
+      </w:r>
+      <w:r>
+        <w:t xml:space="preserve">, 21677026241240727.</w:t>
+      </w:r>
+      <w:r>
+        <w:t xml:space="preserve"> </w:t>
+      </w:r>
+      <w:hyperlink r:id="rId81">
+        <w:r>
+          <w:rPr>
+            <w:rStyle w:val="Hyperlink"/>
+          </w:rPr>
+          <w:t xml:space="preserve">https://doi.org/10.1177/21677026241240727</w:t>
+        </w:r>
+      </w:hyperlink>
+    </w:p>
+    <w:bookmarkEnd w:id="82"/>
+    <w:bookmarkStart w:id="84" w:name="ref-bergAreEmotionsFrightening1998"/>
+    <w:p>
+      <w:pPr>
+        <w:pStyle w:val="Literaturverzeichnis"/>
+      </w:pPr>
+      <w:r>
         <w:t xml:space="preserve">Berg, C. Z., Shapiro, N., Chambless, D. L., &amp; Ahrens, A. H. (1998). Are emotions frightening? II: an analogue study of fear of emotion, interpersonal conflict, and panic onset1.</w:t>
       </w:r>
       <w:r>
@@ -10947,7 +11414,7 @@
       <w:r>
         <w:t xml:space="preserve"> </w:t>
       </w:r>
-      <w:hyperlink r:id="rId81">
+      <w:hyperlink r:id="rId83">
         <w:r>
           <w:rPr>
             <w:rStyle w:val="Hyperlink"/>
@@ -10956,8 +11423,8 @@
         </w:r>
       </w:hyperlink>
     </w:p>
-    <w:bookmarkEnd w:id="82"/>
-    <w:bookmarkStart w:id="84" w:name="X3e51b155404fd89f2a0d5d95946086a9b3346f9"/>
+    <w:bookmarkEnd w:id="84"/>
+    <w:bookmarkStart w:id="86" w:name="X3e51b155404fd89f2a0d5d95946086a9b3346f9"/>
     <w:p>
       <w:pPr>
         <w:pStyle w:val="Literaturverzeichnis"/>
@@ -10994,7 +11461,7 @@
       <w:r>
         <w:t xml:space="preserve"> </w:t>
       </w:r>
-      <w:hyperlink r:id="rId83">
+      <w:hyperlink r:id="rId85">
         <w:r>
           <w:rPr>
             <w:rStyle w:val="Hyperlink"/>
@@ -11003,8 +11470,8 @@
         </w:r>
       </w:hyperlink>
     </w:p>
-    <w:bookmarkEnd w:id="84"/>
-    <w:bookmarkStart w:id="86" w:name="ref-boffaDistressToleranceMechanism2018"/>
+    <w:bookmarkEnd w:id="86"/>
+    <w:bookmarkStart w:id="88" w:name="ref-boffaDistressToleranceMechanism2018"/>
     <w:p>
       <w:pPr>
         <w:pStyle w:val="Literaturverzeichnis"/>
@@ -11041,7 +11508,7 @@
       <w:r>
         <w:t xml:space="preserve"> </w:t>
       </w:r>
-      <w:hyperlink r:id="rId85">
+      <w:hyperlink r:id="rId87">
         <w:r>
           <w:rPr>
             <w:rStyle w:val="Hyperlink"/>
@@ -11050,8 +11517,8 @@
         </w:r>
       </w:hyperlink>
     </w:p>
-    <w:bookmarkEnd w:id="86"/>
-    <w:bookmarkStart w:id="87" w:name="ref-bollenLatentCurveModels2006"/>
+    <w:bookmarkEnd w:id="88"/>
+    <w:bookmarkStart w:id="89" w:name="ref-bollenLatentCurveModels2006"/>
     <w:p>
       <w:pPr>
         <w:pStyle w:val="Literaturverzeichnis"/>
@@ -11073,8 +11540,8 @@
         <w:t xml:space="preserve">. Wiley.</w:t>
       </w:r>
     </w:p>
-    <w:bookmarkEnd w:id="87"/>
-    <w:bookmarkStart w:id="89" w:name="X3628d52f6d53f4963630904fef9699bc3c446da"/>
+    <w:bookmarkEnd w:id="89"/>
+    <w:bookmarkStart w:id="91" w:name="X3628d52f6d53f4963630904fef9699bc3c446da"/>
     <w:p>
       <w:pPr>
         <w:pStyle w:val="Literaturverzeichnis"/>
@@ -11111,7 +11578,7 @@
       <w:r>
         <w:t xml:space="preserve"> </w:t>
       </w:r>
-      <w:hyperlink r:id="rId88">
+      <w:hyperlink r:id="rId90">
         <w:r>
           <w:rPr>
             <w:rStyle w:val="Hyperlink"/>
@@ -11120,8 +11587,8 @@
         </w:r>
       </w:hyperlink>
     </w:p>
-    <w:bookmarkEnd w:id="89"/>
-    <w:bookmarkStart w:id="91" w:name="X604ac676f5a8d24ace559cb51b30c214cb317f7"/>
+    <w:bookmarkEnd w:id="91"/>
+    <w:bookmarkStart w:id="93" w:name="X604ac676f5a8d24ace559cb51b30c214cb317f7"/>
     <w:p>
       <w:pPr>
         <w:pStyle w:val="Literaturverzeichnis"/>
@@ -11158,7 +11625,7 @@
       <w:r>
         <w:t xml:space="preserve"> </w:t>
       </w:r>
-      <w:hyperlink r:id="rId90">
+      <w:hyperlink r:id="rId92">
         <w:r>
           <w:rPr>
             <w:rStyle w:val="Hyperlink"/>
@@ -11167,8 +11634,8 @@
         </w:r>
       </w:hyperlink>
     </w:p>
-    <w:bookmarkEnd w:id="91"/>
-    <w:bookmarkStart w:id="93" w:name="Xd5adaec9c66633dc31ea31fdd5fcf25aef87367"/>
+    <w:bookmarkEnd w:id="93"/>
+    <w:bookmarkStart w:id="95" w:name="Xd5adaec9c66633dc31ea31fdd5fcf25aef87367"/>
     <w:p>
       <w:pPr>
         <w:pStyle w:val="Literaturverzeichnis"/>
@@ -11205,7 +11672,7 @@
       <w:r>
         <w:t xml:space="preserve"> </w:t>
       </w:r>
-      <w:hyperlink r:id="rId92">
+      <w:hyperlink r:id="rId94">
         <w:r>
           <w:rPr>
             <w:rStyle w:val="Hyperlink"/>
@@ -11214,8 +11681,8 @@
         </w:r>
       </w:hyperlink>
     </w:p>
-    <w:bookmarkEnd w:id="93"/>
-    <w:bookmarkStart w:id="95" w:name="X87bb2bd46be58214e25748c38635a099ba430db"/>
+    <w:bookmarkEnd w:id="95"/>
+    <w:bookmarkStart w:id="97" w:name="X87bb2bd46be58214e25748c38635a099ba430db"/>
     <w:p>
       <w:pPr>
         <w:pStyle w:val="Literaturverzeichnis"/>
@@ -11252,7 +11719,7 @@
       <w:r>
         <w:t xml:space="preserve"> </w:t>
       </w:r>
-      <w:hyperlink r:id="rId94">
+      <w:hyperlink r:id="rId96">
         <w:r>
           <w:rPr>
             <w:rStyle w:val="Hyperlink"/>
@@ -11261,8 +11728,8 @@
         </w:r>
       </w:hyperlink>
     </w:p>
-    <w:bookmarkEnd w:id="95"/>
-    <w:bookmarkStart w:id="97" w:name="ref-damianDoesVariabilityHuman2010"/>
+    <w:bookmarkEnd w:id="97"/>
+    <w:bookmarkStart w:id="99" w:name="ref-damianDoesVariabilityHuman2010"/>
     <w:p>
       <w:pPr>
         <w:pStyle w:val="Literaturverzeichnis"/>
@@ -11299,7 +11766,7 @@
       <w:r>
         <w:t xml:space="preserve"> </w:t>
       </w:r>
-      <w:hyperlink r:id="rId96">
+      <w:hyperlink r:id="rId98">
         <w:r>
           <w:rPr>
             <w:rStyle w:val="Hyperlink"/>
@@ -11308,8 +11775,8 @@
         </w:r>
       </w:hyperlink>
     </w:p>
-    <w:bookmarkEnd w:id="97"/>
-    <w:bookmarkStart w:id="99" w:name="X46258ef6afb2444ed491cd7ba0e79ce9d8537ce"/>
+    <w:bookmarkEnd w:id="99"/>
+    <w:bookmarkStart w:id="101" w:name="X46258ef6afb2444ed491cd7ba0e79ce9d8537ce"/>
     <w:p>
       <w:pPr>
         <w:pStyle w:val="Literaturverzeichnis"/>
@@ -11346,7 +11813,7 @@
       <w:r>
         <w:t xml:space="preserve"> </w:t>
       </w:r>
-      <w:hyperlink r:id="rId98">
+      <w:hyperlink r:id="rId100">
         <w:r>
           <w:rPr>
             <w:rStyle w:val="Hyperlink"/>
@@ -11355,8 +11822,8 @@
         </w:r>
       </w:hyperlink>
     </w:p>
-    <w:bookmarkEnd w:id="99"/>
-    <w:bookmarkStart w:id="101" w:name="Xe57d33cf6f0f31479c6ae173e21db6b8c64cab6"/>
+    <w:bookmarkEnd w:id="101"/>
+    <w:bookmarkStart w:id="103" w:name="Xe57d33cf6f0f31479c6ae173e21db6b8c64cab6"/>
     <w:p>
       <w:pPr>
         <w:pStyle w:val="Literaturverzeichnis"/>
@@ -11393,7 +11860,7 @@
       <w:r>
         <w:t xml:space="preserve"> </w:t>
       </w:r>
-      <w:hyperlink r:id="rId100">
+      <w:hyperlink r:id="rId102">
         <w:r>
           <w:rPr>
             <w:rStyle w:val="Hyperlink"/>
@@ -11402,8 +11869,8 @@
         </w:r>
       </w:hyperlink>
     </w:p>
-    <w:bookmarkEnd w:id="101"/>
-    <w:bookmarkStart w:id="103" w:name="X58cb50eee1b9001eedacbd2a77d127b0550d028"/>
+    <w:bookmarkEnd w:id="103"/>
+    <w:bookmarkStart w:id="105" w:name="X58cb50eee1b9001eedacbd2a77d127b0550d028"/>
     <w:p>
       <w:pPr>
         <w:pStyle w:val="Literaturverzeichnis"/>
@@ -11440,7 +11907,7 @@
       <w:r>
         <w:t xml:space="preserve"> </w:t>
       </w:r>
-      <w:hyperlink r:id="rId102">
+      <w:hyperlink r:id="rId104">
         <w:r>
           <w:rPr>
             <w:rStyle w:val="Hyperlink"/>
@@ -11449,8 +11916,8 @@
         </w:r>
       </w:hyperlink>
     </w:p>
-    <w:bookmarkEnd w:id="103"/>
-    <w:bookmarkStart w:id="105" w:name="ref-driessenDoesPretreatmentSeverity2010"/>
+    <w:bookmarkEnd w:id="105"/>
+    <w:bookmarkStart w:id="107" w:name="ref-driessenDoesPretreatmentSeverity2010"/>
     <w:p>
       <w:pPr>
         <w:pStyle w:val="Literaturverzeichnis"/>
@@ -11487,7 +11954,7 @@
       <w:r>
         <w:t xml:space="preserve"> </w:t>
       </w:r>
-      <w:hyperlink r:id="rId104">
+      <w:hyperlink r:id="rId106">
         <w:r>
           <w:rPr>
             <w:rStyle w:val="Hyperlink"/>
@@ -11496,8 +11963,8 @@
         </w:r>
       </w:hyperlink>
     </w:p>
-    <w:bookmarkEnd w:id="105"/>
-    <w:bookmarkStart w:id="107" w:name="ref-eaglesonPowerPositiveThinking2016"/>
+    <w:bookmarkEnd w:id="107"/>
+    <w:bookmarkStart w:id="109" w:name="ref-eaglesonPowerPositiveThinking2016"/>
     <w:p>
       <w:pPr>
         <w:pStyle w:val="Literaturverzeichnis"/>
@@ -11534,7 +12001,7 @@
       <w:r>
         <w:t xml:space="preserve"> </w:t>
       </w:r>
-      <w:hyperlink r:id="rId106">
+      <w:hyperlink r:id="rId108">
         <w:r>
           <w:rPr>
             <w:rStyle w:val="Hyperlink"/>
@@ -11543,8 +12010,8 @@
         </w:r>
       </w:hyperlink>
     </w:p>
-    <w:bookmarkEnd w:id="107"/>
-    <w:bookmarkStart w:id="109" w:name="ref-eronenCausalDiscoveryProblem2020"/>
+    <w:bookmarkEnd w:id="109"/>
+    <w:bookmarkStart w:id="111" w:name="ref-eronenCausalDiscoveryProblem2020"/>
     <w:p>
       <w:pPr>
         <w:pStyle w:val="Literaturverzeichnis"/>
@@ -11581,59 +12048,12 @@
       <w:r>
         <w:t xml:space="preserve"> </w:t>
       </w:r>
-      <w:hyperlink r:id="rId108">
+      <w:hyperlink r:id="rId110">
         <w:r>
           <w:rPr>
             <w:rStyle w:val="Hyperlink"/>
           </w:rPr>
           <w:t xml:space="preserve">https://doi.org/10.1016/j.newideapsych.2020.100785</w:t>
-        </w:r>
-      </w:hyperlink>
-    </w:p>
-    <w:bookmarkEnd w:id="109"/>
-    <w:bookmarkStart w:id="111" w:name="Xca11ce1c540fbfa0d9497a79bd0bd2c57efd72e"/>
-    <w:p>
-      <w:pPr>
-        <w:pStyle w:val="Literaturverzeichnis"/>
-      </w:pPr>
-      <w:r>
-        <w:t xml:space="preserve">Esfandiari, N., Mazaheri, M. A., Akbari-Zardkhaneh, S., Sadeghi-Firoozabadi, V., &amp; Cheraghi, M. (2021). Internet-Delivered Versus Face-to-Face Cognitive Behavior Therapy for Anxiety Disorders: Systematic Review and Meta-Analysis.</w:t>
-      </w:r>
-      <w:r>
-        <w:t xml:space="preserve"> </w:t>
-      </w:r>
-      <w:r>
-        <w:rPr>
-          <w:iCs/>
-          <w:i/>
-        </w:rPr>
-        <w:t xml:space="preserve">International Journal of Preventive Medicine</w:t>
-      </w:r>
-      <w:r>
-        <w:t xml:space="preserve">,</w:t>
-      </w:r>
-      <w:r>
-        <w:t xml:space="preserve"> </w:t>
-      </w:r>
-      <w:r>
-        <w:rPr>
-          <w:iCs/>
-          <w:i/>
-        </w:rPr>
-        <w:t xml:space="preserve">12</w:t>
-      </w:r>
-      <w:r>
-        <w:t xml:space="preserve">, 153.</w:t>
-      </w:r>
-      <w:r>
-        <w:t xml:space="preserve"> </w:t>
-      </w:r>
-      <w:hyperlink r:id="rId110">
-        <w:r>
-          <w:rPr>
-            <w:rStyle w:val="Hyperlink"/>
-          </w:rPr>
-          <w:t xml:space="preserve">https://doi.org/10.4103/ijpvm.ijpvm_208_21</w:t>
         </w:r>
       </w:hyperlink>
     </w:p>
@@ -11992,12 +12412,59 @@
       </w:r>
     </w:p>
     <w:bookmarkEnd w:id="126"/>
-    <w:bookmarkStart w:id="128" w:name="ref-hilleyDynamicChangeMeets2022"/>
+    <w:bookmarkStart w:id="128" w:name="Xc0b3bdc03b953751071a49d2c265304ac40bad5"/>
     <w:p>
       <w:pPr>
         <w:pStyle w:val="Literaturverzeichnis"/>
       </w:pPr>
       <w:r>
+        <w:t xml:space="preserve">Hedman-Lagerlöf, E., Carlbring, P., Svärdman, F., Riper, H., Cuijpers, P., &amp; Andersson, G. (2023). Therapist-supported Internet-based cognitive behaviour therapy yields similar effects as face-to-face therapy for psychiatric and somatic disorders: an updated systematic review and meta-analysis.</w:t>
+      </w:r>
+      <w:r>
+        <w:t xml:space="preserve"> </w:t>
+      </w:r>
+      <w:r>
+        <w:rPr>
+          <w:iCs/>
+          <w:i/>
+        </w:rPr>
+        <w:t xml:space="preserve">World Psychiatry</w:t>
+      </w:r>
+      <w:r>
+        <w:t xml:space="preserve">,</w:t>
+      </w:r>
+      <w:r>
+        <w:t xml:space="preserve"> </w:t>
+      </w:r>
+      <w:r>
+        <w:rPr>
+          <w:iCs/>
+          <w:i/>
+        </w:rPr>
+        <w:t xml:space="preserve">22</w:t>
+      </w:r>
+      <w:r>
+        <w:t xml:space="preserve">(2), 305–314.</w:t>
+      </w:r>
+      <w:r>
+        <w:t xml:space="preserve"> </w:t>
+      </w:r>
+      <w:hyperlink r:id="rId127">
+        <w:r>
+          <w:rPr>
+            <w:rStyle w:val="Hyperlink"/>
+          </w:rPr>
+          <w:t xml:space="preserve">https://doi.org/10.1002/wps.21088</w:t>
+        </w:r>
+      </w:hyperlink>
+    </w:p>
+    <w:bookmarkEnd w:id="128"/>
+    <w:bookmarkStart w:id="130" w:name="ref-hilleyDynamicChangeMeets2022"/>
+    <w:p>
+      <w:pPr>
+        <w:pStyle w:val="Literaturverzeichnis"/>
+      </w:pPr>
+      <w:r>
         <w:t xml:space="preserve">Hilley, C. D., &amp; O’Rourke, H. P. (2022). Dynamic change meets mechanisms of change: Examining mediators in the latent change score framework.</w:t>
       </w:r>
       <w:r>
@@ -12016,7 +12483,7 @@
       <w:r>
         <w:t xml:space="preserve"> </w:t>
       </w:r>
-      <w:hyperlink r:id="rId127">
+      <w:hyperlink r:id="rId129">
         <w:r>
           <w:rPr>
             <w:rStyle w:val="Hyperlink"/>
@@ -12025,8 +12492,8 @@
         </w:r>
       </w:hyperlink>
     </w:p>
-    <w:bookmarkEnd w:id="128"/>
-    <w:bookmarkStart w:id="130" w:name="ref-hofmannFutureInterventionScience2019"/>
+    <w:bookmarkEnd w:id="130"/>
+    <w:bookmarkStart w:id="132" w:name="ref-hofmannFutureInterventionScience2019"/>
     <w:p>
       <w:pPr>
         <w:pStyle w:val="Literaturverzeichnis"/>
@@ -12063,7 +12530,7 @@
       <w:r>
         <w:t xml:space="preserve"> </w:t>
       </w:r>
-      <w:hyperlink r:id="rId129">
+      <w:hyperlink r:id="rId131">
         <w:r>
           <w:rPr>
             <w:rStyle w:val="Hyperlink"/>
@@ -12072,8 +12539,8 @@
         </w:r>
       </w:hyperlink>
     </w:p>
-    <w:bookmarkEnd w:id="130"/>
-    <w:bookmarkStart w:id="132" w:name="X0f2ba6b4956de79d215435d26bfb839fa08ca7f"/>
+    <w:bookmarkEnd w:id="132"/>
+    <w:bookmarkStart w:id="134" w:name="X0f2ba6b4956de79d215435d26bfb839fa08ca7f"/>
     <w:p>
       <w:pPr>
         <w:pStyle w:val="Literaturverzeichnis"/>
@@ -12110,7 +12577,7 @@
       <w:r>
         <w:t xml:space="preserve"> </w:t>
       </w:r>
-      <w:hyperlink r:id="rId131">
+      <w:hyperlink r:id="rId133">
         <w:r>
           <w:rPr>
             <w:rStyle w:val="Hyperlink"/>
@@ -12119,8 +12586,8 @@
         </w:r>
       </w:hyperlink>
     </w:p>
-    <w:bookmarkEnd w:id="132"/>
-    <w:bookmarkStart w:id="134" w:name="ref-holmesMentalImageryEmotion2005"/>
+    <w:bookmarkEnd w:id="134"/>
+    <w:bookmarkStart w:id="136" w:name="ref-holmesMentalImageryEmotion2005"/>
     <w:p>
       <w:pPr>
         <w:pStyle w:val="Literaturverzeichnis"/>
@@ -12157,7 +12624,7 @@
       <w:r>
         <w:t xml:space="preserve"> </w:t>
       </w:r>
-      <w:hyperlink r:id="rId133">
+      <w:hyperlink r:id="rId135">
         <w:r>
           <w:rPr>
             <w:rStyle w:val="Hyperlink"/>
@@ -12166,8 +12633,8 @@
         </w:r>
       </w:hyperlink>
     </w:p>
-    <w:bookmarkEnd w:id="134"/>
-    <w:bookmarkStart w:id="136" w:name="ref-holmesMentalImageryEmotion2010"/>
+    <w:bookmarkEnd w:id="136"/>
+    <w:bookmarkStart w:id="138" w:name="ref-holmesMentalImageryEmotion2010"/>
     <w:p>
       <w:pPr>
         <w:pStyle w:val="Literaturverzeichnis"/>
@@ -12204,7 +12671,7 @@
       <w:r>
         <w:t xml:space="preserve"> </w:t>
       </w:r>
-      <w:hyperlink r:id="rId135">
+      <w:hyperlink r:id="rId137">
         <w:r>
           <w:rPr>
             <w:rStyle w:val="Hyperlink"/>
@@ -12213,8 +12680,8 @@
         </w:r>
       </w:hyperlink>
     </w:p>
-    <w:bookmarkEnd w:id="136"/>
-    <w:bookmarkStart w:id="137" w:name="ref-huppertCBTAnxietyDisorders2020"/>
+    <w:bookmarkEnd w:id="138"/>
+    <w:bookmarkStart w:id="139" w:name="ref-huppertCBTAnxietyDisorders2020"/>
     <w:p>
       <w:pPr>
         <w:pStyle w:val="Literaturverzeichnis"/>
@@ -12236,8 +12703,8 @@
         <w:t xml:space="preserve">. Oxford University Press.</w:t>
       </w:r>
     </w:p>
-    <w:bookmarkEnd w:id="137"/>
-    <w:bookmarkStart w:id="138" w:name="ref-huppertCoreFearsValues2012"/>
+    <w:bookmarkEnd w:id="139"/>
+    <w:bookmarkStart w:id="140" w:name="ref-huppertCoreFearsValues2012"/>
     <w:p>
       <w:pPr>
         <w:pStyle w:val="Literaturverzeichnis"/>
@@ -12272,8 +12739,8 @@
         <w:t xml:space="preserve">(1), 91–102.</w:t>
       </w:r>
     </w:p>
-    <w:bookmarkEnd w:id="138"/>
-    <w:bookmarkStart w:id="140" w:name="ref-johanssonTailoredVsStandardized2012"/>
+    <w:bookmarkEnd w:id="140"/>
+    <w:bookmarkStart w:id="142" w:name="ref-johanssonTailoredVsStandardized2012"/>
     <w:p>
       <w:pPr>
         <w:pStyle w:val="Literaturverzeichnis"/>
@@ -12310,7 +12777,7 @@
       <w:r>
         <w:t xml:space="preserve"> </w:t>
       </w:r>
-      <w:hyperlink r:id="rId139">
+      <w:hyperlink r:id="rId141">
         <w:r>
           <w:rPr>
             <w:rStyle w:val="Hyperlink"/>
@@ -12319,8 +12786,8 @@
         </w:r>
       </w:hyperlink>
     </w:p>
-    <w:bookmarkEnd w:id="140"/>
-    <w:bookmarkStart w:id="142" w:name="ref-kazdinMediatorsMechanismsChange2007"/>
+    <w:bookmarkEnd w:id="142"/>
+    <w:bookmarkStart w:id="144" w:name="ref-kazdinMediatorsMechanismsChange2007"/>
     <w:p>
       <w:pPr>
         <w:pStyle w:val="Literaturverzeichnis"/>
@@ -12357,7 +12824,7 @@
       <w:r>
         <w:t xml:space="preserve"> </w:t>
       </w:r>
-      <w:hyperlink r:id="rId141">
+      <w:hyperlink r:id="rId143">
         <w:r>
           <w:rPr>
             <w:rStyle w:val="Hyperlink"/>
@@ -12366,8 +12833,8 @@
         </w:r>
       </w:hyperlink>
     </w:p>
-    <w:bookmarkEnd w:id="142"/>
-    <w:bookmarkStart w:id="144" w:name="Xceed83dd85231a03caf5c3c280d092cd8ff0971"/>
+    <w:bookmarkEnd w:id="144"/>
+    <w:bookmarkStart w:id="146" w:name="Xceed83dd85231a03caf5c3c280d092cd8ff0971"/>
     <w:p>
       <w:pPr>
         <w:pStyle w:val="Literaturverzeichnis"/>
@@ -12404,7 +12871,7 @@
       <w:r>
         <w:t xml:space="preserve"> </w:t>
       </w:r>
-      <w:hyperlink r:id="rId143">
+      <w:hyperlink r:id="rId145">
         <w:r>
           <w:rPr>
             <w:rStyle w:val="Hyperlink"/>
@@ -12413,8 +12880,8 @@
         </w:r>
       </w:hyperlink>
     </w:p>
-    <w:bookmarkEnd w:id="144"/>
-    <w:bookmarkStart w:id="146" w:name="ref-krakowClinicalManagementChronic2006"/>
+    <w:bookmarkEnd w:id="146"/>
+    <w:bookmarkStart w:id="148" w:name="ref-krakowClinicalManagementChronic2006"/>
     <w:p>
       <w:pPr>
         <w:pStyle w:val="Literaturverzeichnis"/>
@@ -12451,7 +12918,7 @@
       <w:r>
         <w:t xml:space="preserve"> </w:t>
       </w:r>
-      <w:hyperlink r:id="rId145">
+      <w:hyperlink r:id="rId147">
         <w:r>
           <w:rPr>
             <w:rStyle w:val="Hyperlink"/>
@@ -12460,8 +12927,8 @@
         </w:r>
       </w:hyperlink>
     </w:p>
-    <w:bookmarkEnd w:id="146"/>
-    <w:bookmarkStart w:id="148" w:name="ref-kroenkePHQ8MeasureCurrent2009"/>
+    <w:bookmarkEnd w:id="148"/>
+    <w:bookmarkStart w:id="150" w:name="ref-kroenkePHQ8MeasureCurrent2009"/>
     <w:p>
       <w:pPr>
         <w:pStyle w:val="Literaturverzeichnis"/>
@@ -12498,7 +12965,7 @@
       <w:r>
         <w:t xml:space="preserve"> </w:t>
       </w:r>
-      <w:hyperlink r:id="rId147">
+      <w:hyperlink r:id="rId149">
         <w:r>
           <w:rPr>
             <w:rStyle w:val="Hyperlink"/>
@@ -12507,8 +12974,8 @@
         </w:r>
       </w:hyperlink>
     </w:p>
-    <w:bookmarkEnd w:id="148"/>
-    <w:bookmarkStart w:id="150" w:name="X6790e94a8f70bf44367056bdb6274ca065aebb3"/>
+    <w:bookmarkEnd w:id="150"/>
+    <w:bookmarkStart w:id="152" w:name="X6790e94a8f70bf44367056bdb6274ca065aebb3"/>
     <w:p>
       <w:pPr>
         <w:pStyle w:val="Literaturverzeichnis"/>
@@ -12535,7 +13002,7 @@
       <w:r>
         <w:t xml:space="preserve"> </w:t>
       </w:r>
-      <w:hyperlink r:id="rId149">
+      <w:hyperlink r:id="rId151">
         <w:r>
           <w:rPr>
             <w:rStyle w:val="Hyperlink"/>
@@ -12544,8 +13011,8 @@
         </w:r>
       </w:hyperlink>
     </w:p>
-    <w:bookmarkEnd w:id="150"/>
-    <w:bookmarkStart w:id="152" w:name="ref-langImageryTherapyInformation1977"/>
+    <w:bookmarkEnd w:id="152"/>
+    <w:bookmarkStart w:id="154" w:name="ref-langImageryTherapyInformation1977"/>
     <w:p>
       <w:pPr>
         <w:pStyle w:val="Literaturverzeichnis"/>
@@ -12582,7 +13049,7 @@
       <w:r>
         <w:t xml:space="preserve"> </w:t>
       </w:r>
-      <w:hyperlink r:id="rId151">
+      <w:hyperlink r:id="rId153">
         <w:r>
           <w:rPr>
             <w:rStyle w:val="Hyperlink"/>
@@ -12591,8 +13058,8 @@
         </w:r>
       </w:hyperlink>
     </w:p>
-    <w:bookmarkEnd w:id="152"/>
-    <w:bookmarkStart w:id="154" w:name="ref-lassDistressToleranceSymptoms2020"/>
+    <w:bookmarkEnd w:id="154"/>
+    <w:bookmarkStart w:id="156" w:name="ref-lassDistressToleranceSymptoms2020"/>
     <w:p>
       <w:pPr>
         <w:pStyle w:val="Literaturverzeichnis"/>
@@ -12629,7 +13096,7 @@
       <w:r>
         <w:t xml:space="preserve"> </w:t>
       </w:r>
-      <w:hyperlink r:id="rId153">
+      <w:hyperlink r:id="rId155">
         <w:r>
           <w:rPr>
             <w:rStyle w:val="Hyperlink"/>
@@ -12638,8 +13105,8 @@
         </w:r>
       </w:hyperlink>
     </w:p>
-    <w:bookmarkEnd w:id="154"/>
-    <w:bookmarkStart w:id="156" w:name="Xb5e67b4b1317d16238b28d72d8d29fc381617f5"/>
+    <w:bookmarkEnd w:id="156"/>
+    <w:bookmarkStart w:id="158" w:name="Xb5e67b4b1317d16238b28d72d8d29fc381617f5"/>
     <w:p>
       <w:pPr>
         <w:pStyle w:val="Literaturverzeichnis"/>
@@ -12676,7 +13143,7 @@
       <w:r>
         <w:t xml:space="preserve"> </w:t>
       </w:r>
-      <w:hyperlink r:id="rId155">
+      <w:hyperlink r:id="rId157">
         <w:r>
           <w:rPr>
             <w:rStyle w:val="Hyperlink"/>
@@ -12685,8 +13152,8 @@
         </w:r>
       </w:hyperlink>
     </w:p>
-    <w:bookmarkEnd w:id="156"/>
-    <w:bookmarkStart w:id="158" w:name="ref-liDistressToleranceMediator2024"/>
+    <w:bookmarkEnd w:id="158"/>
+    <w:bookmarkStart w:id="160" w:name="ref-liDistressToleranceMediator2024"/>
     <w:p>
       <w:pPr>
         <w:pStyle w:val="Literaturverzeichnis"/>
@@ -12723,7 +13190,7 @@
       <w:r>
         <w:t xml:space="preserve"> </w:t>
       </w:r>
-      <w:hyperlink r:id="rId157">
+      <w:hyperlink r:id="rId159">
         <w:r>
           <w:rPr>
             <w:rStyle w:val="Hyperlink"/>
@@ -12732,8 +13199,8 @@
         </w:r>
       </w:hyperlink>
     </w:p>
-    <w:bookmarkEnd w:id="158"/>
-    <w:bookmarkStart w:id="160" w:name="ref-liDistressToleranceMechanism2023"/>
+    <w:bookmarkEnd w:id="160"/>
+    <w:bookmarkStart w:id="162" w:name="ref-liDistressToleranceMechanism2023"/>
     <w:p>
       <w:pPr>
         <w:pStyle w:val="Literaturverzeichnis"/>
@@ -12770,7 +13237,7 @@
       <w:r>
         <w:t xml:space="preserve"> </w:t>
       </w:r>
-      <w:hyperlink r:id="rId159">
+      <w:hyperlink r:id="rId161">
         <w:r>
           <w:rPr>
             <w:rStyle w:val="Hyperlink"/>
@@ -12779,8 +13246,8 @@
         </w:r>
       </w:hyperlink>
     </w:p>
-    <w:bookmarkEnd w:id="160"/>
-    <w:bookmarkStart w:id="162" w:name="X46ccc09322e61e887e1e4fce365734c787b73c4"/>
+    <w:bookmarkEnd w:id="162"/>
+    <w:bookmarkStart w:id="164" w:name="X46ccc09322e61e887e1e4fce365734c787b73c4"/>
     <w:p>
       <w:pPr>
         <w:pStyle w:val="Literaturverzeichnis"/>
@@ -12817,7 +13284,7 @@
       <w:r>
         <w:t xml:space="preserve"> </w:t>
       </w:r>
-      <w:hyperlink r:id="rId161">
+      <w:hyperlink r:id="rId163">
         <w:r>
           <w:rPr>
             <w:rStyle w:val="Hyperlink"/>
@@ -12826,8 +13293,8 @@
         </w:r>
       </w:hyperlink>
     </w:p>
-    <w:bookmarkEnd w:id="162"/>
-    <w:bookmarkStart w:id="164" w:name="ref-makowskiIndicesEffectExistence2019"/>
+    <w:bookmarkEnd w:id="164"/>
+    <w:bookmarkStart w:id="166" w:name="ref-makowskiIndicesEffectExistence2019"/>
     <w:p>
       <w:pPr>
         <w:pStyle w:val="Literaturverzeichnis"/>
@@ -12864,7 +13331,7 @@
       <w:r>
         <w:t xml:space="preserve"> </w:t>
       </w:r>
-      <w:hyperlink r:id="rId163">
+      <w:hyperlink r:id="rId165">
         <w:r>
           <w:rPr>
             <w:rStyle w:val="Hyperlink"/>
@@ -12873,8 +13340,8 @@
         </w:r>
       </w:hyperlink>
     </w:p>
-    <w:bookmarkEnd w:id="164"/>
-    <w:bookmarkStart w:id="166" w:name="ref-mcardleLatentVariableModeling2009"/>
+    <w:bookmarkEnd w:id="166"/>
+    <w:bookmarkStart w:id="168" w:name="ref-mcardleLatentVariableModeling2009"/>
     <w:p>
       <w:pPr>
         <w:pStyle w:val="Literaturverzeichnis"/>
@@ -12911,7 +13378,7 @@
       <w:r>
         <w:t xml:space="preserve"> </w:t>
       </w:r>
-      <w:hyperlink r:id="rId165">
+      <w:hyperlink r:id="rId167">
         <w:r>
           <w:rPr>
             <w:rStyle w:val="Hyperlink"/>
@@ -12920,8 +13387,8 @@
         </w:r>
       </w:hyperlink>
     </w:p>
-    <w:bookmarkEnd w:id="166"/>
-    <w:bookmarkStart w:id="168" w:name="ref-mccullaghRegressionModelsOrdinal1980"/>
+    <w:bookmarkEnd w:id="168"/>
+    <w:bookmarkStart w:id="170" w:name="ref-mccullaghRegressionModelsOrdinal1980"/>
     <w:p>
       <w:pPr>
         <w:pStyle w:val="Literaturverzeichnis"/>
@@ -12958,7 +13425,7 @@
       <w:r>
         <w:t xml:space="preserve"> </w:t>
       </w:r>
-      <w:hyperlink r:id="rId167">
+      <w:hyperlink r:id="rId169">
         <w:r>
           <w:rPr>
             <w:rStyle w:val="Hyperlink"/>
@@ -12967,8 +13434,8 @@
         </w:r>
       </w:hyperlink>
     </w:p>
-    <w:bookmarkEnd w:id="168"/>
-    <w:bookmarkStart w:id="169" w:name="X7e5fcb01483c46ceec3804400aa01747d15580c"/>
+    <w:bookmarkEnd w:id="170"/>
+    <w:bookmarkStart w:id="171" w:name="X7e5fcb01483c46ceec3804400aa01747d15580c"/>
     <w:p>
       <w:pPr>
         <w:pStyle w:val="Literaturverzeichnis"/>
@@ -12990,8 +13457,8 @@
         <w:t xml:space="preserve">. CRC Press.</w:t>
       </w:r>
     </w:p>
-    <w:bookmarkEnd w:id="169"/>
-    <w:bookmarkStart w:id="171" w:name="ref-michelEmotionalDistressTolerance2016"/>
+    <w:bookmarkEnd w:id="171"/>
+    <w:bookmarkStart w:id="173" w:name="ref-michelEmotionalDistressTolerance2016"/>
     <w:p>
       <w:pPr>
         <w:pStyle w:val="Literaturverzeichnis"/>
@@ -13028,7 +13495,7 @@
       <w:r>
         <w:t xml:space="preserve"> </w:t>
       </w:r>
-      <w:hyperlink r:id="rId170">
+      <w:hyperlink r:id="rId172">
         <w:r>
           <w:rPr>
             <w:rStyle w:val="Hyperlink"/>
@@ -13037,8 +13504,8 @@
         </w:r>
       </w:hyperlink>
     </w:p>
-    <w:bookmarkEnd w:id="171"/>
-    <w:bookmarkStart w:id="173" w:name="X115d132523851d90907c16df6f34cdb814368ff"/>
+    <w:bookmarkEnd w:id="173"/>
+    <w:bookmarkStart w:id="175" w:name="X115d132523851d90907c16df6f34cdb814368ff"/>
     <w:p>
       <w:pPr>
         <w:pStyle w:val="Literaturverzeichnis"/>
@@ -13075,7 +13542,7 @@
       <w:r>
         <w:t xml:space="preserve"> </w:t>
       </w:r>
-      <w:hyperlink r:id="rId172">
+      <w:hyperlink r:id="rId174">
         <w:r>
           <w:rPr>
             <w:rStyle w:val="Hyperlink"/>
@@ -13084,8 +13551,8 @@
         </w:r>
       </w:hyperlink>
     </w:p>
-    <w:bookmarkEnd w:id="173"/>
-    <w:bookmarkStart w:id="175" w:name="Xf5947b64f20ece1d7a044a12b60d118440a0346"/>
+    <w:bookmarkEnd w:id="175"/>
+    <w:bookmarkStart w:id="177" w:name="Xf5947b64f20ece1d7a044a12b60d118440a0346"/>
     <w:p>
       <w:pPr>
         <w:pStyle w:val="Literaturverzeichnis"/>
@@ -13122,7 +13589,7 @@
       <w:r>
         <w:t xml:space="preserve"> </w:t>
       </w:r>
-      <w:hyperlink r:id="rId174">
+      <w:hyperlink r:id="rId176">
         <w:r>
           <w:rPr>
             <w:rStyle w:val="Hyperlink"/>
@@ -13131,8 +13598,8 @@
         </w:r>
       </w:hyperlink>
     </w:p>
-    <w:bookmarkEnd w:id="175"/>
-    <w:bookmarkStart w:id="177" w:name="ref-mundtWorkSocialAdjustment2002"/>
+    <w:bookmarkEnd w:id="177"/>
+    <w:bookmarkStart w:id="179" w:name="ref-mundtWorkSocialAdjustment2002"/>
     <w:p>
       <w:pPr>
         <w:pStyle w:val="Literaturverzeichnis"/>
@@ -13169,7 +13636,7 @@
       <w:r>
         <w:t xml:space="preserve"> </w:t>
       </w:r>
-      <w:hyperlink r:id="rId176">
+      <w:hyperlink r:id="rId178">
         <w:r>
           <w:rPr>
             <w:rStyle w:val="Hyperlink"/>
@@ -13178,8 +13645,8 @@
         </w:r>
       </w:hyperlink>
     </w:p>
-    <w:bookmarkEnd w:id="177"/>
-    <w:bookmarkStart w:id="179" w:name="ref-murrayDissectingCoreFear2016"/>
+    <w:bookmarkEnd w:id="179"/>
+    <w:bookmarkStart w:id="181" w:name="ref-murrayDissectingCoreFear2016"/>
     <w:p>
       <w:pPr>
         <w:pStyle w:val="Literaturverzeichnis"/>
@@ -13216,7 +13683,7 @@
       <w:r>
         <w:t xml:space="preserve"> </w:t>
       </w:r>
-      <w:hyperlink r:id="rId178">
+      <w:hyperlink r:id="rId180">
         <w:r>
           <w:rPr>
             <w:rStyle w:val="Hyperlink"/>
@@ -13225,8 +13692,8 @@
         </w:r>
       </w:hyperlink>
     </w:p>
-    <w:bookmarkEnd w:id="179"/>
-    <w:bookmarkStart w:id="181" w:name="X5df5a30f1297fea53a849061d3bacdd83b11e05"/>
+    <w:bookmarkEnd w:id="181"/>
+    <w:bookmarkStart w:id="183" w:name="X5df5a30f1297fea53a849061d3bacdd83b11e05"/>
     <w:p>
       <w:pPr>
         <w:pStyle w:val="Literaturverzeichnis"/>
@@ -13263,7 +13730,7 @@
       <w:r>
         <w:t xml:space="preserve"> </w:t>
       </w:r>
-      <w:hyperlink r:id="rId180">
+      <w:hyperlink r:id="rId182">
         <w:r>
           <w:rPr>
             <w:rStyle w:val="Hyperlink"/>
@@ -13272,8 +13739,8 @@
         </w:r>
       </w:hyperlink>
     </w:p>
-    <w:bookmarkEnd w:id="181"/>
-    <w:bookmarkStart w:id="182" w:name="ref-nivPrecisionCognitiveBehavioral2021"/>
+    <w:bookmarkEnd w:id="183"/>
+    <w:bookmarkStart w:id="184" w:name="ref-nivPrecisionCognitiveBehavioral2021"/>
     <w:p>
       <w:pPr>
         <w:pStyle w:val="Literaturverzeichnis"/>
@@ -13295,8 +13762,8 @@
         <w:t xml:space="preserve">. American Psychiatric Pub.</w:t>
       </w:r>
     </w:p>
-    <w:bookmarkEnd w:id="182"/>
-    <w:bookmarkStart w:id="184" w:name="Xdef3573e3af1bd968d5e820b3a66e34465deb92"/>
+    <w:bookmarkEnd w:id="184"/>
+    <w:bookmarkStart w:id="186" w:name="Xdef3573e3af1bd968d5e820b3a66e34465deb92"/>
     <w:p>
       <w:pPr>
         <w:pStyle w:val="Literaturverzeichnis"/>
@@ -13333,7 +13800,7 @@
       <w:r>
         <w:t xml:space="preserve"> </w:t>
       </w:r>
-      <w:hyperlink r:id="rId183">
+      <w:hyperlink r:id="rId185">
         <w:r>
           <w:rPr>
             <w:rStyle w:val="Hyperlink"/>
@@ -13342,8 +13809,8 @@
         </w:r>
       </w:hyperlink>
     </w:p>
-    <w:bookmarkEnd w:id="184"/>
-    <w:bookmarkStart w:id="186" w:name="Xf515d6510b7c85994cbad121157df47ce476420"/>
+    <w:bookmarkEnd w:id="186"/>
+    <w:bookmarkStart w:id="188" w:name="Xf515d6510b7c85994cbad121157df47ce476420"/>
     <w:p>
       <w:pPr>
         <w:pStyle w:val="Literaturverzeichnis"/>
@@ -13380,7 +13847,7 @@
       <w:r>
         <w:t xml:space="preserve"> </w:t>
       </w:r>
-      <w:hyperlink r:id="rId185">
+      <w:hyperlink r:id="rId187">
         <w:r>
           <w:rPr>
             <w:rStyle w:val="Hyperlink"/>
@@ -13389,8 +13856,8 @@
         </w:r>
       </w:hyperlink>
     </w:p>
-    <w:bookmarkEnd w:id="186"/>
-    <w:bookmarkStart w:id="187" w:name="X5b06ed36b0aa464b64f14af1938bee8c59e4d44"/>
+    <w:bookmarkEnd w:id="188"/>
+    <w:bookmarkStart w:id="189" w:name="X5b06ed36b0aa464b64f14af1938bee8c59e4d44"/>
     <w:p>
       <w:pPr>
         <w:pStyle w:val="Literaturverzeichnis"/>
@@ -13425,8 +13892,8 @@
         <w:t xml:space="preserve">(3), 162–166.</w:t>
       </w:r>
     </w:p>
-    <w:bookmarkEnd w:id="187"/>
-    <w:bookmarkStart w:id="189" w:name="ref-pileHarnessingEmotionalMental2021"/>
+    <w:bookmarkEnd w:id="189"/>
+    <w:bookmarkStart w:id="191" w:name="ref-pileHarnessingEmotionalMental2021"/>
     <w:p>
       <w:pPr>
         <w:pStyle w:val="Literaturverzeichnis"/>
@@ -13463,7 +13930,7 @@
       <w:r>
         <w:t xml:space="preserve"> </w:t>
       </w:r>
-      <w:hyperlink r:id="rId188">
+      <w:hyperlink r:id="rId190">
         <w:r>
           <w:rPr>
             <w:rStyle w:val="Hyperlink"/>
@@ -13472,8 +13939,8 @@
         </w:r>
       </w:hyperlink>
     </w:p>
-    <w:bookmarkEnd w:id="189"/>
-    <w:bookmarkStart w:id="191" w:name="Xca100c6b249bb8c22c7d2de68c16d31c4aa3e21"/>
+    <w:bookmarkEnd w:id="191"/>
+    <w:bookmarkStart w:id="193" w:name="Xca100c6b249bb8c22c7d2de68c16d31c4aa3e21"/>
     <w:p>
       <w:pPr>
         <w:pStyle w:val="Literaturverzeichnis"/>
@@ -13510,7 +13977,7 @@
       <w:r>
         <w:t xml:space="preserve"> </w:t>
       </w:r>
-      <w:hyperlink r:id="rId190">
+      <w:hyperlink r:id="rId192">
         <w:r>
           <w:rPr>
             <w:rStyle w:val="Hyperlink"/>
@@ -13519,8 +13986,8 @@
         </w:r>
       </w:hyperlink>
     </w:p>
-    <w:bookmarkEnd w:id="191"/>
-    <w:bookmarkStart w:id="192" w:name="ref-prielerProblemsMeasurementChange2008"/>
+    <w:bookmarkEnd w:id="193"/>
+    <w:bookmarkStart w:id="194" w:name="ref-prielerProblemsMeasurementChange2008"/>
     <w:p>
       <w:pPr>
         <w:pStyle w:val="Literaturverzeichnis"/>
@@ -13545,8 +14012,8 @@
         <w:t xml:space="preserve">(pp. 173–210). Royal Fireworks Press.</w:t>
       </w:r>
     </w:p>
-    <w:bookmarkEnd w:id="192"/>
-    <w:bookmarkStart w:id="194" w:name="X46c1c9eb724a2a363774abb48413fd0adbf69ad"/>
+    <w:bookmarkEnd w:id="194"/>
+    <w:bookmarkStart w:id="196" w:name="X46c1c9eb724a2a363774abb48413fd0adbf69ad"/>
     <w:p>
       <w:pPr>
         <w:pStyle w:val="Literaturverzeichnis"/>
@@ -13583,7 +14050,7 @@
       <w:r>
         <w:t xml:space="preserve"> </w:t>
       </w:r>
-      <w:hyperlink r:id="rId193">
+      <w:hyperlink r:id="rId195">
         <w:r>
           <w:rPr>
             <w:rStyle w:val="Hyperlink"/>
@@ -13592,8 +14059,8 @@
         </w:r>
       </w:hyperlink>
     </w:p>
-    <w:bookmarkEnd w:id="194"/>
-    <w:bookmarkStart w:id="196" w:name="ref-rassinThoughtactionFusionCausal1999"/>
+    <w:bookmarkEnd w:id="196"/>
+    <w:bookmarkStart w:id="198" w:name="ref-rassinThoughtactionFusionCausal1999"/>
     <w:p>
       <w:pPr>
         <w:pStyle w:val="Literaturverzeichnis"/>
@@ -13630,7 +14097,7 @@
       <w:r>
         <w:t xml:space="preserve"> </w:t>
       </w:r>
-      <w:hyperlink r:id="rId195">
+      <w:hyperlink r:id="rId197">
         <w:r>
           <w:rPr>
             <w:rStyle w:val="Hyperlink"/>
@@ -13639,8 +14106,8 @@
         </w:r>
       </w:hyperlink>
     </w:p>
-    <w:bookmarkEnd w:id="196"/>
-    <w:bookmarkStart w:id="197" w:name="Xc58e1751a8baa9c5b40200f27b4eda63237e4bf"/>
+    <w:bookmarkEnd w:id="198"/>
+    <w:bookmarkStart w:id="199" w:name="Xc58e1751a8baa9c5b40200f27b4eda63237e4bf"/>
     <w:p>
       <w:pPr>
         <w:pStyle w:val="Literaturverzeichnis"/>
@@ -13662,8 +14129,8 @@
         <w:t xml:space="preserve">. SAGE.</w:t>
       </w:r>
     </w:p>
-    <w:bookmarkEnd w:id="197"/>
-    <w:bookmarkStart w:id="199" w:name="ref-reinholdEffectsExpressiveWriting2018"/>
+    <w:bookmarkEnd w:id="199"/>
+    <w:bookmarkStart w:id="201" w:name="ref-reinholdEffectsExpressiveWriting2018"/>
     <w:p>
       <w:pPr>
         <w:pStyle w:val="Literaturverzeichnis"/>
@@ -13700,7 +14167,7 @@
       <w:r>
         <w:t xml:space="preserve"> </w:t>
       </w:r>
-      <w:hyperlink r:id="rId198">
+      <w:hyperlink r:id="rId200">
         <w:r>
           <w:rPr>
             <w:rStyle w:val="Hyperlink"/>
@@ -13709,8 +14176,8 @@
         </w:r>
       </w:hyperlink>
     </w:p>
-    <w:bookmarkEnd w:id="199"/>
-    <w:bookmarkStart w:id="201" w:name="X64446423bc358ad13cd1d74868d05f60782b823"/>
+    <w:bookmarkEnd w:id="201"/>
+    <w:bookmarkStart w:id="203" w:name="X64446423bc358ad13cd1d74868d05f60782b823"/>
     <w:p>
       <w:pPr>
         <w:pStyle w:val="Literaturverzeichnis"/>
@@ -13747,7 +14214,7 @@
       <w:r>
         <w:t xml:space="preserve"> </w:t>
       </w:r>
-      <w:hyperlink r:id="rId200">
+      <w:hyperlink r:id="rId202">
         <w:r>
           <w:rPr>
             <w:rStyle w:val="Hyperlink"/>
@@ -13756,8 +14223,8 @@
         </w:r>
       </w:hyperlink>
     </w:p>
-    <w:bookmarkEnd w:id="201"/>
-    <w:bookmarkStart w:id="203" w:name="ref-roch-gagneFeasibilityOpenTrial2019"/>
+    <w:bookmarkEnd w:id="203"/>
+    <w:bookmarkStart w:id="205" w:name="ref-roch-gagneFeasibilityOpenTrial2019"/>
     <w:p>
       <w:pPr>
         <w:pStyle w:val="Literaturverzeichnis"/>
@@ -13794,7 +14261,7 @@
       <w:r>
         <w:t xml:space="preserve"> </w:t>
       </w:r>
-      <w:hyperlink r:id="rId202">
+      <w:hyperlink r:id="rId204">
         <w:r>
           <w:rPr>
             <w:rStyle w:val="Hyperlink"/>
@@ -13803,8 +14270,8 @@
         </w:r>
       </w:hyperlink>
     </w:p>
-    <w:bookmarkEnd w:id="203"/>
-    <w:bookmarkStart w:id="205" w:name="Xf8343849d0f8c2f1569805448e558b702b7b46a"/>
+    <w:bookmarkEnd w:id="205"/>
+    <w:bookmarkStart w:id="207" w:name="Xf8343849d0f8c2f1569805448e558b702b7b46a"/>
     <w:p>
       <w:pPr>
         <w:pStyle w:val="Literaturverzeichnis"/>
@@ -13841,7 +14308,7 @@
       <w:r>
         <w:t xml:space="preserve"> </w:t>
       </w:r>
-      <w:hyperlink r:id="rId204">
+      <w:hyperlink r:id="rId206">
         <w:r>
           <w:rPr>
             <w:rStyle w:val="Hyperlink"/>
@@ -13850,8 +14317,8 @@
         </w:r>
       </w:hyperlink>
     </w:p>
-    <w:bookmarkEnd w:id="205"/>
-    <w:bookmarkStart w:id="207" w:name="Xcd520d52ddf0732c77bcb872078555af52e244c"/>
+    <w:bookmarkEnd w:id="207"/>
+    <w:bookmarkStart w:id="209" w:name="Xcd520d52ddf0732c77bcb872078555af52e244c"/>
     <w:p>
       <w:pPr>
         <w:pStyle w:val="Literaturverzeichnis"/>
@@ -13888,7 +14355,7 @@
       <w:r>
         <w:t xml:space="preserve"> </w:t>
       </w:r>
-      <w:hyperlink r:id="rId206">
+      <w:hyperlink r:id="rId208">
         <w:r>
           <w:rPr>
             <w:rStyle w:val="Hyperlink"/>
@@ -13897,8 +14364,8 @@
         </w:r>
       </w:hyperlink>
     </w:p>
-    <w:bookmarkEnd w:id="207"/>
-    <w:bookmarkStart w:id="209" w:name="X58179c8d42924c45f426f2859adb43eb9763571"/>
+    <w:bookmarkEnd w:id="209"/>
+    <w:bookmarkStart w:id="211" w:name="X58179c8d42924c45f426f2859adb43eb9763571"/>
     <w:p>
       <w:pPr>
         <w:pStyle w:val="Literaturverzeichnis"/>
@@ -13935,7 +14402,7 @@
       <w:r>
         <w:t xml:space="preserve"> </w:t>
       </w:r>
-      <w:hyperlink r:id="rId208">
+      <w:hyperlink r:id="rId210">
         <w:r>
           <w:rPr>
             <w:rStyle w:val="Hyperlink"/>
@@ -13944,8 +14411,8 @@
         </w:r>
       </w:hyperlink>
     </w:p>
-    <w:bookmarkEnd w:id="209"/>
-    <w:bookmarkStart w:id="211" w:name="ref-ruppEmotionalProcessingTheory2017"/>
+    <w:bookmarkEnd w:id="211"/>
+    <w:bookmarkStart w:id="213" w:name="ref-ruppEmotionalProcessingTheory2017"/>
     <w:p>
       <w:pPr>
         <w:pStyle w:val="Literaturverzeichnis"/>
@@ -13982,7 +14449,7 @@
       <w:r>
         <w:t xml:space="preserve"> </w:t>
       </w:r>
-      <w:hyperlink r:id="rId210">
+      <w:hyperlink r:id="rId212">
         <w:r>
           <w:rPr>
             <w:rStyle w:val="Hyperlink"/>
@@ -13991,8 +14458,8 @@
         </w:r>
       </w:hyperlink>
     </w:p>
-    <w:bookmarkEnd w:id="211"/>
-    <w:bookmarkStart w:id="212" w:name="ref-samejimaGradedResponseModels2016"/>
+    <w:bookmarkEnd w:id="213"/>
+    <w:bookmarkStart w:id="214" w:name="ref-samejimaGradedResponseModels2016"/>
     <w:p>
       <w:pPr>
         <w:pStyle w:val="Literaturverzeichnis"/>
@@ -14014,8 +14481,8 @@
         <w:t xml:space="preserve">. Chapman and Hall/CRC.</w:t>
       </w:r>
     </w:p>
-    <w:bookmarkEnd w:id="212"/>
-    <w:bookmarkStart w:id="214" w:name="Xaec84f9c77cdbd42034d8c720b2484a0fed6bc3"/>
+    <w:bookmarkEnd w:id="214"/>
+    <w:bookmarkStart w:id="216" w:name="Xaec84f9c77cdbd42034d8c720b2484a0fed6bc3"/>
     <w:p>
       <w:pPr>
         <w:pStyle w:val="Literaturverzeichnis"/>
@@ -14052,7 +14519,7 @@
       <w:r>
         <w:t xml:space="preserve"> </w:t>
       </w:r>
-      <w:hyperlink r:id="rId213">
+      <w:hyperlink r:id="rId215">
         <w:r>
           <w:rPr>
             <w:rStyle w:val="Hyperlink"/>
@@ -14061,8 +14528,8 @@
         </w:r>
       </w:hyperlink>
     </w:p>
-    <w:bookmarkEnd w:id="214"/>
-    <w:bookmarkStart w:id="216" w:name="ref-simonsDistressToleranceScale2005"/>
+    <w:bookmarkEnd w:id="216"/>
+    <w:bookmarkStart w:id="218" w:name="ref-simonsDistressToleranceScale2005"/>
     <w:p>
       <w:pPr>
         <w:pStyle w:val="Literaturverzeichnis"/>
@@ -14099,7 +14566,7 @@
       <w:r>
         <w:t xml:space="preserve"> </w:t>
       </w:r>
-      <w:hyperlink r:id="rId215">
+      <w:hyperlink r:id="rId217">
         <w:r>
           <w:rPr>
             <w:rStyle w:val="Hyperlink"/>
@@ -14108,8 +14575,8 @@
         </w:r>
       </w:hyperlink>
     </w:p>
-    <w:bookmarkEnd w:id="216"/>
-    <w:bookmarkStart w:id="218" w:name="ref-sloanWrittenExposureTherapy2019"/>
+    <w:bookmarkEnd w:id="218"/>
+    <w:bookmarkStart w:id="220" w:name="ref-sloanWrittenExposureTherapy2019"/>
     <w:p>
       <w:pPr>
         <w:pStyle w:val="Literaturverzeichnis"/>
@@ -14136,7 +14603,7 @@
       <w:r>
         <w:t xml:space="preserve"> </w:t>
       </w:r>
-      <w:hyperlink r:id="rId217">
+      <w:hyperlink r:id="rId219">
         <w:r>
           <w:rPr>
             <w:rStyle w:val="Hyperlink"/>
@@ -14145,8 +14612,8 @@
         </w:r>
       </w:hyperlink>
     </w:p>
-    <w:bookmarkEnd w:id="218"/>
-    <w:bookmarkStart w:id="220" w:name="ref-sloanWrittenExposureTherapy2023"/>
+    <w:bookmarkEnd w:id="220"/>
+    <w:bookmarkStart w:id="222" w:name="ref-sloanWrittenExposureTherapy2023"/>
     <w:p>
       <w:pPr>
         <w:pStyle w:val="Literaturverzeichnis"/>
@@ -14170,59 +14637,12 @@
       <w:r>
         <w:t xml:space="preserve"> </w:t>
       </w:r>
-      <w:hyperlink r:id="rId219">
+      <w:hyperlink r:id="rId221">
         <w:r>
           <w:rPr>
             <w:rStyle w:val="Hyperlink"/>
           </w:rPr>
           <w:t xml:space="preserve">https://doi.org/10.1001/jamapsychiatry.2023.2810</w:t>
-        </w:r>
-      </w:hyperlink>
-    </w:p>
-    <w:bookmarkEnd w:id="220"/>
-    <w:bookmarkStart w:id="222" w:name="ref-sloanWrittenExposureIntervention2012"/>
-    <w:p>
-      <w:pPr>
-        <w:pStyle w:val="Literaturverzeichnis"/>
-      </w:pPr>
-      <w:r>
-        <w:t xml:space="preserve">Sloan, D. M., Marx, B. P., Bovin, M. J., Feinstein, B. A., &amp; Gallagher, M. W. (2012). Written exposure as an intervention for PTSD: A randomized clinical trial with motor vehicle accident survivors.</w:t>
-      </w:r>
-      <w:r>
-        <w:t xml:space="preserve"> </w:t>
-      </w:r>
-      <w:r>
-        <w:rPr>
-          <w:iCs/>
-          <w:i/>
-        </w:rPr>
-        <w:t xml:space="preserve">Behaviour Research and Therapy</w:t>
-      </w:r>
-      <w:r>
-        <w:t xml:space="preserve">,</w:t>
-      </w:r>
-      <w:r>
-        <w:t xml:space="preserve"> </w:t>
-      </w:r>
-      <w:r>
-        <w:rPr>
-          <w:iCs/>
-          <w:i/>
-        </w:rPr>
-        <w:t xml:space="preserve">50</w:t>
-      </w:r>
-      <w:r>
-        <w:t xml:space="preserve">(10), 627–635.</w:t>
-      </w:r>
-      <w:r>
-        <w:t xml:space="preserve"> </w:t>
-      </w:r>
-      <w:hyperlink r:id="rId221">
-        <w:r>
-          <w:rPr>
-            <w:rStyle w:val="Hyperlink"/>
-          </w:rPr>
-          <w:t xml:space="preserve">https://doi.org/10.1016/j.brat.2012.07.001</w:t>
         </w:r>
       </w:hyperlink>
     </w:p>
@@ -14801,39 +15221,13 @@
       </w:hyperlink>
     </w:p>
     <w:bookmarkEnd w:id="247"/>
-    <w:bookmarkStart w:id="248" w:name="ref-zlotnickCoreThreatStructured2025"/>
+    <w:bookmarkStart w:id="249" w:name="ref-zlotnickMotivationalAnatomyFear2025"/>
     <w:p>
       <w:pPr>
         <w:pStyle w:val="Literaturverzeichnis"/>
       </w:pPr>
       <w:r>
-        <w:t xml:space="preserve">Zlotnick, E., &amp; Huppert, J. D. (2025a).</w:t>
-      </w:r>
-      <w:r>
-        <w:t xml:space="preserve"> </w:t>
-      </w:r>
-      <w:r>
-        <w:rPr>
-          <w:iCs/>
-          <w:i/>
-        </w:rPr>
-        <w:t xml:space="preserve">The Core Threat Structured Interview: Pyschoemetrics and Phenomenology</w:t>
-      </w:r>
-      <w:r>
-        <w:t xml:space="preserve"> </w:t>
-      </w:r>
-      <w:r>
-        <w:t xml:space="preserve">[Paper submitted for publication].</w:t>
-      </w:r>
-    </w:p>
-    <w:bookmarkEnd w:id="248"/>
-    <w:bookmarkStart w:id="250" w:name="ref-zlotnickMotivationalAnatomyFear2025"/>
-    <w:p>
-      <w:pPr>
-        <w:pStyle w:val="Literaturverzeichnis"/>
-      </w:pPr>
-      <w:r>
-        <w:t xml:space="preserve">Zlotnick, E., &amp; Huppert, J. D. (2025b). The motivational anatomy of fear: A closer look at core threats.</w:t>
+        <w:t xml:space="preserve">Zlotnick, E., &amp; Huppert, J. D. (2025). The motivational anatomy of fear: A closer look at core threats.</w:t>
       </w:r>
       <w:r>
         <w:t xml:space="preserve"> </w:t>
@@ -14864,7 +15258,7 @@
       <w:r>
         <w:t xml:space="preserve"> </w:t>
       </w:r>
-      <w:hyperlink r:id="rId249">
+      <w:hyperlink r:id="rId248">
         <w:r>
           <w:rPr>
             <w:rStyle w:val="Hyperlink"/>
@@ -14872,6 +15266,32 @@
           <w:t xml:space="preserve">https://doi.org/10.1016/j.cpr.2025.102655</w:t>
         </w:r>
       </w:hyperlink>
+    </w:p>
+    <w:bookmarkEnd w:id="249"/>
+    <w:bookmarkStart w:id="250" w:name="ref-zlotnickCoreThreatStructured2026"/>
+    <w:p>
+      <w:pPr>
+        <w:pStyle w:val="Literaturverzeichnis"/>
+      </w:pPr>
+      <w:r>
+        <w:t xml:space="preserve">Zlotnick, E., &amp; Huppert, J. D. (2026).</w:t>
+      </w:r>
+      <w:r>
+        <w:t xml:space="preserve"> </w:t>
+      </w:r>
+      <w:r>
+        <w:rPr>
+          <w:iCs/>
+          <w:i/>
+        </w:rPr>
+        <w:t xml:space="preserve">The Core Threat Structured Interview: Pyschoemetrics and Phenomenology</w:t>
+      </w:r>
+      <w:r>
+        <w:t xml:space="preserve"> </w:t>
+      </w:r>
+      <w:r>
+        <w:t xml:space="preserve">[Manuscript under review].</w:t>
+      </w:r>
     </w:p>
     <w:bookmarkEnd w:id="250"/>
     <w:bookmarkStart w:id="252" w:name="X97cff915f97477c93b487318461d9529b81a1c4"/>

--- a/docs/output/wet.docx
+++ b/docs/output/wet.docx
@@ -37,7 +37,13 @@
         <w:t xml:space="preserve"> </w:t>
       </w:r>
       <w:r>
-        <w:t xml:space="preserve">Anxiety:</w:t>
+        <w:t xml:space="preserve">Anxiety</w:t>
+      </w:r>
+      <w:r>
+        <w:t xml:space="preserve"> </w:t>
+      </w:r>
+      <w:r>
+        <w:t xml:space="preserve">Symptoms:</w:t>
       </w:r>
       <w:r>
         <w:t xml:space="preserve"> </w:t>
@@ -252,7 +258,7 @@
         <w:pStyle w:val="h1-pagebreak"/>
       </w:pPr>
       <w:r>
-        <w:t xml:space="preserve">Written Exposure Therapy for Transdiagnostic Anxiety: Treatment Efficacy and Mechanisms of Change</w:t>
+        <w:t xml:space="preserve">Written Exposure Therapy for Transdiagnostic Anxiety Symptoms: Treatment Efficacy and Mechanisms of Change</w:t>
       </w:r>
     </w:p>
     <w:p>
@@ -1995,26 +2001,6 @@
         <w:t xml:space="preserve"> </w:t>
       </w:r>
       <w:r>
-        <w:t xml:space="preserve">Two independent judges classified each four-wave exercise as either core-threat engaged or not engaged, based on whether at least one wave explicitly and emotionally engaged the participant’s pre-identified core threat.</w:t>
-      </w:r>
-      <w:r>
-        <w:t xml:space="preserve"> </w:t>
-      </w:r>
-      <w:r>
-        <w:t xml:space="preserve">Coding followed a conservative, binary decision rule to minimize inference and maximize inter-rater reliability.</w:t>
-      </w:r>
-    </w:p>
-    <w:p>
-      <w:pPr>
-        <w:pStyle w:val="Textkrper"/>
-      </w:pPr>
-      <w:r>
-        <w:t xml:space="preserve">Following reviewer feedback, we conducted a manualized content-coding procedure to assess core-threat engagement in the writing exercises.</w:t>
-      </w:r>
-      <w:r>
-        <w:t xml:space="preserve"> </w:t>
-      </w:r>
-      <w:r>
         <w:t xml:space="preserve">Two independent judges classified each participant’s four-wave exercise set as either</w:t>
       </w:r>
       <w:r>
@@ -2044,37 +2030,19 @@
         <w:t xml:space="preserve">not engaged</w:t>
       </w:r>
       <w:r>
-        <w:t xml:space="preserve">, using a conservative binary rule: participants were coded as engaged if at least one wave explicitly and emotionally addressed their pre-identified core threat.</w:t>
-      </w:r>
-      <w:r>
-        <w:t xml:space="preserve"> </w:t>
-      </w:r>
-      <w:r>
-        <w:t xml:space="preserve">The coding manual emphasized low-inference decisions (see supplementary materials).</w:t>
-      </w:r>
-      <w:r>
-        <w:t xml:space="preserve"> </w:t>
-      </w:r>
-      <w:r>
-        <w:t xml:space="preserve">All participants were coded by the first judge.</w:t>
-      </w:r>
-      <w:r>
-        <w:t xml:space="preserve"> </w:t>
-      </w:r>
-      <w:r>
-        <w:t xml:space="preserve">To evaluate reliability, a random subset of 20 participants (40%) was independently coded by the second judge.</w:t>
+        <w:t xml:space="preserve">, using a conservative binary rule: participants were coded as engaged if at least one wave explicitly and emotionally addressed their pre-identified core threat (see supplementary materials).</w:t>
+      </w:r>
+      <w:r>
+        <w:t xml:space="preserve"> </w:t>
+      </w:r>
+      <w:r>
+        <w:t xml:space="preserve">All participants were coded by the first judge, and a random subset of 20 participants (40%) was independently coded by the second judge to evaluate inter-rater reliability.</w:t>
       </w:r>
       <w:r>
         <w:t xml:space="preserve"> </w:t>
       </w:r>
       <w:r>
         <w:t xml:space="preserve">Inter-rater agreement was substantial (Cohen’s κ = 0.70, 95% CI [0.40, 1.00], 85.7% agreement).</w:t>
-      </w:r>
-      <w:r>
-        <w:t xml:space="preserve"> </w:t>
-      </w:r>
-      <w:r>
-        <w:t xml:space="preserve">Disagreements were resolved by discussion prior to analysis, and the consensus codes were used in all analyses.</w:t>
       </w:r>
     </w:p>
     <w:bookmarkEnd w:id="29"/>
@@ -2084,10 +2052,6 @@
         <w:pStyle w:val="berschrift2"/>
       </w:pPr>
       <w:r>
-        <w:rPr>
-          <w:bCs/>
-          <w:b/>
-        </w:rPr>
         <w:t xml:space="preserve">Procedure</w:t>
       </w:r>
     </w:p>
@@ -6364,7 +6328,7 @@
         <w:pStyle w:val="FirstParagraph"/>
       </w:pPr>
       <w:r>
-        <w:t xml:space="preserve">Most (n = NA, NA%) of the participants who completed WET were classified as having engaged with their identified core threat at least once across the four writing sessions.</w:t>
+        <w:t xml:space="preserve">Most (n = 33, 66.0%) of the participants who completed WET were classified as having engaged with their identified core threat at least once across the four writing sessions.</w:t>
       </w:r>
       <w:r>
         <w:t xml:space="preserve"> </w:t>
@@ -6450,7 +6414,7 @@
         <w:t xml:space="preserve"> </w:t>
       </w:r>
       <w:r>
-        <w:t xml:space="preserve">A modest advanage was observed for engagers at the one-week follow-up (</w:t>
+        <w:t xml:space="preserve">A modest advantage was observed for engagers at the one-week follow-up (</w:t>
       </w:r>
       <w:r>
         <w:rPr>
@@ -9526,7 +9490,7 @@
         <w:pStyle w:val="FirstParagraph"/>
       </w:pPr>
       <w:r>
-        <w:t xml:space="preserve">In the present study, most participants reported that the instructions were clear; a minority indicated difficulty understanding the instructions to return to the same script, which will be clarified in future versions.</w:t>
+        <w:t xml:space="preserve">In the present study, most participants reported that the instructions were clear; a minority indicated difficulty understanding the instructions to return to the same script.</w:t>
       </w:r>
       <w:r>
         <w:t xml:space="preserve"> </w:t>
@@ -10525,7 +10489,7 @@
         <w:pStyle w:val="FirstParagraph"/>
       </w:pPr>
       <w:r>
-        <w:t xml:space="preserve">Central to pathological fear is an inflated sense of threat, making perceived threat reduction key to alleviating anxiety</w:t>
+        <w:t xml:space="preserve">Central to pathological fear is an inflated sense of threat, making fear reduction key to alleviating anxiety</w:t>
       </w:r>
       <w:r>
         <w:t xml:space="preserve"> </w:t>

--- a/docs/output/wet.docx
+++ b/docs/output/wet.docx
@@ -500,17 +500,7 @@
         <w:t xml:space="preserve"> </w:t>
       </w:r>
       <w:r>
-        <w:t xml:space="preserve">(</w:t>
-      </w:r>
-      <w:r>
-        <w:rPr>
-          <w:bCs/>
-          <w:b/>
-        </w:rPr>
-        <w:t xml:space="preserve">zlotnickCoreThreatStructured?</w:t>
-      </w:r>
-      <w:r>
-        <w:t xml:space="preserve">)</w:t>
+        <w:t xml:space="preserve">(Zlotnick &amp; Huppert, 2026)</w:t>
       </w:r>
       <w:r>
         <w:t xml:space="preserve">.</w:t>
@@ -1025,7 +1015,7 @@
         <w:t xml:space="preserve">We anticipated that changes in mechanisms will align with symptom changes, supporting their role in the intervention’s therapeutic process.</w:t>
       </w:r>
     </w:p>
-    <w:bookmarkStart w:id="27" w:name="transparency-and-openness"/>
+    <w:bookmarkStart w:id="29" w:name="transparency-and-openness"/>
     <w:p>
       <w:pPr>
         <w:pStyle w:val="berschrift1"/>
@@ -1064,23 +1054,35 @@
       <w:r>
         <w:t xml:space="preserve">.</w:t>
       </w:r>
-      <w:r>
-        <w:t xml:space="preserve"> </w:t>
-      </w:r>
-      <w:r>
-        <w:t xml:space="preserve">We deviated from the preregistration by adding a passive waitlist control group and a two-month follow-up assessment.</w:t>
-      </w:r>
-      <w:r>
-        <w:t xml:space="preserve"> </w:t>
-      </w:r>
-      <w:r>
-        <w:t xml:space="preserve">These modifications were implemented to strengthen the research design—the waitlist control group provided a benchmark for natural recovery under identical inclusion, exclusion, and procedural criteria, and was collected approximately six months before the present study.</w:t>
-      </w:r>
-      <w:r>
-        <w:t xml:space="preserve"> </w:t>
-      </w:r>
-      <w:r>
-        <w:t xml:space="preserve">Because participants were recruited from the same platform using identical screening, compensation, and measurement procedures, systematic bias other than time effects is unlikely</w:t>
+    </w:p>
+    <w:bookmarkEnd w:id="22"/>
+    <w:bookmarkStart w:id="23" w:name="deviations-from-preregistration"/>
+    <w:p>
+      <w:pPr>
+        <w:pStyle w:val="berschrift2"/>
+      </w:pPr>
+      <w:r>
+        <w:t xml:space="preserve">Deviations from preregistration:</w:t>
+      </w:r>
+    </w:p>
+    <w:p>
+      <w:pPr>
+        <w:pStyle w:val="FirstParagraph"/>
+      </w:pPr>
+      <w:r>
+        <w:t xml:space="preserve">We departed from the preregistration on the following points; all decisions were made before data collection.</w:t>
+      </w:r>
+    </w:p>
+    <w:p>
+      <w:pPr>
+        <w:numPr>
+          <w:ilvl w:val="0"/>
+          <w:numId w:val="1002"/>
+        </w:numPr>
+        <w:pStyle w:val="Compact"/>
+      </w:pPr>
+      <w:r>
+        <w:t xml:space="preserve">We added a passive waitlist control group, drawn from a prior study with identical inclusion, exclusion, and procedural criteria on the same recruitment platform</w:t>
       </w:r>
       <w:r>
         <w:t xml:space="preserve"> </w:t>
@@ -1089,23 +1091,59 @@
         <w:t xml:space="preserve">(see Sorka et al., in preparation)</w:t>
       </w:r>
       <w:r>
-        <w:t xml:space="preserve">.</w:t>
-      </w:r>
-      <w:r>
-        <w:t xml:space="preserve"> </w:t>
-      </w:r>
-      <w:r>
-        <w:t xml:space="preserve">The extended follow-up further allowed assessment of the durability of treatment effects.</w:t>
-      </w:r>
-      <w:r>
-        <w:t xml:space="preserve"> </w:t>
-      </w:r>
-      <w:r>
-        <w:t xml:space="preserve">Nonetheless, as the waitlist group was not randomized concurrently with the intervention arms, results involving it should be interpreted as comparative rather than inferential.</w:t>
-      </w:r>
-    </w:p>
-    <w:bookmarkEnd w:id="22"/>
-    <w:bookmarkStart w:id="24" w:name="data-materials-code-and-online-resources"/>
+        <w:t xml:space="preserve">. Because this group was not randomized concurrently with the intervention arms, results involving it should be interpreted as comparative rather than inferential.</w:t>
+      </w:r>
+    </w:p>
+    <w:p>
+      <w:pPr>
+        <w:numPr>
+          <w:ilvl w:val="0"/>
+          <w:numId w:val="1002"/>
+        </w:numPr>
+        <w:pStyle w:val="Compact"/>
+      </w:pPr>
+      <w:r>
+        <w:t xml:space="preserve">We administered follow-up assessments at one week and two months rather than at a single unspecified follow-up.</w:t>
+      </w:r>
+    </w:p>
+    <w:p>
+      <w:pPr>
+        <w:numPr>
+          <w:ilvl w:val="0"/>
+          <w:numId w:val="1002"/>
+        </w:numPr>
+        <w:pStyle w:val="Compact"/>
+      </w:pPr>
+      <w:r>
+        <w:t xml:space="preserve">We replaced the Thought Fusion Inventory with the Thought-Action Fusion Scale Revised, and administered it pre- and post-intervention rather than at every writing session.</w:t>
+      </w:r>
+    </w:p>
+    <w:p>
+      <w:pPr>
+        <w:numPr>
+          <w:ilvl w:val="0"/>
+          <w:numId w:val="1002"/>
+        </w:numPr>
+        <w:pStyle w:val="Compact"/>
+      </w:pPr>
+      <w:r>
+        <w:t xml:space="preserve">We specified the growth model’s time component as piecewise rather than as a single linear slope, reflecting the qualitatively different change regimes across the intervention and the two follow-up windows.</w:t>
+      </w:r>
+    </w:p>
+    <w:p>
+      <w:pPr>
+        <w:numPr>
+          <w:ilvl w:val="0"/>
+          <w:numId w:val="1002"/>
+        </w:numPr>
+        <w:pStyle w:val="Compact"/>
+      </w:pPr>
+      <w:r>
+        <w:t xml:space="preserve">The Imaginal Behavior Approach Test was administered as preregistered but not analyzed in the present report.</w:t>
+      </w:r>
+    </w:p>
+    <w:bookmarkEnd w:id="23"/>
+    <w:bookmarkStart w:id="26" w:name="data-materials-code-and-online-resources"/>
     <w:p>
       <w:pPr>
         <w:pStyle w:val="berschrift2"/>
@@ -1119,12 +1157,12 @@
         <w:pStyle w:val="FirstParagraph"/>
       </w:pPr>
       <w:r>
-        <w:t xml:space="preserve">Data, analysis scripts, and methodological documentation are available at</w:t>
-      </w:r>
-      <w:r>
-        <w:t xml:space="preserve"> </w:t>
-      </w:r>
-      <w:hyperlink r:id="rId23">
+        <w:t xml:space="preserve">Data, analysis scripts, participant-facing materials, and methodological documentation are available at</w:t>
+      </w:r>
+      <w:r>
+        <w:t xml:space="preserve"> </w:t>
+      </w:r>
+      <w:hyperlink r:id="rId24">
         <w:r>
           <w:rPr>
             <w:rStyle w:val="Hyperlink"/>
@@ -1133,17 +1171,58 @@
         </w:r>
       </w:hyperlink>
       <w:r>
+        <w:t xml:space="preserve"> </w:t>
+      </w:r>
+      <w:r>
+        <w:t xml:space="preserve">and mirrored at the OSF project</w:t>
+      </w:r>
+      <w:r>
+        <w:t xml:space="preserve"> </w:t>
+      </w:r>
+      <w:hyperlink r:id="rId25">
+        <w:r>
+          <w:rPr>
+            <w:rStyle w:val="Hyperlink"/>
+          </w:rPr>
+          <w:t xml:space="preserve">https://osf.io/dfzgt/</w:t>
+        </w:r>
+      </w:hyperlink>
+      <w:r>
         <w:t xml:space="preserve">.</w:t>
       </w:r>
       <w:r>
         <w:t xml:space="preserve"> </w:t>
       </w:r>
       <w:r>
+        <w:t xml:space="preserve">The repository is released under the MIT License.</w:t>
+      </w:r>
+      <w:r>
+        <w:t xml:space="preserve"> </w:t>
+      </w:r>
+      <w:r>
         <w:t xml:space="preserve">Datasets include only quantitative information to protect participant confidentiality.</w:t>
       </w:r>
-    </w:p>
-    <w:bookmarkEnd w:id="24"/>
-    <w:bookmarkStart w:id="25" w:name="reporting"/>
+      <w:r>
+        <w:t xml:space="preserve"> </w:t>
+      </w:r>
+      <w:r>
+        <w:t xml:space="preserve">Participant-facing materials, including the consent text, intervention instructions, and a navigation document with response anchors and citations for every measure used in the study, are provided in</w:t>
+      </w:r>
+      <w:r>
+        <w:t xml:space="preserve"> </w:t>
+      </w:r>
+      <w:r>
+        <w:rPr>
+          <w:rStyle w:val="VerbatimChar"/>
+        </w:rPr>
+        <w:t xml:space="preserve">supplementary/materials/</w:t>
+      </w:r>
+      <w:r>
+        <w:t xml:space="preserve">.</w:t>
+      </w:r>
+    </w:p>
+    <w:bookmarkEnd w:id="26"/>
+    <w:bookmarkStart w:id="27" w:name="reporting"/>
     <w:p>
       <w:pPr>
         <w:pStyle w:val="berschrift2"/>
@@ -1163,11 +1242,17 @@
         <w:t xml:space="preserve"> </w:t>
       </w:r>
       <w:r>
-        <w:t xml:space="preserve">A power analysis indicated a target of 148 participants, with Bayesian stopping criteria allowing for early termination when ROPE showed no significant difference between conditions during the intervention phase.</w:t>
-      </w:r>
-    </w:p>
-    <w:bookmarkEnd w:id="25"/>
-    <w:bookmarkStart w:id="26" w:name="ethical-approval"/>
+        <w:t xml:space="preserve">A power analysis indicated a target of 148 participants.</w:t>
+      </w:r>
+      <w:r>
+        <w:t xml:space="preserve"> </w:t>
+      </w:r>
+      <w:r>
+        <w:t xml:space="preserve">Recruitment was halted before this target was reached under a preregistered Bayesian stopping rule; specifics are given in the Methods.</w:t>
+      </w:r>
+    </w:p>
+    <w:bookmarkEnd w:id="27"/>
+    <w:bookmarkStart w:id="28" w:name="ethical-approval"/>
     <w:p>
       <w:pPr>
         <w:pStyle w:val="berschrift2"/>
@@ -1190,9 +1275,9 @@
         <w:t xml:space="preserve">All participants provided informed consent.</w:t>
       </w:r>
     </w:p>
-    <w:bookmarkEnd w:id="26"/>
-    <w:bookmarkEnd w:id="27"/>
-    <w:bookmarkStart w:id="34" w:name="methods"/>
+    <w:bookmarkEnd w:id="28"/>
+    <w:bookmarkEnd w:id="29"/>
+    <w:bookmarkStart w:id="36" w:name="methods"/>
     <w:p>
       <w:pPr>
         <w:pStyle w:val="berschrift1"/>
@@ -1254,7 +1339,7 @@
         <w:t xml:space="preserve">Covariations between changes in OASIS and changes in each potential mechanism were also examined.</w:t>
       </w:r>
     </w:p>
-    <w:bookmarkStart w:id="28" w:name="participants"/>
+    <w:bookmarkStart w:id="30" w:name="participants"/>
     <w:p>
       <w:pPr>
         <w:pStyle w:val="berschrift2"/>
@@ -1287,96 +1372,94 @@
       <w:r>
         <w:t xml:space="preserve">/hour.</w:t>
       </w:r>
+      <w:r>
+        <w:t xml:space="preserve"> </w:t>
+      </w:r>
+      <w:r>
+        <w:t xml:space="preserve">Inclusion criteria included moderate pathological anxiety (OASIS score &gt; 4)</w:t>
+      </w:r>
+      <w:r>
+        <w:t xml:space="preserve"> </w:t>
+      </w:r>
+      <w:r>
+        <w:t xml:space="preserve">and impaired daily functioning (at least one WSAS item scored above 2 on a 0–8 scale).</w:t>
+      </w:r>
+      <w:r>
+        <w:t xml:space="preserve"> </w:t>
+      </w:r>
+      <w:r>
+        <w:t xml:space="preserve">Exclusion criteria were severe depression</w:t>
+      </w:r>
+      <w:r>
+        <w:t xml:space="preserve"> </w:t>
+      </w:r>
+      <w:r>
+        <w:t xml:space="preserve">(greater than 14 on the PHQ; Kroenke et al., 2009)</w:t>
+      </w:r>
+      <w:r>
+        <w:t xml:space="preserve">, elevated post-traumatic symptoms</w:t>
+      </w:r>
+      <w:r>
+        <w:t xml:space="preserve"> </w:t>
+      </w:r>
+      <w:r>
+        <w:t xml:space="preserve">(greater than 6 on the brief PCL-5; Zuromski et al., 2019)</w:t>
+      </w:r>
+      <w:r>
+        <w:t xml:space="preserve">, or presence of psychotic symptoms</w:t>
+      </w:r>
+      <w:r>
+        <w:t xml:space="preserve"> </w:t>
+      </w:r>
+      <w:r>
+        <w:t xml:space="preserve">(evaluated via items 19 and 20 from the DIAMOND screener; Tolin et al., 2018)</w:t>
+      </w:r>
+      <w:r>
+        <w:t xml:space="preserve">.</w:t>
+      </w:r>
+      <w:r>
+        <w:t xml:space="preserve"> </w:t>
+      </w:r>
+      <w:r>
+        <w:t xml:space="preserve">Furthermore, participants who had reported head injury or reading and writing difficulties in the Prolific system were excluded.</w:t>
+      </w:r>
+      <w:r>
+        <w:t xml:space="preserve"> </w:t>
+      </w:r>
+      <w:r>
+        <w:t xml:space="preserve">In addition, English as a fluent language was required.</w:t>
+      </w:r>
+      <w:r>
+        <w:t xml:space="preserve"> </w:t>
+      </w:r>
+      <w:r>
+        <w:t xml:space="preserve">Finally, only experienced users on Prolific with an approval rate above 95, and minimum 300 previous submissions were allowed to participate.</w:t>
+      </w:r>
+      <w:r>
+        <w:t xml:space="preserve"> </w:t>
+      </w:r>
+      <w:r>
+        <w:t xml:space="preserve">An ethnically diverse sample was requested from Prolific.</w:t>
+      </w:r>
     </w:p>
     <w:p>
       <w:pPr>
         <w:pStyle w:val="Textkrper"/>
       </w:pPr>
       <w:r>
-        <w:t xml:space="preserve">Inclusion criteria included moderate pathological anxiety (OASIS score &gt; 4)</w:t>
-      </w:r>
-      <w:r>
-        <w:t xml:space="preserve"> </w:t>
-      </w:r>
-      <w:r>
-        <w:t xml:space="preserve">and impaired daily functioning (at least one WSAS item scored above 2 on a 0–8 scale).</w:t>
-      </w:r>
-      <w:r>
-        <w:t xml:space="preserve"> </w:t>
-      </w:r>
-      <w:r>
-        <w:t xml:space="preserve">Exclusion criteria were severe depression</w:t>
-      </w:r>
-      <w:r>
-        <w:t xml:space="preserve"> </w:t>
-      </w:r>
-      <w:r>
-        <w:t xml:space="preserve">(greater than 14 on the PHQ; Kroenke et al., 2009)</w:t>
-      </w:r>
-      <w:r>
-        <w:t xml:space="preserve">, elevated post-traumatic symptoms</w:t>
-      </w:r>
-      <w:r>
-        <w:t xml:space="preserve"> </w:t>
-      </w:r>
-      <w:r>
-        <w:t xml:space="preserve">(greater than 6 on the brief PCL-5; Zuromski et al., 2019)</w:t>
-      </w:r>
-      <w:r>
-        <w:t xml:space="preserve">, or presence of psychotic symptoms</w:t>
-      </w:r>
-      <w:r>
-        <w:t xml:space="preserve"> </w:t>
-      </w:r>
-      <w:r>
-        <w:t xml:space="preserve">(evaluated via items 19 and 20 from the DIAMOND screener; Tolin et al., 2018)</w:t>
-      </w:r>
-      <w:r>
-        <w:t xml:space="preserve">.</w:t>
-      </w:r>
-      <w:r>
-        <w:t xml:space="preserve"> </w:t>
-      </w:r>
-      <w:r>
-        <w:t xml:space="preserve">Furthermore, participants who had reported head injury or reading and writing difficulties in the Prolific system were excluded.</w:t>
-      </w:r>
-      <w:r>
-        <w:t xml:space="preserve"> </w:t>
-      </w:r>
-      <w:r>
-        <w:t xml:space="preserve">In addition, English as a fluent language was required.</w:t>
-      </w:r>
-      <w:r>
-        <w:t xml:space="preserve"> </w:t>
-      </w:r>
-      <w:r>
-        <w:t xml:space="preserve">Finally, only experienced users on Prolific with an approval rate above 95, and minimum 300 previous submissions were allowed to participate.</w:t>
-      </w:r>
-      <w:r>
-        <w:t xml:space="preserve"> </w:t>
-      </w:r>
-      <w:r>
-        <w:t xml:space="preserve">An ethnically diverse sample was requested from Prolific.</w:t>
-      </w:r>
-    </w:p>
-    <w:p>
-      <w:pPr>
-        <w:pStyle w:val="Textkrper"/>
-      </w:pPr>
-      <w:r>
         <w:t xml:space="preserve">Power analysis indicated that a sample size of 148 participants would provide 0.8 power.</w:t>
       </w:r>
       <w:r>
         <w:t xml:space="preserve"> </w:t>
       </w:r>
       <w:r>
-        <w:t xml:space="preserve">Due to financial constraints, Bayesian stopping criteria allowed for early termination.</w:t>
-      </w:r>
-      <w:r>
-        <w:t xml:space="preserve"> </w:t>
-      </w:r>
-      <w:r>
-        <w:t xml:space="preserve">Recruitment continued until the region of practical equivalence (ROPE) showed no significant difference could be found between WET and NIW conditions.</w:t>
+        <w:t xml:space="preserve">Due to financial constraints, we preregistered a Bayesian stopping rule allowing for early termination: participants were recruited in increments of 30, and after each increment we evaluated whether 90% of the posterior distribution for the WET–NIW difference in end-of-treatment OASIS fell within a region of practical equivalence of ±2 points.</w:t>
+      </w:r>
+      <w:r>
+        <w:t xml:space="preserve"> </w:t>
+      </w:r>
+      <w:r>
+        <w:t xml:space="preserve">Recruitment stopped when this criterion was met.</w:t>
       </w:r>
     </w:p>
     <w:p>
@@ -1434,8 +1517,8 @@
         <w:t xml:space="preserve">The block randomization process was integrated into the experiment program code.</w:t>
       </w:r>
     </w:p>
-    <w:bookmarkEnd w:id="28"/>
-    <w:bookmarkStart w:id="29" w:name="measures"/>
+    <w:bookmarkEnd w:id="30"/>
+    <w:bookmarkStart w:id="31" w:name="measures"/>
     <w:p>
       <w:pPr>
         <w:pStyle w:val="berschrift2"/>
@@ -2042,11 +2125,25 @@
         <w:t xml:space="preserve"> </w:t>
       </w:r>
       <w:r>
-        <w:t xml:space="preserve">Inter-rater agreement was substantial (Cohen’s κ = 0.70, 95% CI [0.40, 1.00], 85.7% agreement).</w:t>
-      </w:r>
-    </w:p>
-    <w:bookmarkEnd w:id="29"/>
-    <w:bookmarkStart w:id="30" w:name="procedure"/>
+        <w:t xml:space="preserve">Inter-rater agreement was substantial (Cohen’s</w:t>
+      </w:r>
+      <w:r>
+        <w:t xml:space="preserve"> </w:t>
+      </w:r>
+      <m:oMath>
+        <m:r>
+          <m:t>κ</m:t>
+        </m:r>
+      </m:oMath>
+      <w:r>
+        <w:t xml:space="preserve"> </w:t>
+      </w:r>
+      <w:r>
+        <w:t xml:space="preserve">= 0.70, 95% CI [0.40, 1.00], 85.7% agreement).</w:t>
+      </w:r>
+    </w:p>
+    <w:bookmarkEnd w:id="31"/>
+    <w:bookmarkStart w:id="32" w:name="procedure"/>
     <w:p>
       <w:pPr>
         <w:pStyle w:val="berschrift2"/>
@@ -2144,8 +2241,8 @@
         <w:t xml:space="preserve">Participants were randomized into two groups: WET and NIW, they were later compared with a waitlist group.</w:t>
       </w:r>
     </w:p>
-    <w:bookmarkEnd w:id="30"/>
-    <w:bookmarkStart w:id="31" w:name="intervention"/>
+    <w:bookmarkEnd w:id="32"/>
+    <w:bookmarkStart w:id="33" w:name="intervention"/>
     <w:p>
       <w:pPr>
         <w:pStyle w:val="berschrift2"/>
@@ -2261,8 +2358,8 @@
         <w:t xml:space="preserve">Full instructions for the WET and NIW conditions, including psychoeducation materials, are provided in the supplementary materials.</w:t>
       </w:r>
     </w:p>
-    <w:bookmarkEnd w:id="31"/>
-    <w:bookmarkStart w:id="33" w:name="statistical-analysis"/>
+    <w:bookmarkEnd w:id="33"/>
+    <w:bookmarkStart w:id="35" w:name="statistical-analysis"/>
     <w:p>
       <w:pPr>
         <w:pStyle w:val="berschrift2"/>
@@ -2374,7 +2471,20 @@
         <w:t xml:space="preserve"> </w:t>
       </w:r>
       <w:r>
-        <w:t xml:space="preserve">(Andersson et al., 2013; Bollen &amp; Curran, 2006)</w:t>
+        <w:t xml:space="preserve">(Bollen &amp; Curran, 2006;</w:t>
+      </w:r>
+      <w:r>
+        <w:t xml:space="preserve"> </w:t>
+      </w:r>
+      <w:r>
+        <w:rPr>
+          <w:bCs/>
+          <w:b/>
+        </w:rPr>
+        <w:t xml:space="preserve">andersson35yearFollowInternetdeliveredCognitive2013?</w:t>
+      </w:r>
+      <w:r>
+        <w:t xml:space="preserve">)</w:t>
       </w:r>
       <w:r>
         <w:t xml:space="preserve">.</w:t>
@@ -3677,7 +3787,7 @@
         <w:t xml:space="preserve">.</w:t>
       </w:r>
     </w:p>
-    <w:bookmarkStart w:id="32" w:name="missing-data-and-estimation"/>
+    <w:bookmarkStart w:id="34" w:name="missing-data-and-estimation"/>
     <w:p>
       <w:pPr>
         <w:pStyle w:val="berschrift3"/>
@@ -3741,6 +3851,54 @@
         <w:t xml:space="preserve"> </w:t>
       </w:r>
       <w:r>
+        <w:t xml:space="preserve">We additionally assessed measurement-level fit using pointwise WAIC and PSIS: observations with WAIC pointwise penalty greater than 1</w:t>
+      </w:r>
+      <w:r>
+        <w:t xml:space="preserve"> </w:t>
+      </w:r>
+      <w:r>
+        <w:rPr>
+          <w:iCs/>
+          <w:i/>
+        </w:rPr>
+        <w:t xml:space="preserve">and</w:t>
+      </w:r>
+      <w:r>
+        <w:t xml:space="preserve"> </w:t>
+      </w:r>
+      <w:r>
+        <w:t xml:space="preserve">PSIS Pareto</w:t>
+      </w:r>
+      <w:r>
+        <w:t xml:space="preserve"> </w:t>
+      </w:r>
+      <m:oMath>
+        <m:r>
+          <m:t>k</m:t>
+        </m:r>
+      </m:oMath>
+      <w:r>
+        <w:t xml:space="preserve"> </w:t>
+      </w:r>
+      <w:r>
+        <w:t xml:space="preserve">greater than .5 were flagged for inspection, with potential exclusion if such observations were few and the model failed to fit them.</w:t>
+      </w:r>
+      <w:r>
+        <w:t xml:space="preserve"> </w:t>
+      </w:r>
+      <w:r>
+        <w:t xml:space="preserve">Across all 27 models in the study, flagged observations were rare (under 1% of all measurements; under 1% in any single model) and dispersed across measures, participants, and items; we therefore retained all observations.</w:t>
+      </w:r>
+      <w:r>
+        <w:t xml:space="preserve"> </w:t>
+      </w:r>
+      <w:r>
+        <w:t xml:space="preserve">Per-model diagnostics are reported in the supplementary material.</w:t>
+      </w:r>
+      <w:r>
+        <w:t xml:space="preserve"> </w:t>
+      </w:r>
+      <w:r>
         <w:t xml:space="preserve">We use a credible interval of 89%</w:t>
       </w:r>
       <w:r>
@@ -3753,10 +3911,10 @@
         <w:t xml:space="preserve">.</w:t>
       </w:r>
     </w:p>
-    <w:bookmarkEnd w:id="32"/>
-    <w:bookmarkEnd w:id="33"/>
     <w:bookmarkEnd w:id="34"/>
-    <w:bookmarkStart w:id="56" w:name="results"/>
+    <w:bookmarkEnd w:id="35"/>
+    <w:bookmarkEnd w:id="36"/>
+    <w:bookmarkStart w:id="58" w:name="results"/>
     <w:p>
       <w:pPr>
         <w:pStyle w:val="berschrift1"/>
@@ -3765,7 +3923,7 @@
         <w:t xml:space="preserve">Results</w:t>
       </w:r>
     </w:p>
-    <w:bookmarkStart w:id="40" w:name="participants-1"/>
+    <w:bookmarkStart w:id="42" w:name="participants-1"/>
     <w:p>
       <w:pPr>
         <w:pStyle w:val="berschrift2"/>
@@ -3946,18 +4104,18 @@
           <wp:inline>
             <wp:extent cx="5504749" cy="5504749"/>
             <wp:effectExtent b="0" l="0" r="0" t="0"/>
-            <wp:docPr descr="Figure 1: A CONSORT flowchart providing a detailed overview of the recruitment, randomization, and follow-up processes across the two active groups." title="" id="36" name="Picture"/>
+            <wp:docPr descr="Figure 1: A CONSORT flowchart providing a detailed overview of the recruitment, randomization, and follow-up processes across the two active groups." title="" id="38" name="Picture"/>
             <a:graphic>
               <a:graphicData uri="http://schemas.openxmlformats.org/drawingml/2006/picture">
                 <pic:pic>
                   <pic:nvPicPr>
-                    <pic:cNvPr descr="/home/eladzlot/projects/wet/docs/output/wet_files/figure-docx/consort-1.png" id="37" name="Picture"/>
+                    <pic:cNvPr descr="/home/eladzlot/projects/wet/docs/output/wet_files/figure-docx/consort-1.png" id="39" name="Picture"/>
                     <pic:cNvPicPr>
                       <a:picLocks noChangeArrowheads="1" noChangeAspect="1"/>
                     </pic:cNvPicPr>
                   </pic:nvPicPr>
                   <pic:blipFill>
-                    <a:blip r:embed="rId35"/>
+                    <a:blip r:embed="rId37"/>
                     <a:stretch>
                       <a:fillRect/>
                     </a:stretch>
@@ -3988,8 +4146,8 @@
       <w:pPr>
         <w:pStyle w:val="ImageCaption"/>
       </w:pPr>
-      <w:bookmarkStart w:id="38" w:name="fig:consort"/>
-      <w:bookmarkEnd w:id="38"/>
+      <w:bookmarkStart w:id="40" w:name="fig:consort"/>
+      <w:bookmarkEnd w:id="40"/>
       <w:r>
         <w:t xml:space="preserve">Figure 1: A CONSORT flowchart providing a detailed overview of the recruitment, randomization, and follow-up processes across the two active groups.</w:t>
       </w:r>
@@ -4072,8 +4230,8 @@
       <w:pPr>
         <w:pStyle w:val="TableCaption"/>
       </w:pPr>
-      <w:bookmarkStart w:id="39" w:name="tab:demographics"/>
-      <w:bookmarkEnd w:id="39"/>
+      <w:bookmarkStart w:id="41" w:name="tab:demographics"/>
+      <w:bookmarkEnd w:id="41"/>
       <w:r>
         <w:t xml:space="preserve">Table </w:t>
       </w:r>
@@ -5696,8 +5854,8 @@
         <w:t xml:space="preserve"> </w:t>
       </w:r>
     </w:p>
-    <w:bookmarkEnd w:id="40"/>
-    <w:bookmarkStart w:id="41" w:name="acceptability-and-credibility"/>
+    <w:bookmarkEnd w:id="42"/>
+    <w:bookmarkStart w:id="43" w:name="acceptability-and-credibility"/>
     <w:p>
       <w:pPr>
         <w:pStyle w:val="berschrift2"/>
@@ -5819,8 +5977,8 @@
         <w:t xml:space="preserve">.</w:t>
       </w:r>
     </w:p>
-    <w:bookmarkEnd w:id="41"/>
-    <w:bookmarkStart w:id="46" w:name="symptom-measures"/>
+    <w:bookmarkEnd w:id="43"/>
+    <w:bookmarkStart w:id="48" w:name="symptom-measures"/>
     <w:p>
       <w:pPr>
         <w:pStyle w:val="berschrift2"/>
@@ -5900,18 +6058,18 @@
           <wp:inline>
             <wp:extent cx="4587290" cy="3669832"/>
             <wp:effectExtent b="0" l="0" r="0" t="0"/>
-            <wp:docPr descr="Figure 2: Estimated treatment trajectories for each intervention based on the latent growth model. Values are adjusted for gender. WET = Written Exposure Therapy; NIW = Neutral Imagery Writing; OASIS = Overall Anxiety Severity and Impairment Scale. The time intervals between pre-treatment and post-treatment, and between post-treatment and followup 1 (FU1), were approximately one week. The interval between FU1 and followup 2 (FU2) was approximately two months, which is indicated by the dashed regression line. The shaded gray area represents the 89% credible interval (CI)." title="" id="43" name="Picture"/>
+            <wp:docPr descr="Figure 2: Estimated treatment trajectories for each intervention based on the latent growth model. Values are adjusted for gender. WET = Written Exposure Therapy; NIW = Neutral Imagery Writing; OASIS = Overall Anxiety Severity and Impairment Scale. The time intervals between pre-treatment and post-treatment, and between post-treatment and followup 1 (FU1), were approximately one week. The interval between FU1 and followup 2 (FU2) was approximately two months, which is indicated by the dashed regression line. The shaded gray area represents the 89% credible interval (CI)." title="" id="45" name="Picture"/>
             <a:graphic>
               <a:graphicData uri="http://schemas.openxmlformats.org/drawingml/2006/picture">
                 <pic:pic>
                   <pic:nvPicPr>
-                    <pic:cNvPr descr="/home/eladzlot/projects/wet/docs/output/wet_files/figure-docx/growth-1.png" id="44" name="Picture"/>
+                    <pic:cNvPr descr="/home/eladzlot/projects/wet/docs/output/wet_files/figure-docx/growth-1.png" id="46" name="Picture"/>
                     <pic:cNvPicPr>
                       <a:picLocks noChangeArrowheads="1" noChangeAspect="1"/>
                     </pic:cNvPicPr>
                   </pic:nvPicPr>
                   <pic:blipFill>
-                    <a:blip r:embed="rId42"/>
+                    <a:blip r:embed="rId44"/>
                     <a:stretch>
                       <a:fillRect/>
                     </a:stretch>
@@ -5942,8 +6100,8 @@
       <w:pPr>
         <w:pStyle w:val="ImageCaption"/>
       </w:pPr>
-      <w:bookmarkStart w:id="45" w:name="fig:growth"/>
-      <w:bookmarkEnd w:id="45"/>
+      <w:bookmarkStart w:id="47" w:name="fig:growth"/>
+      <w:bookmarkEnd w:id="47"/>
       <w:r>
         <w:t xml:space="preserve">Figure 2: Estimated treatment trajectories for each intervention based on the latent growth model. Values are adjusted for gender. WET = Written Exposure Therapy; NIW = Neutral Imagery Writing; OASIS = Overall Anxiety Severity and Impairment Scale. The time intervals between pre-treatment and post-treatment, and between post-treatment and followup 1 (FU1), were approximately one week. The interval between FU1 and followup 2 (FU2) was approximately two months, which is indicated by the dashed regression line. The shaded gray area represents the 89% credible interval (CI).</w:t>
       </w:r>
@@ -6313,8 +6471,8 @@
         <w:t xml:space="preserve">These outcomes were kept at the 2 month followup.</w:t>
       </w:r>
     </w:p>
-    <w:bookmarkEnd w:id="46"/>
-    <w:bookmarkStart w:id="47" w:name="engagement"/>
+    <w:bookmarkEnd w:id="48"/>
+    <w:bookmarkStart w:id="49" w:name="engagement"/>
     <w:p>
       <w:pPr>
         <w:pStyle w:val="berschrift2"/>
@@ -6443,8 +6601,8 @@
         <w:t xml:space="preserve">= 0.40, 89% CI [-0.05, 0.86], P(&gt;0) = 92%).</w:t>
       </w:r>
     </w:p>
-    <w:bookmarkEnd w:id="47"/>
-    <w:bookmarkStart w:id="48" w:name="treatment-processes"/>
+    <w:bookmarkEnd w:id="49"/>
+    <w:bookmarkStart w:id="50" w:name="treatment-processes"/>
     <w:p>
       <w:pPr>
         <w:pStyle w:val="berschrift2"/>
@@ -8183,8 +8341,8 @@
         <w:t xml:space="preserve">The other mechanisms did not improve and thus were not analyzed.</w:t>
       </w:r>
     </w:p>
-    <w:bookmarkEnd w:id="48"/>
-    <w:bookmarkStart w:id="49" w:name="mechanisms-of-change"/>
+    <w:bookmarkEnd w:id="50"/>
+    <w:bookmarkStart w:id="51" w:name="mechanisms-of-change"/>
     <w:p>
       <w:pPr>
         <w:pStyle w:val="berschrift2"/>
@@ -9213,8 +9371,8 @@
         <w:t xml:space="preserve"> </w:t>
       </w:r>
     </w:p>
-    <w:bookmarkEnd w:id="49"/>
-    <w:bookmarkStart w:id="54" w:name="response-to-core-threats"/>
+    <w:bookmarkEnd w:id="51"/>
+    <w:bookmarkStart w:id="56" w:name="response-to-core-threats"/>
     <w:p>
       <w:pPr>
         <w:pStyle w:val="berschrift2"/>
@@ -9267,18 +9425,18 @@
           <wp:inline>
             <wp:extent cx="4587290" cy="3669832"/>
             <wp:effectExtent b="0" l="0" r="0" t="0"/>
-            <wp:docPr descr="Figure 3: Trajectory of state anxiety as a function of time. Dashed lines are the trajectory of pre intervention measurements. Arrows are within session changes, pointing at the post intervention measure." title="" id="51" name="Picture"/>
+            <wp:docPr descr="Figure 3: Trajectory of state anxiety as a function of time. Dashed lines are the trajectory of pre intervention measurements. Arrows are within session changes, pointing at the post intervention measure." title="" id="53" name="Picture"/>
             <a:graphic>
               <a:graphicData uri="http://schemas.openxmlformats.org/drawingml/2006/picture">
                 <pic:pic>
                   <pic:nvPicPr>
-                    <pic:cNvPr descr="/home/eladzlot/projects/wet/docs/output/wet_files/figure-docx/stateanx-1.png" id="52" name="Picture"/>
+                    <pic:cNvPr descr="/home/eladzlot/projects/wet/docs/output/wet_files/figure-docx/stateanx-1.png" id="54" name="Picture"/>
                     <pic:cNvPicPr>
                       <a:picLocks noChangeArrowheads="1" noChangeAspect="1"/>
                     </pic:cNvPicPr>
                   </pic:nvPicPr>
                   <pic:blipFill>
-                    <a:blip r:embed="rId50"/>
+                    <a:blip r:embed="rId52"/>
                     <a:stretch>
                       <a:fillRect/>
                     </a:stretch>
@@ -9309,8 +9467,8 @@
       <w:pPr>
         <w:pStyle w:val="ImageCaption"/>
       </w:pPr>
-      <w:bookmarkStart w:id="53" w:name="fig:stateanx"/>
-      <w:bookmarkEnd w:id="53"/>
+      <w:bookmarkStart w:id="55" w:name="fig:stateanx"/>
+      <w:bookmarkEnd w:id="55"/>
       <w:r>
         <w:t xml:space="preserve">Figure 3: Trajectory of state anxiety as a function of time. Dashed lines are the trajectory of pre intervention measurements. Arrows are within session changes, pointing at the post intervention measure.</w:t>
       </w:r>
@@ -9475,8 +9633,8 @@
         <w:t xml:space="preserve">This trend suggests that participants may have become more accustomed to the task, potentially reflecting a process of habituation or extinction.</w:t>
       </w:r>
     </w:p>
-    <w:bookmarkEnd w:id="54"/>
-    <w:bookmarkStart w:id="55" w:name="acceptability-and-engagement"/>
+    <w:bookmarkEnd w:id="56"/>
+    <w:bookmarkStart w:id="57" w:name="acceptability-and-engagement"/>
     <w:p>
       <w:pPr>
         <w:pStyle w:val="berschrift2"/>
@@ -9525,9 +9683,9 @@
         <w:t xml:space="preserve">Participants who engaged tended to show greater improvement, particularly at the two-month follow-up.</w:t>
       </w:r>
     </w:p>
-    <w:bookmarkEnd w:id="55"/>
-    <w:bookmarkEnd w:id="56"/>
-    <w:bookmarkStart w:id="67" w:name="discussion"/>
+    <w:bookmarkEnd w:id="57"/>
+    <w:bookmarkEnd w:id="58"/>
+    <w:bookmarkStart w:id="69" w:name="discussion"/>
     <w:p>
       <w:pPr>
         <w:pStyle w:val="berschrift1"/>
@@ -9550,7 +9708,7 @@
         <w:t xml:space="preserve">Moreover, it highlights distress tolerance and anxiety levels regarding one’s core threat as key mechanisms of change.</w:t>
       </w:r>
     </w:p>
-    <w:bookmarkStart w:id="57" w:name="effectiveness-of-wet"/>
+    <w:bookmarkStart w:id="59" w:name="effectiveness-of-wet"/>
     <w:p>
       <w:pPr>
         <w:pStyle w:val="berschrift2"/>
@@ -9913,8 +10071,8 @@
         <w:t xml:space="preserve">Together, these findings suggest that self-guided WET is not only effective but also acceptable and feasible, while underscoring the importance of optimizing instructional clarity and engagement to maximize longer-term benefit.</w:t>
       </w:r>
     </w:p>
-    <w:bookmarkEnd w:id="57"/>
-    <w:bookmarkStart w:id="58" w:name="notes-on-technique"/>
+    <w:bookmarkEnd w:id="59"/>
+    <w:bookmarkStart w:id="60" w:name="notes-on-technique"/>
     <w:p>
       <w:pPr>
         <w:pStyle w:val="berschrift2"/>
@@ -10013,8 +10171,8 @@
         <w:t xml:space="preserve">The written records are also useful for research, enabling analysis of factors like exposure duration, narrative detail, and the specific language used to describe the threat.</w:t>
       </w:r>
     </w:p>
-    <w:bookmarkEnd w:id="58"/>
-    <w:bookmarkStart w:id="59" w:name="niw-as-an-intervention"/>
+    <w:bookmarkEnd w:id="60"/>
+    <w:bookmarkStart w:id="61" w:name="niw-as-an-intervention"/>
     <w:p>
       <w:pPr>
         <w:pStyle w:val="berschrift2"/>
@@ -10261,8 +10419,8 @@
         <w:t xml:space="preserve">The small sample size in the NIW condition (29 participants) limits generalizability, emphasizing the need for further research to confirm these effects and determine optimal contexts for each approach.</w:t>
       </w:r>
     </w:p>
-    <w:bookmarkEnd w:id="59"/>
-    <w:bookmarkStart w:id="62" w:name="how-wet-works"/>
+    <w:bookmarkEnd w:id="61"/>
+    <w:bookmarkStart w:id="64" w:name="how-wet-works"/>
     <w:p>
       <w:pPr>
         <w:pStyle w:val="berschrift2"/>
@@ -10312,7 +10470,7 @@
         <w:t xml:space="preserve">Additionally, change in the fear response to core threats between the first and second session predicted symptom change.</w:t>
       </w:r>
     </w:p>
-    <w:bookmarkStart w:id="60" w:name="distress-tolerance"/>
+    <w:bookmarkStart w:id="62" w:name="distress-tolerance"/>
     <w:p>
       <w:pPr>
         <w:pStyle w:val="berschrift3"/>
@@ -10474,8 +10632,8 @@
         <w:t xml:space="preserve">A nuanced approach may reveal distinct change pathways, informing tailored interventions that maximize impact across emotional disorders.</w:t>
       </w:r>
     </w:p>
-    <w:bookmarkEnd w:id="60"/>
-    <w:bookmarkStart w:id="61" w:name="responses-to-core-threats"/>
+    <w:bookmarkEnd w:id="62"/>
+    <w:bookmarkStart w:id="63" w:name="responses-to-core-threats"/>
     <w:p>
       <w:pPr>
         <w:pStyle w:val="berschrift3"/>
@@ -10761,9 +10919,9 @@
         <w:t xml:space="preserve">Nevertheless, a single-target design cannot encompass all personally relevant threats, and future studies should examine whether addressing multiple core threats sequentially or hierarchically yields added benefit.</w:t>
       </w:r>
     </w:p>
-    <w:bookmarkEnd w:id="61"/>
-    <w:bookmarkEnd w:id="62"/>
-    <w:bookmarkStart w:id="66" w:name="Xe2b067ee59b06d78adc3990c4e6cd963ede6858"/>
+    <w:bookmarkEnd w:id="63"/>
+    <w:bookmarkEnd w:id="64"/>
+    <w:bookmarkStart w:id="68" w:name="Xe2b067ee59b06d78adc3990c4e6cd963ede6858"/>
     <w:p>
       <w:pPr>
         <w:pStyle w:val="berschrift2"/>
@@ -10838,7 +10996,7 @@
         <w:br w:type="page"/>
       </w:r>
     </w:p>
-    <w:bookmarkStart w:id="63" w:name="author-contributions"/>
+    <w:bookmarkStart w:id="65" w:name="author-contributions"/>
     <w:p>
       <w:pPr>
         <w:pStyle w:val="berschrift3"/>
@@ -10851,7 +11009,7 @@
       <w:pPr>
         <w:numPr>
           <w:ilvl w:val="0"/>
-          <w:numId w:val="1002"/>
+          <w:numId w:val="1003"/>
         </w:numPr>
         <w:pStyle w:val="Compact"/>
       </w:pPr>
@@ -10873,7 +11031,7 @@
       <w:pPr>
         <w:numPr>
           <w:ilvl w:val="0"/>
-          <w:numId w:val="1002"/>
+          <w:numId w:val="1003"/>
         </w:numPr>
         <w:pStyle w:val="Compact"/>
       </w:pPr>
@@ -10895,7 +11053,7 @@
       <w:pPr>
         <w:numPr>
           <w:ilvl w:val="0"/>
-          <w:numId w:val="1002"/>
+          <w:numId w:val="1003"/>
         </w:numPr>
         <w:pStyle w:val="Compact"/>
       </w:pPr>
@@ -10917,7 +11075,7 @@
       <w:pPr>
         <w:numPr>
           <w:ilvl w:val="0"/>
-          <w:numId w:val="1002"/>
+          <w:numId w:val="1003"/>
         </w:numPr>
         <w:pStyle w:val="Compact"/>
       </w:pPr>
@@ -10935,8 +11093,8 @@
         <w:t xml:space="preserve">Conceptualization, Supervision, Resources, Writing - Review &amp; Editing, Funding acquisition</w:t>
       </w:r>
     </w:p>
-    <w:bookmarkEnd w:id="63"/>
-    <w:bookmarkStart w:id="64" w:name="conflicts-of-interest"/>
+    <w:bookmarkEnd w:id="65"/>
+    <w:bookmarkStart w:id="66" w:name="conflicts-of-interest"/>
     <w:p>
       <w:pPr>
         <w:pStyle w:val="berschrift3"/>
@@ -10953,8 +11111,8 @@
         <w:t xml:space="preserve">The authors declare that there were no conflicts of interest with respect to the authorship or the publication of this article.</w:t>
       </w:r>
     </w:p>
-    <w:bookmarkEnd w:id="64"/>
-    <w:bookmarkStart w:id="65" w:name="funding"/>
+    <w:bookmarkEnd w:id="66"/>
+    <w:bookmarkStart w:id="67" w:name="funding"/>
     <w:p>
       <w:pPr>
         <w:pStyle w:val="berschrift3"/>
@@ -10976,9 +11134,9 @@
         <w:br w:type="page"/>
       </w:r>
     </w:p>
-    <w:bookmarkEnd w:id="65"/>
-    <w:bookmarkEnd w:id="66"/>
     <w:bookmarkEnd w:id="67"/>
+    <w:bookmarkEnd w:id="68"/>
+    <w:bookmarkEnd w:id="69"/>
     <w:bookmarkStart w:id="254" w:name="references"/>
     <w:p>
       <w:pPr>
@@ -10989,7 +11147,7 @@
       </w:r>
     </w:p>
     <w:bookmarkStart w:id="253" w:name="refs"/>
-    <w:bookmarkStart w:id="68" w:name="X73fc2fa593475e0be5d24e144e64fbbb1fb8941"/>
+    <w:bookmarkStart w:id="70" w:name="X73fc2fa593475e0be5d24e144e64fbbb1fb8941"/>
     <w:p>
       <w:pPr>
         <w:pStyle w:val="Literaturverzeichnis"/>
@@ -11023,53 +11181,6 @@
       <w:r>
         <w:t xml:space="preserve">(7), 407–416.</w:t>
       </w:r>
-    </w:p>
-    <w:bookmarkEnd w:id="68"/>
-    <w:bookmarkStart w:id="70" w:name="X79acd31114d03a90c69c782e48c113887a33fec"/>
-    <w:p>
-      <w:pPr>
-        <w:pStyle w:val="Literaturverzeichnis"/>
-      </w:pPr>
-      <w:r>
-        <w:t xml:space="preserve">Andersson, G., Hesser, H., Hummerdal, D., Bergman-Nordgren, L., &amp; Carlbring, P. (2013). A 3.5-year follow-up of Internet-delivered cognitive behavior therapy for major depression.</w:t>
-      </w:r>
-      <w:r>
-        <w:t xml:space="preserve"> </w:t>
-      </w:r>
-      <w:r>
-        <w:rPr>
-          <w:iCs/>
-          <w:i/>
-        </w:rPr>
-        <w:t xml:space="preserve">Journal of Mental Health</w:t>
-      </w:r>
-      <w:r>
-        <w:t xml:space="preserve">,</w:t>
-      </w:r>
-      <w:r>
-        <w:t xml:space="preserve"> </w:t>
-      </w:r>
-      <w:r>
-        <w:rPr>
-          <w:iCs/>
-          <w:i/>
-        </w:rPr>
-        <w:t xml:space="preserve">22</w:t>
-      </w:r>
-      <w:r>
-        <w:t xml:space="preserve">(2), 155–164.</w:t>
-      </w:r>
-      <w:r>
-        <w:t xml:space="preserve"> </w:t>
-      </w:r>
-      <w:hyperlink r:id="rId69">
-        <w:r>
-          <w:rPr>
-            <w:rStyle w:val="Hyperlink"/>
-          </w:rPr>
-          <w:t xml:space="preserve">https://doi.org/10.3109/09638237.2011.608747</w:t>
-        </w:r>
-      </w:hyperlink>
     </w:p>
     <w:bookmarkEnd w:id="70"/>
     <w:bookmarkStart w:id="72" w:name="X0917e160e1f40ce705d4e2e3369a61c883c1f8d"/>
@@ -16540,6 +16651,9 @@
     </w:lvlOverride>
   </w:num>
   <w:num w:numId="1002">
+    <w:abstractNumId w:val="991"/>
+  </w:num>
+  <w:num w:numId="1003">
     <w:abstractNumId w:val="991"/>
   </w:num>
 </w:numbering>
